--- a/ML Sequence/TP5-Transformer/Seance Transformer.docx
+++ b/ML Sequence/TP5-Transformer/Seance Transformer.docx
@@ -822,6 +822,7 @@
         </w:rPr>
         <w:t xml:space="preserve"> into a sequence of embeddings of size </w:t>
       </w:r>
+      <w:proofErr w:type="spellStart"/>
       <w:r>
         <w:rPr>
           <w:bCs/>
@@ -831,6 +832,7 @@
         </w:rPr>
         <w:t>hidden_size</w:t>
       </w:r>
+      <w:proofErr w:type="spellEnd"/>
       <w:r>
         <w:rPr>
           <w:bCs/>
@@ -915,14 +917,41 @@
           <w:iCs/>
           <w:lang w:val="en-US"/>
         </w:rPr>
-        <w:t xml:space="preserve">The encoder-decodeur bloc is implemented in the </w:t>
-      </w:r>
-      <w:r>
-        <w:rPr>
-          <w:bCs/>
-          <w:lang w:val="en-US"/>
-        </w:rPr>
-        <w:t>pytorch library</w:t>
+        <w:t>The encoder-</w:t>
+      </w:r>
+      <w:proofErr w:type="spellStart"/>
+      <w:r>
+        <w:rPr>
+          <w:bCs/>
+          <w:iCs/>
+          <w:lang w:val="en-US"/>
+        </w:rPr>
+        <w:t>decodeur</w:t>
+      </w:r>
+      <w:proofErr w:type="spellEnd"/>
+      <w:r>
+        <w:rPr>
+          <w:bCs/>
+          <w:iCs/>
+          <w:lang w:val="en-US"/>
+        </w:rPr>
+        <w:t xml:space="preserve"> bloc is implemented in the </w:t>
+      </w:r>
+      <w:proofErr w:type="spellStart"/>
+      <w:r>
+        <w:rPr>
+          <w:bCs/>
+          <w:lang w:val="en-US"/>
+        </w:rPr>
+        <w:t>pytorch</w:t>
+      </w:r>
+      <w:proofErr w:type="spellEnd"/>
+      <w:r>
+        <w:rPr>
+          <w:bCs/>
+          <w:lang w:val="en-US"/>
+        </w:rPr>
+        <w:t xml:space="preserve"> library</w:t>
       </w:r>
       <w:r>
         <w:rPr>
@@ -952,14 +981,32 @@
           <w:i/>
           <w:lang w:val="en-US"/>
         </w:rPr>
-        <w:t xml:space="preserve"> pytorch.nn.Transformer()</w:t>
-      </w:r>
+        <w:t xml:space="preserve"> </w:t>
+      </w:r>
+      <w:proofErr w:type="spellStart"/>
       <w:r>
         <w:rPr>
           <w:bCs/>
           <w:i/>
           <w:lang w:val="en-US"/>
         </w:rPr>
+        <w:t>pytorch.nn.Transformer</w:t>
+      </w:r>
+      <w:proofErr w:type="spellEnd"/>
+      <w:r>
+        <w:rPr>
+          <w:bCs/>
+          <w:i/>
+          <w:lang w:val="en-US"/>
+        </w:rPr>
+        <w:t>()</w:t>
+      </w:r>
+      <w:r>
+        <w:rPr>
+          <w:bCs/>
+          <w:i/>
+          <w:lang w:val="en-US"/>
+        </w:rPr>
         <w:t xml:space="preserve">. </w:t>
       </w:r>
       <w:r>
@@ -983,6 +1030,7 @@
         </w:rPr>
         <w:t>(</w:t>
       </w:r>
+      <w:proofErr w:type="spellStart"/>
       <w:r>
         <w:rPr>
           <w:bCs/>
@@ -992,6 +1040,7 @@
         </w:rPr>
         <w:t>x_embedding</w:t>
       </w:r>
+      <w:proofErr w:type="spellEnd"/>
       <w:r>
         <w:rPr>
           <w:bCs/>
@@ -1011,7 +1060,15 @@
           <w:bCs/>
           <w:lang w:val="en-US"/>
         </w:rPr>
-        <w:t>(y_</w:t>
+        <w:t>(</w:t>
+      </w:r>
+      <w:proofErr w:type="spellStart"/>
+      <w:r>
+        <w:rPr>
+          <w:bCs/>
+          <w:lang w:val="en-US"/>
+        </w:rPr>
+        <w:t>y_</w:t>
       </w:r>
       <w:r>
         <w:rPr>
@@ -1022,6 +1079,7 @@
         </w:rPr>
         <w:t>embedding</w:t>
       </w:r>
+      <w:proofErr w:type="spellEnd"/>
       <w:r>
         <w:rPr>
           <w:bCs/>
@@ -1072,6 +1130,7 @@
           <w:lang w:val="en-US"/>
         </w:rPr>
       </w:pPr>
+      <w:proofErr w:type="spellStart"/>
       <w:r>
         <w:rPr>
           <w:bCs/>
@@ -1079,7 +1138,17 @@
           <w:iCs/>
           <w:lang w:val="en-US"/>
         </w:rPr>
-        <w:t xml:space="preserve">hidden_size </w:t>
+        <w:t>hidden_size</w:t>
+      </w:r>
+      <w:proofErr w:type="spellEnd"/>
+      <w:r>
+        <w:rPr>
+          <w:bCs/>
+          <w:i/>
+          <w:iCs/>
+          <w:lang w:val="en-US"/>
+        </w:rPr>
+        <w:t xml:space="preserve"> </w:t>
       </w:r>
       <w:r>
         <w:rPr>
@@ -1114,6 +1183,7 @@
           <w:lang w:val="en-US"/>
         </w:rPr>
       </w:pPr>
+      <w:proofErr w:type="spellStart"/>
       <w:r>
         <w:rPr>
           <w:bCs/>
@@ -1123,6 +1193,7 @@
         </w:rPr>
         <w:t>Num_layers</w:t>
       </w:r>
+      <w:proofErr w:type="spellEnd"/>
       <w:r>
         <w:rPr>
           <w:bCs/>
@@ -1147,6 +1218,7 @@
           <w:lang w:val="en-US"/>
         </w:rPr>
       </w:pPr>
+      <w:proofErr w:type="spellStart"/>
       <w:r>
         <w:rPr>
           <w:bCs/>
@@ -1154,7 +1226,17 @@
           <w:iCs/>
           <w:lang w:val="en-US"/>
         </w:rPr>
-        <w:t xml:space="preserve">Num_heads </w:t>
+        <w:t>Num_heads</w:t>
+      </w:r>
+      <w:proofErr w:type="spellEnd"/>
+      <w:r>
+        <w:rPr>
+          <w:bCs/>
+          <w:i/>
+          <w:iCs/>
+          <w:lang w:val="en-US"/>
+        </w:rPr>
+        <w:t xml:space="preserve"> </w:t>
       </w:r>
       <w:r>
         <w:rPr>
@@ -1208,7 +1290,39 @@
           <w:bCs/>
           <w:lang w:val="en-US"/>
         </w:rPr>
-        <w:t xml:space="preserve"> the fraction of droped out (freezed) parameters at each update of the parameter. This prevents from over fitting the training dataset during training.</w:t>
+        <w:t xml:space="preserve"> the fraction of </w:t>
+      </w:r>
+      <w:proofErr w:type="spellStart"/>
+      <w:r>
+        <w:rPr>
+          <w:bCs/>
+          <w:lang w:val="en-US"/>
+        </w:rPr>
+        <w:t>droped</w:t>
+      </w:r>
+      <w:proofErr w:type="spellEnd"/>
+      <w:r>
+        <w:rPr>
+          <w:bCs/>
+          <w:lang w:val="en-US"/>
+        </w:rPr>
+        <w:t xml:space="preserve"> out (</w:t>
+      </w:r>
+      <w:proofErr w:type="spellStart"/>
+      <w:r>
+        <w:rPr>
+          <w:bCs/>
+          <w:lang w:val="en-US"/>
+        </w:rPr>
+        <w:t>freezed</w:t>
+      </w:r>
+      <w:proofErr w:type="spellEnd"/>
+      <w:r>
+        <w:rPr>
+          <w:bCs/>
+          <w:lang w:val="en-US"/>
+        </w:rPr>
+        <w:t>) parameters at each update of the parameter. This prevents from over fitting the training dataset during training.</w:t>
       </w:r>
     </w:p>
     <w:p>
@@ -1227,6 +1341,7 @@
           <w:lang w:val="en-US"/>
         </w:rPr>
       </w:pPr>
+      <w:proofErr w:type="spellStart"/>
       <w:r>
         <w:rPr>
           <w:bCs/>
@@ -1236,6 +1351,7 @@
         </w:rPr>
         <w:t>Num_classes</w:t>
       </w:r>
+      <w:proofErr w:type="spellEnd"/>
       <w:r>
         <w:rPr>
           <w:bCs/>
@@ -1498,8 +1614,17 @@
           <w:bCs/>
           <w:lang w:val="en-US"/>
         </w:rPr>
-        <w:t>your environement</w:t>
-      </w:r>
+        <w:t xml:space="preserve">your </w:t>
+      </w:r>
+      <w:proofErr w:type="spellStart"/>
+      <w:r>
+        <w:rPr>
+          <w:bCs/>
+          <w:lang w:val="en-US"/>
+        </w:rPr>
+        <w:t>environement</w:t>
+      </w:r>
+      <w:proofErr w:type="spellEnd"/>
       <w:r>
         <w:rPr>
           <w:bCs/>
@@ -1552,8 +1677,18 @@
           <w:bCs/>
           <w:lang w:val="en-US"/>
         </w:rPr>
-        <w:t>Main-Transformer.ipynb</w:t>
-      </w:r>
+        <w:t>Main-</w:t>
+      </w:r>
+      <w:proofErr w:type="spellStart"/>
+      <w:r>
+        <w:rPr>
+          <w:rFonts w:ascii="Courier New" w:hAnsi="Courier New" w:cs="Courier New"/>
+          <w:bCs/>
+          <w:lang w:val="en-US"/>
+        </w:rPr>
+        <w:t>Transformer.ipynb</w:t>
+      </w:r>
+      <w:proofErr w:type="spellEnd"/>
     </w:p>
     <w:p>
       <w:pPr>
@@ -1605,6 +1740,7 @@
         </w:rPr>
         <w:t xml:space="preserve"> </w:t>
       </w:r>
+      <w:proofErr w:type="spellStart"/>
       <w:r>
         <w:rPr>
           <w:b/>
@@ -1614,6 +1750,7 @@
         </w:rPr>
         <w:t>ColabNotebooks</w:t>
       </w:r>
+      <w:proofErr w:type="spellEnd"/>
       <w:r>
         <w:rPr>
           <w:bCs/>
@@ -1686,8 +1823,9 @@
           <w:iCs/>
           <w:lang w:val="en-US"/>
         </w:rPr>
-        <w:t>/content/sample</w:t>
-      </w:r>
+        <w:t>/content/</w:t>
+      </w:r>
+      <w:proofErr w:type="spellStart"/>
       <w:r>
         <w:rPr>
           <w:bCs/>
@@ -1695,7 +1833,7 @@
           <w:iCs/>
           <w:lang w:val="en-US"/>
         </w:rPr>
-        <w:t>_</w:t>
+        <w:t>sample</w:t>
       </w:r>
       <w:r>
         <w:rPr>
@@ -1704,8 +1842,18 @@
           <w:iCs/>
           <w:lang w:val="en-US"/>
         </w:rPr>
+        <w:t>_</w:t>
+      </w:r>
+      <w:r>
+        <w:rPr>
+          <w:bCs/>
+          <w:i/>
+          <w:iCs/>
+          <w:lang w:val="en-US"/>
+        </w:rPr>
         <w:t>data</w:t>
       </w:r>
+      <w:proofErr w:type="spellEnd"/>
       <w:r>
         <w:rPr>
           <w:bCs/>
@@ -1819,8 +1967,18 @@
           <w:bCs/>
           <w:lang w:val="en-US"/>
         </w:rPr>
-        <w:t>Main-Transformer.ipynb</w:t>
-      </w:r>
+        <w:t>Main-</w:t>
+      </w:r>
+      <w:proofErr w:type="spellStart"/>
+      <w:r>
+        <w:rPr>
+          <w:rFonts w:ascii="Courier New" w:hAnsi="Courier New" w:cs="Courier New"/>
+          <w:bCs/>
+          <w:lang w:val="en-US"/>
+        </w:rPr>
+        <w:t>Transformer.ipynb</w:t>
+      </w:r>
+      <w:proofErr w:type="spellEnd"/>
       <w:r>
         <w:rPr>
           <w:rFonts w:ascii="Courier New" w:hAnsi="Courier New" w:cs="Courier New"/>
@@ -1875,7 +2033,29 @@
           <w:szCs w:val="21"/>
           <w:lang w:val="en-US"/>
         </w:rPr>
-        <w:t xml:space="preserve"> google.colab </w:t>
+        <w:t xml:space="preserve"> </w:t>
+      </w:r>
+      <w:proofErr w:type="spellStart"/>
+      <w:r>
+        <w:rPr>
+          <w:rFonts w:ascii="Courier New" w:hAnsi="Courier New" w:cs="Courier New"/>
+          <w:color w:val="000000"/>
+          <w:sz w:val="21"/>
+          <w:szCs w:val="21"/>
+          <w:lang w:val="en-US"/>
+        </w:rPr>
+        <w:t>google.colab</w:t>
+      </w:r>
+      <w:proofErr w:type="spellEnd"/>
+      <w:r>
+        <w:rPr>
+          <w:rFonts w:ascii="Courier New" w:hAnsi="Courier New" w:cs="Courier New"/>
+          <w:color w:val="000000"/>
+          <w:sz w:val="21"/>
+          <w:szCs w:val="21"/>
+          <w:lang w:val="en-US"/>
+        </w:rPr>
+        <w:t xml:space="preserve"> </w:t>
       </w:r>
       <w:r>
         <w:rPr>
@@ -1920,6 +2100,7 @@
         </w:rPr>
         <w:t>!</w:t>
       </w:r>
+      <w:proofErr w:type="spellStart"/>
       <w:r>
         <w:rPr>
           <w:rFonts w:ascii="Courier New" w:hAnsi="Courier New" w:cs="Courier New"/>
@@ -1928,7 +2109,18 @@
           <w:szCs w:val="21"/>
           <w:lang w:val="en-US"/>
         </w:rPr>
-        <w:t>mkdir -p drive</w:t>
+        <w:t>mkdir</w:t>
+      </w:r>
+      <w:proofErr w:type="spellEnd"/>
+      <w:r>
+        <w:rPr>
+          <w:rFonts w:ascii="Courier New" w:hAnsi="Courier New" w:cs="Courier New"/>
+          <w:color w:val="000000"/>
+          <w:sz w:val="21"/>
+          <w:szCs w:val="21"/>
+          <w:lang w:val="en-US"/>
+        </w:rPr>
+        <w:t xml:space="preserve"> -p drive</w:t>
       </w:r>
     </w:p>
     <w:p>
@@ -1943,6 +2135,7 @@
           <w:lang w:val="en-US"/>
         </w:rPr>
       </w:pPr>
+      <w:proofErr w:type="spellStart"/>
       <w:r>
         <w:rPr>
           <w:rFonts w:ascii="Courier New" w:hAnsi="Courier New" w:cs="Courier New"/>
@@ -1951,7 +2144,18 @@
           <w:szCs w:val="21"/>
           <w:lang w:val="en-US"/>
         </w:rPr>
-        <w:t>drive.mount(</w:t>
+        <w:t>drive.mount</w:t>
+      </w:r>
+      <w:proofErr w:type="spellEnd"/>
+      <w:r>
+        <w:rPr>
+          <w:rFonts w:ascii="Courier New" w:hAnsi="Courier New" w:cs="Courier New"/>
+          <w:color w:val="000000"/>
+          <w:sz w:val="21"/>
+          <w:szCs w:val="21"/>
+          <w:lang w:val="en-US"/>
+        </w:rPr>
+        <w:t>(</w:t>
       </w:r>
       <w:r>
         <w:rPr>
@@ -1971,7 +2175,29 @@
           <w:szCs w:val="21"/>
           <w:lang w:val="en-US"/>
         </w:rPr>
-        <w:t>,force_remount=</w:t>
+        <w:t>,</w:t>
+      </w:r>
+      <w:proofErr w:type="spellStart"/>
+      <w:r>
+        <w:rPr>
+          <w:rFonts w:ascii="Courier New" w:hAnsi="Courier New" w:cs="Courier New"/>
+          <w:color w:val="000000"/>
+          <w:sz w:val="21"/>
+          <w:szCs w:val="21"/>
+          <w:lang w:val="en-US"/>
+        </w:rPr>
+        <w:t>force_remount</w:t>
+      </w:r>
+      <w:proofErr w:type="spellEnd"/>
+      <w:r>
+        <w:rPr>
+          <w:rFonts w:ascii="Courier New" w:hAnsi="Courier New" w:cs="Courier New"/>
+          <w:color w:val="000000"/>
+          <w:sz w:val="21"/>
+          <w:szCs w:val="21"/>
+          <w:lang w:val="en-US"/>
+        </w:rPr>
+        <w:t>=</w:t>
       </w:r>
       <w:r>
         <w:rPr>
@@ -2014,8 +2240,42 @@
           <w:szCs w:val="21"/>
           <w:lang w:val="en-US"/>
         </w:rPr>
-        <w:t>#!cd /content/drive/MyDrive/ColabNotebooks</w:t>
-      </w:r>
+        <w:t>#!cd /content/drive/</w:t>
+      </w:r>
+      <w:proofErr w:type="spellStart"/>
+      <w:r>
+        <w:rPr>
+          <w:rFonts w:ascii="Courier New" w:hAnsi="Courier New" w:cs="Courier New"/>
+          <w:color w:val="008000"/>
+          <w:sz w:val="21"/>
+          <w:szCs w:val="21"/>
+          <w:lang w:val="en-US"/>
+        </w:rPr>
+        <w:t>MyDrive</w:t>
+      </w:r>
+      <w:proofErr w:type="spellEnd"/>
+      <w:r>
+        <w:rPr>
+          <w:rFonts w:ascii="Courier New" w:hAnsi="Courier New" w:cs="Courier New"/>
+          <w:color w:val="008000"/>
+          <w:sz w:val="21"/>
+          <w:szCs w:val="21"/>
+          <w:lang w:val="en-US"/>
+        </w:rPr>
+        <w:t>/</w:t>
+      </w:r>
+      <w:proofErr w:type="spellStart"/>
+      <w:r>
+        <w:rPr>
+          <w:rFonts w:ascii="Courier New" w:hAnsi="Courier New" w:cs="Courier New"/>
+          <w:color w:val="008000"/>
+          <w:sz w:val="21"/>
+          <w:szCs w:val="21"/>
+          <w:lang w:val="en-US"/>
+        </w:rPr>
+        <w:t>ColabNotebooks</w:t>
+      </w:r>
+      <w:proofErr w:type="spellEnd"/>
     </w:p>
     <w:p>
       <w:pPr>
@@ -2112,8 +2372,18 @@
           <w:color w:val="FF0000"/>
           <w:lang w:val="en-US"/>
         </w:rPr>
-        <w:t>Modifier le type d’exécution</w:t>
-      </w:r>
+        <w:t xml:space="preserve">Modifier le type </w:t>
+      </w:r>
+      <w:proofErr w:type="spellStart"/>
+      <w:r>
+        <w:rPr>
+          <w:bCs/>
+          <w:color w:val="FF0000"/>
+          <w:lang w:val="en-US"/>
+        </w:rPr>
+        <w:t>d’exécution</w:t>
+      </w:r>
+      <w:proofErr w:type="spellEnd"/>
       <w:r>
         <w:rPr>
           <w:bCs/>
@@ -2293,6 +2563,7 @@
           <w:lang w:val="en-US"/>
         </w:rPr>
       </w:pPr>
+      <w:proofErr w:type="spellStart"/>
       <w:r>
         <w:rPr>
           <w:rFonts w:ascii="Courier New" w:hAnsi="Courier New" w:cs="Courier New"/>
@@ -2301,7 +2572,18 @@
           <w:szCs w:val="21"/>
           <w:lang w:val="en-US"/>
         </w:rPr>
-        <w:t>sys.path.append(</w:t>
+        <w:t>sys.path.append</w:t>
+      </w:r>
+      <w:proofErr w:type="spellEnd"/>
+      <w:r>
+        <w:rPr>
+          <w:rFonts w:ascii="Courier New" w:hAnsi="Courier New" w:cs="Courier New"/>
+          <w:color w:val="000000"/>
+          <w:sz w:val="21"/>
+          <w:szCs w:val="21"/>
+          <w:lang w:val="en-US"/>
+        </w:rPr>
+        <w:t>(</w:t>
       </w:r>
       <w:r>
         <w:rPr>
@@ -2311,7 +2593,51 @@
           <w:szCs w:val="21"/>
           <w:lang w:val="en-US"/>
         </w:rPr>
-        <w:t>'/content/drive/MyDrive/ColabNotebooks'</w:t>
+        <w:t>'/content/drive/</w:t>
+      </w:r>
+      <w:proofErr w:type="spellStart"/>
+      <w:r>
+        <w:rPr>
+          <w:rFonts w:ascii="Courier New" w:hAnsi="Courier New" w:cs="Courier New"/>
+          <w:color w:val="A31515"/>
+          <w:sz w:val="21"/>
+          <w:szCs w:val="21"/>
+          <w:lang w:val="en-US"/>
+        </w:rPr>
+        <w:t>MyDrive</w:t>
+      </w:r>
+      <w:proofErr w:type="spellEnd"/>
+      <w:r>
+        <w:rPr>
+          <w:rFonts w:ascii="Courier New" w:hAnsi="Courier New" w:cs="Courier New"/>
+          <w:color w:val="A31515"/>
+          <w:sz w:val="21"/>
+          <w:szCs w:val="21"/>
+          <w:lang w:val="en-US"/>
+        </w:rPr>
+        <w:t>/</w:t>
+      </w:r>
+      <w:proofErr w:type="spellStart"/>
+      <w:r>
+        <w:rPr>
+          <w:rFonts w:ascii="Courier New" w:hAnsi="Courier New" w:cs="Courier New"/>
+          <w:color w:val="A31515"/>
+          <w:sz w:val="21"/>
+          <w:szCs w:val="21"/>
+          <w:lang w:val="en-US"/>
+        </w:rPr>
+        <w:t>ColabNotebooks</w:t>
+      </w:r>
+      <w:proofErr w:type="spellEnd"/>
+      <w:r>
+        <w:rPr>
+          <w:rFonts w:ascii="Courier New" w:hAnsi="Courier New" w:cs="Courier New"/>
+          <w:color w:val="A31515"/>
+          <w:sz w:val="21"/>
+          <w:szCs w:val="21"/>
+          <w:lang w:val="en-US"/>
+        </w:rPr>
+        <w:t>'</w:t>
       </w:r>
       <w:r>
         <w:rPr>
@@ -2386,8 +2712,17 @@
           <w:bCs/>
           <w:lang w:val="en-US"/>
         </w:rPr>
-        <w:t xml:space="preserve"> ColabNoteBooks</w:t>
-      </w:r>
+        <w:t xml:space="preserve"> </w:t>
+      </w:r>
+      <w:proofErr w:type="spellStart"/>
+      <w:r>
+        <w:rPr>
+          <w:bCs/>
+          <w:lang w:val="en-US"/>
+        </w:rPr>
+        <w:t>ColabNoteBooks</w:t>
+      </w:r>
+      <w:proofErr w:type="spellEnd"/>
       <w:r>
         <w:rPr>
           <w:bCs/>
@@ -2407,7 +2742,23 @@
           <w:bCs/>
           <w:lang w:val="en-US"/>
         </w:rPr>
-        <w:t>d content the TRANSFORMER.py module as well as the Main-Transformer.ipynt notebook.</w:t>
+        <w:t>d content the TRANSFORMER.py module as well as the Main-</w:t>
+      </w:r>
+      <w:proofErr w:type="spellStart"/>
+      <w:r>
+        <w:rPr>
+          <w:bCs/>
+          <w:lang w:val="en-US"/>
+        </w:rPr>
+        <w:t>Transformer.ipynt</w:t>
+      </w:r>
+      <w:proofErr w:type="spellEnd"/>
+      <w:r>
+        <w:rPr>
+          <w:bCs/>
+          <w:lang w:val="en-US"/>
+        </w:rPr>
+        <w:t xml:space="preserve"> notebook.</w:t>
       </w:r>
     </w:p>
     <w:p>
@@ -2544,8 +2895,19 @@
           <w:szCs w:val="32"/>
           <w:lang w:val="en-US"/>
         </w:rPr>
-        <w:t>with Pytorch</w:t>
-      </w:r>
+        <w:t xml:space="preserve">with </w:t>
+      </w:r>
+      <w:proofErr w:type="spellStart"/>
+      <w:r>
+        <w:rPr>
+          <w:b/>
+          <w:sz w:val="32"/>
+          <w:szCs w:val="32"/>
+          <w:lang w:val="en-US"/>
+        </w:rPr>
+        <w:t>Pytorch</w:t>
+      </w:r>
+      <w:proofErr w:type="spellEnd"/>
     </w:p>
     <w:p>
       <w:pPr>
@@ -2657,6 +3019,7 @@
         </w:rPr>
         <w:t xml:space="preserve"> </w:t>
       </w:r>
+      <w:proofErr w:type="spellStart"/>
       <w:r>
         <w:rPr>
           <w:rFonts w:ascii="Courier New" w:hAnsi="Courier New" w:cs="Courier New"/>
@@ -2675,8 +3038,64 @@
           <w:szCs w:val="15"/>
           <w:lang w:val="en-US"/>
         </w:rPr>
-        <w:t xml:space="preserve">.positional_encoding_layer = PositionalEncoding(dim_model = </w:t>
-      </w:r>
+        <w:t>.positional_encoding_layer</w:t>
+      </w:r>
+      <w:proofErr w:type="spellEnd"/>
+      <w:r>
+        <w:rPr>
+          <w:rFonts w:ascii="Courier New" w:hAnsi="Courier New" w:cs="Courier New"/>
+          <w:color w:val="000000"/>
+          <w:sz w:val="15"/>
+          <w:szCs w:val="15"/>
+          <w:lang w:val="en-US"/>
+        </w:rPr>
+        <w:t xml:space="preserve"> = </w:t>
+      </w:r>
+      <w:proofErr w:type="spellStart"/>
+      <w:r>
+        <w:rPr>
+          <w:rFonts w:ascii="Courier New" w:hAnsi="Courier New" w:cs="Courier New"/>
+          <w:color w:val="000000"/>
+          <w:sz w:val="15"/>
+          <w:szCs w:val="15"/>
+          <w:lang w:val="en-US"/>
+        </w:rPr>
+        <w:t>PositionalEncoding</w:t>
+      </w:r>
+      <w:proofErr w:type="spellEnd"/>
+      <w:r>
+        <w:rPr>
+          <w:rFonts w:ascii="Courier New" w:hAnsi="Courier New" w:cs="Courier New"/>
+          <w:color w:val="000000"/>
+          <w:sz w:val="15"/>
+          <w:szCs w:val="15"/>
+          <w:lang w:val="en-US"/>
+        </w:rPr>
+        <w:t>(</w:t>
+      </w:r>
+      <w:proofErr w:type="spellStart"/>
+      <w:r>
+        <w:rPr>
+          <w:rFonts w:ascii="Courier New" w:hAnsi="Courier New" w:cs="Courier New"/>
+          <w:color w:val="000000"/>
+          <w:sz w:val="15"/>
+          <w:szCs w:val="15"/>
+          <w:lang w:val="en-US"/>
+        </w:rPr>
+        <w:t>dim_model</w:t>
+      </w:r>
+      <w:proofErr w:type="spellEnd"/>
+      <w:r>
+        <w:rPr>
+          <w:rFonts w:ascii="Courier New" w:hAnsi="Courier New" w:cs="Courier New"/>
+          <w:color w:val="000000"/>
+          <w:sz w:val="15"/>
+          <w:szCs w:val="15"/>
+          <w:lang w:val="en-US"/>
+        </w:rPr>
+        <w:t xml:space="preserve"> = </w:t>
+      </w:r>
+      <w:proofErr w:type="spellStart"/>
       <w:r>
         <w:rPr>
           <w:rFonts w:ascii="Courier New" w:hAnsi="Courier New" w:cs="Courier New"/>
@@ -2695,7 +3114,18 @@
           <w:szCs w:val="15"/>
           <w:lang w:val="en-US"/>
         </w:rPr>
-        <w:t xml:space="preserve">.hidden_size, </w:t>
+        <w:t>.hidden_size</w:t>
+      </w:r>
+      <w:proofErr w:type="spellEnd"/>
+      <w:r>
+        <w:rPr>
+          <w:rFonts w:ascii="Courier New" w:hAnsi="Courier New" w:cs="Courier New"/>
+          <w:color w:val="000000"/>
+          <w:sz w:val="15"/>
+          <w:szCs w:val="15"/>
+          <w:lang w:val="en-US"/>
+        </w:rPr>
+        <w:t xml:space="preserve">, </w:t>
       </w:r>
     </w:p>
     <w:p>
@@ -2717,8 +3147,31 @@
           <w:szCs w:val="15"/>
           <w:lang w:val="en-US"/>
         </w:rPr>
-        <w:t xml:space="preserve">                                                            dropout_p = </w:t>
-      </w:r>
+        <w:t xml:space="preserve">                                                            </w:t>
+      </w:r>
+      <w:proofErr w:type="spellStart"/>
+      <w:r>
+        <w:rPr>
+          <w:rFonts w:ascii="Courier New" w:hAnsi="Courier New" w:cs="Courier New"/>
+          <w:color w:val="000000"/>
+          <w:sz w:val="15"/>
+          <w:szCs w:val="15"/>
+          <w:lang w:val="en-US"/>
+        </w:rPr>
+        <w:t>dropout_p</w:t>
+      </w:r>
+      <w:proofErr w:type="spellEnd"/>
+      <w:r>
+        <w:rPr>
+          <w:rFonts w:ascii="Courier New" w:hAnsi="Courier New" w:cs="Courier New"/>
+          <w:color w:val="000000"/>
+          <w:sz w:val="15"/>
+          <w:szCs w:val="15"/>
+          <w:lang w:val="en-US"/>
+        </w:rPr>
+        <w:t xml:space="preserve"> = </w:t>
+      </w:r>
+      <w:proofErr w:type="spellStart"/>
       <w:r>
         <w:rPr>
           <w:rFonts w:ascii="Courier New" w:hAnsi="Courier New" w:cs="Courier New"/>
@@ -2737,7 +3190,18 @@
           <w:szCs w:val="15"/>
           <w:lang w:val="en-US"/>
         </w:rPr>
-        <w:t xml:space="preserve">.dropout, </w:t>
+        <w:t>.dropout</w:t>
+      </w:r>
+      <w:proofErr w:type="spellEnd"/>
+      <w:r>
+        <w:rPr>
+          <w:rFonts w:ascii="Courier New" w:hAnsi="Courier New" w:cs="Courier New"/>
+          <w:color w:val="000000"/>
+          <w:sz w:val="15"/>
+          <w:szCs w:val="15"/>
+          <w:lang w:val="en-US"/>
+        </w:rPr>
+        <w:t xml:space="preserve">, </w:t>
       </w:r>
     </w:p>
     <w:p>
@@ -2759,8 +3223,31 @@
           <w:szCs w:val="15"/>
           <w:lang w:val="en-US"/>
         </w:rPr>
-        <w:t xml:space="preserve">                                                            max_len = </w:t>
-      </w:r>
+        <w:t xml:space="preserve">                                                            </w:t>
+      </w:r>
+      <w:proofErr w:type="spellStart"/>
+      <w:r>
+        <w:rPr>
+          <w:rFonts w:ascii="Courier New" w:hAnsi="Courier New" w:cs="Courier New"/>
+          <w:color w:val="000000"/>
+          <w:sz w:val="15"/>
+          <w:szCs w:val="15"/>
+          <w:lang w:val="en-US"/>
+        </w:rPr>
+        <w:t>max_len</w:t>
+      </w:r>
+      <w:proofErr w:type="spellEnd"/>
+      <w:r>
+        <w:rPr>
+          <w:rFonts w:ascii="Courier New" w:hAnsi="Courier New" w:cs="Courier New"/>
+          <w:color w:val="000000"/>
+          <w:sz w:val="15"/>
+          <w:szCs w:val="15"/>
+          <w:lang w:val="en-US"/>
+        </w:rPr>
+        <w:t xml:space="preserve"> = </w:t>
+      </w:r>
+      <w:proofErr w:type="spellStart"/>
       <w:r>
         <w:rPr>
           <w:rFonts w:ascii="Courier New" w:hAnsi="Courier New" w:cs="Courier New"/>
@@ -2779,7 +3266,18 @@
           <w:szCs w:val="15"/>
           <w:lang w:val="en-US"/>
         </w:rPr>
-        <w:t>.max_length)</w:t>
+        <w:t>.max_length</w:t>
+      </w:r>
+      <w:proofErr w:type="spellEnd"/>
+      <w:r>
+        <w:rPr>
+          <w:rFonts w:ascii="Courier New" w:hAnsi="Courier New" w:cs="Courier New"/>
+          <w:color w:val="000000"/>
+          <w:sz w:val="15"/>
+          <w:szCs w:val="15"/>
+          <w:lang w:val="en-US"/>
+        </w:rPr>
+        <w:t>)</w:t>
       </w:r>
     </w:p>
     <w:p>
@@ -2803,6 +3301,7 @@
         </w:rPr>
         <w:t xml:space="preserve">        </w:t>
       </w:r>
+      <w:proofErr w:type="spellStart"/>
       <w:r>
         <w:rPr>
           <w:rFonts w:ascii="Courier New" w:hAnsi="Courier New" w:cs="Courier New"/>
@@ -2821,7 +3320,40 @@
           <w:szCs w:val="15"/>
           <w:lang w:val="en-US"/>
         </w:rPr>
-        <w:t>.x_embedding = nn.Linear(config[</w:t>
+        <w:t>.x_embedding</w:t>
+      </w:r>
+      <w:proofErr w:type="spellEnd"/>
+      <w:r>
+        <w:rPr>
+          <w:rFonts w:ascii="Courier New" w:hAnsi="Courier New" w:cs="Courier New"/>
+          <w:color w:val="000000"/>
+          <w:sz w:val="15"/>
+          <w:szCs w:val="15"/>
+          <w:lang w:val="en-US"/>
+        </w:rPr>
+        <w:t xml:space="preserve"> = </w:t>
+      </w:r>
+      <w:proofErr w:type="spellStart"/>
+      <w:r>
+        <w:rPr>
+          <w:rFonts w:ascii="Courier New" w:hAnsi="Courier New" w:cs="Courier New"/>
+          <w:color w:val="000000"/>
+          <w:sz w:val="15"/>
+          <w:szCs w:val="15"/>
+          <w:lang w:val="en-US"/>
+        </w:rPr>
+        <w:t>nn.Linear</w:t>
+      </w:r>
+      <w:proofErr w:type="spellEnd"/>
+      <w:r>
+        <w:rPr>
+          <w:rFonts w:ascii="Courier New" w:hAnsi="Courier New" w:cs="Courier New"/>
+          <w:color w:val="000000"/>
+          <w:sz w:val="15"/>
+          <w:szCs w:val="15"/>
+          <w:lang w:val="en-US"/>
+        </w:rPr>
+        <w:t>(config[</w:t>
       </w:r>
       <w:r>
         <w:rPr>
@@ -2831,7 +3363,29 @@
           <w:szCs w:val="15"/>
           <w:lang w:val="en-US"/>
         </w:rPr>
-        <w:t>'input_features'</w:t>
+        <w:t>'</w:t>
+      </w:r>
+      <w:proofErr w:type="spellStart"/>
+      <w:r>
+        <w:rPr>
+          <w:rFonts w:ascii="Courier New" w:hAnsi="Courier New" w:cs="Courier New"/>
+          <w:color w:val="A31515"/>
+          <w:sz w:val="15"/>
+          <w:szCs w:val="15"/>
+          <w:lang w:val="en-US"/>
+        </w:rPr>
+        <w:t>input_features</w:t>
+      </w:r>
+      <w:proofErr w:type="spellEnd"/>
+      <w:r>
+        <w:rPr>
+          <w:rFonts w:ascii="Courier New" w:hAnsi="Courier New" w:cs="Courier New"/>
+          <w:color w:val="A31515"/>
+          <w:sz w:val="15"/>
+          <w:szCs w:val="15"/>
+          <w:lang w:val="en-US"/>
+        </w:rPr>
+        <w:t>'</w:t>
       </w:r>
       <w:r>
         <w:rPr>
@@ -2851,7 +3405,29 @@
           <w:szCs w:val="15"/>
           <w:lang w:val="en-US"/>
         </w:rPr>
-        <w:t>'hidden_size'</w:t>
+        <w:t>'</w:t>
+      </w:r>
+      <w:proofErr w:type="spellStart"/>
+      <w:r>
+        <w:rPr>
+          <w:rFonts w:ascii="Courier New" w:hAnsi="Courier New" w:cs="Courier New"/>
+          <w:color w:val="A31515"/>
+          <w:sz w:val="15"/>
+          <w:szCs w:val="15"/>
+          <w:lang w:val="en-US"/>
+        </w:rPr>
+        <w:t>hidden_size</w:t>
+      </w:r>
+      <w:proofErr w:type="spellEnd"/>
+      <w:r>
+        <w:rPr>
+          <w:rFonts w:ascii="Courier New" w:hAnsi="Courier New" w:cs="Courier New"/>
+          <w:color w:val="A31515"/>
+          <w:sz w:val="15"/>
+          <w:szCs w:val="15"/>
+          <w:lang w:val="en-US"/>
+        </w:rPr>
+        <w:t>'</w:t>
       </w:r>
       <w:r>
         <w:rPr>
@@ -2885,6 +3461,7 @@
         </w:rPr>
         <w:t xml:space="preserve">        </w:t>
       </w:r>
+      <w:proofErr w:type="spellStart"/>
       <w:r>
         <w:rPr>
           <w:rFonts w:ascii="Courier New" w:hAnsi="Courier New" w:cs="Courier New"/>
@@ -2903,7 +3480,40 @@
           <w:szCs w:val="15"/>
           <w:lang w:val="en-US"/>
         </w:rPr>
-        <w:t>.y_embedding = nn.Embedding(config[</w:t>
+        <w:t>.y_embedding</w:t>
+      </w:r>
+      <w:proofErr w:type="spellEnd"/>
+      <w:r>
+        <w:rPr>
+          <w:rFonts w:ascii="Courier New" w:hAnsi="Courier New" w:cs="Courier New"/>
+          <w:color w:val="000000"/>
+          <w:sz w:val="15"/>
+          <w:szCs w:val="15"/>
+          <w:lang w:val="en-US"/>
+        </w:rPr>
+        <w:t xml:space="preserve"> = </w:t>
+      </w:r>
+      <w:proofErr w:type="spellStart"/>
+      <w:r>
+        <w:rPr>
+          <w:rFonts w:ascii="Courier New" w:hAnsi="Courier New" w:cs="Courier New"/>
+          <w:color w:val="000000"/>
+          <w:sz w:val="15"/>
+          <w:szCs w:val="15"/>
+          <w:lang w:val="en-US"/>
+        </w:rPr>
+        <w:t>nn.Embedding</w:t>
+      </w:r>
+      <w:proofErr w:type="spellEnd"/>
+      <w:r>
+        <w:rPr>
+          <w:rFonts w:ascii="Courier New" w:hAnsi="Courier New" w:cs="Courier New"/>
+          <w:color w:val="000000"/>
+          <w:sz w:val="15"/>
+          <w:szCs w:val="15"/>
+          <w:lang w:val="en-US"/>
+        </w:rPr>
+        <w:t>(config[</w:t>
       </w:r>
       <w:r>
         <w:rPr>
@@ -2913,7 +3523,29 @@
           <w:szCs w:val="15"/>
           <w:lang w:val="en-US"/>
         </w:rPr>
-        <w:t>'num_classes'</w:t>
+        <w:t>'</w:t>
+      </w:r>
+      <w:proofErr w:type="spellStart"/>
+      <w:r>
+        <w:rPr>
+          <w:rFonts w:ascii="Courier New" w:hAnsi="Courier New" w:cs="Courier New"/>
+          <w:color w:val="A31515"/>
+          <w:sz w:val="15"/>
+          <w:szCs w:val="15"/>
+          <w:lang w:val="en-US"/>
+        </w:rPr>
+        <w:t>num_classes</w:t>
+      </w:r>
+      <w:proofErr w:type="spellEnd"/>
+      <w:r>
+        <w:rPr>
+          <w:rFonts w:ascii="Courier New" w:hAnsi="Courier New" w:cs="Courier New"/>
+          <w:color w:val="A31515"/>
+          <w:sz w:val="15"/>
+          <w:szCs w:val="15"/>
+          <w:lang w:val="en-US"/>
+        </w:rPr>
+        <w:t>'</w:t>
       </w:r>
       <w:r>
         <w:rPr>
@@ -2933,7 +3565,29 @@
           <w:szCs w:val="15"/>
           <w:lang w:val="en-US"/>
         </w:rPr>
-        <w:t>'hidden_size'</w:t>
+        <w:t>'</w:t>
+      </w:r>
+      <w:proofErr w:type="spellStart"/>
+      <w:r>
+        <w:rPr>
+          <w:rFonts w:ascii="Courier New" w:hAnsi="Courier New" w:cs="Courier New"/>
+          <w:color w:val="A31515"/>
+          <w:sz w:val="15"/>
+          <w:szCs w:val="15"/>
+          <w:lang w:val="en-US"/>
+        </w:rPr>
+        <w:t>hidden_size</w:t>
+      </w:r>
+      <w:proofErr w:type="spellEnd"/>
+      <w:r>
+        <w:rPr>
+          <w:rFonts w:ascii="Courier New" w:hAnsi="Courier New" w:cs="Courier New"/>
+          <w:color w:val="A31515"/>
+          <w:sz w:val="15"/>
+          <w:szCs w:val="15"/>
+          <w:lang w:val="en-US"/>
+        </w:rPr>
+        <w:t>'</w:t>
       </w:r>
       <w:r>
         <w:rPr>
@@ -2967,6 +3621,7 @@
         </w:rPr>
         <w:t xml:space="preserve">        </w:t>
       </w:r>
+      <w:proofErr w:type="spellStart"/>
       <w:r>
         <w:rPr>
           <w:rFonts w:ascii="Courier New" w:hAnsi="Courier New" w:cs="Courier New"/>
@@ -2985,7 +3640,62 @@
           <w:szCs w:val="15"/>
           <w:lang w:val="en-US"/>
         </w:rPr>
-        <w:t>.transformer = nn.Transformer(d_model=config[</w:t>
+        <w:t>.transformer</w:t>
+      </w:r>
+      <w:proofErr w:type="spellEnd"/>
+      <w:r>
+        <w:rPr>
+          <w:rFonts w:ascii="Courier New" w:hAnsi="Courier New" w:cs="Courier New"/>
+          <w:color w:val="000000"/>
+          <w:sz w:val="15"/>
+          <w:szCs w:val="15"/>
+          <w:lang w:val="en-US"/>
+        </w:rPr>
+        <w:t xml:space="preserve"> = </w:t>
+      </w:r>
+      <w:proofErr w:type="spellStart"/>
+      <w:r>
+        <w:rPr>
+          <w:rFonts w:ascii="Courier New" w:hAnsi="Courier New" w:cs="Courier New"/>
+          <w:color w:val="000000"/>
+          <w:sz w:val="15"/>
+          <w:szCs w:val="15"/>
+          <w:lang w:val="en-US"/>
+        </w:rPr>
+        <w:t>nn.Transformer</w:t>
+      </w:r>
+      <w:proofErr w:type="spellEnd"/>
+      <w:r>
+        <w:rPr>
+          <w:rFonts w:ascii="Courier New" w:hAnsi="Courier New" w:cs="Courier New"/>
+          <w:color w:val="000000"/>
+          <w:sz w:val="15"/>
+          <w:szCs w:val="15"/>
+          <w:lang w:val="en-US"/>
+        </w:rPr>
+        <w:t>(</w:t>
+      </w:r>
+      <w:proofErr w:type="spellStart"/>
+      <w:r>
+        <w:rPr>
+          <w:rFonts w:ascii="Courier New" w:hAnsi="Courier New" w:cs="Courier New"/>
+          <w:color w:val="000000"/>
+          <w:sz w:val="15"/>
+          <w:szCs w:val="15"/>
+          <w:lang w:val="en-US"/>
+        </w:rPr>
+        <w:t>d_model</w:t>
+      </w:r>
+      <w:proofErr w:type="spellEnd"/>
+      <w:r>
+        <w:rPr>
+          <w:rFonts w:ascii="Courier New" w:hAnsi="Courier New" w:cs="Courier New"/>
+          <w:color w:val="000000"/>
+          <w:sz w:val="15"/>
+          <w:szCs w:val="15"/>
+          <w:lang w:val="en-US"/>
+        </w:rPr>
+        <w:t>=config[</w:t>
       </w:r>
       <w:r>
         <w:rPr>
@@ -2995,7 +3705,29 @@
           <w:szCs w:val="15"/>
           <w:lang w:val="en-US"/>
         </w:rPr>
-        <w:t>'hidden_size'</w:t>
+        <w:t>'</w:t>
+      </w:r>
+      <w:proofErr w:type="spellStart"/>
+      <w:r>
+        <w:rPr>
+          <w:rFonts w:ascii="Courier New" w:hAnsi="Courier New" w:cs="Courier New"/>
+          <w:color w:val="A31515"/>
+          <w:sz w:val="15"/>
+          <w:szCs w:val="15"/>
+          <w:lang w:val="en-US"/>
+        </w:rPr>
+        <w:t>hidden_size</w:t>
+      </w:r>
+      <w:proofErr w:type="spellEnd"/>
+      <w:r>
+        <w:rPr>
+          <w:rFonts w:ascii="Courier New" w:hAnsi="Courier New" w:cs="Courier New"/>
+          <w:color w:val="A31515"/>
+          <w:sz w:val="15"/>
+          <w:szCs w:val="15"/>
+          <w:lang w:val="en-US"/>
+        </w:rPr>
+        <w:t>'</w:t>
       </w:r>
       <w:r>
         <w:rPr>
@@ -3027,7 +3759,29 @@
           <w:szCs w:val="15"/>
           <w:lang w:val="en-US"/>
         </w:rPr>
-        <w:t xml:space="preserve">                                                      nhead=config[</w:t>
+        <w:t xml:space="preserve">                                                      </w:t>
+      </w:r>
+      <w:proofErr w:type="spellStart"/>
+      <w:r>
+        <w:rPr>
+          <w:rFonts w:ascii="Courier New" w:hAnsi="Courier New" w:cs="Courier New"/>
+          <w:color w:val="000000"/>
+          <w:sz w:val="15"/>
+          <w:szCs w:val="15"/>
+          <w:lang w:val="en-US"/>
+        </w:rPr>
+        <w:t>nhead</w:t>
+      </w:r>
+      <w:proofErr w:type="spellEnd"/>
+      <w:r>
+        <w:rPr>
+          <w:rFonts w:ascii="Courier New" w:hAnsi="Courier New" w:cs="Courier New"/>
+          <w:color w:val="000000"/>
+          <w:sz w:val="15"/>
+          <w:szCs w:val="15"/>
+          <w:lang w:val="en-US"/>
+        </w:rPr>
+        <w:t>=config[</w:t>
       </w:r>
       <w:r>
         <w:rPr>
@@ -3037,7 +3791,29 @@
           <w:szCs w:val="15"/>
           <w:lang w:val="en-US"/>
         </w:rPr>
-        <w:t>'num_heads'</w:t>
+        <w:t>'</w:t>
+      </w:r>
+      <w:proofErr w:type="spellStart"/>
+      <w:r>
+        <w:rPr>
+          <w:rFonts w:ascii="Courier New" w:hAnsi="Courier New" w:cs="Courier New"/>
+          <w:color w:val="A31515"/>
+          <w:sz w:val="15"/>
+          <w:szCs w:val="15"/>
+          <w:lang w:val="en-US"/>
+        </w:rPr>
+        <w:t>num_heads</w:t>
+      </w:r>
+      <w:proofErr w:type="spellEnd"/>
+      <w:r>
+        <w:rPr>
+          <w:rFonts w:ascii="Courier New" w:hAnsi="Courier New" w:cs="Courier New"/>
+          <w:color w:val="A31515"/>
+          <w:sz w:val="15"/>
+          <w:szCs w:val="15"/>
+          <w:lang w:val="en-US"/>
+        </w:rPr>
+        <w:t>'</w:t>
       </w:r>
       <w:r>
         <w:rPr>
@@ -3069,7 +3845,29 @@
           <w:szCs w:val="15"/>
           <w:lang w:val="en-US"/>
         </w:rPr>
-        <w:t xml:space="preserve">                                                      num_encoder_layers =config[</w:t>
+        <w:t xml:space="preserve">                                                      </w:t>
+      </w:r>
+      <w:proofErr w:type="spellStart"/>
+      <w:r>
+        <w:rPr>
+          <w:rFonts w:ascii="Courier New" w:hAnsi="Courier New" w:cs="Courier New"/>
+          <w:color w:val="000000"/>
+          <w:sz w:val="15"/>
+          <w:szCs w:val="15"/>
+          <w:lang w:val="en-US"/>
+        </w:rPr>
+        <w:t>num_encoder_layers</w:t>
+      </w:r>
+      <w:proofErr w:type="spellEnd"/>
+      <w:r>
+        <w:rPr>
+          <w:rFonts w:ascii="Courier New" w:hAnsi="Courier New" w:cs="Courier New"/>
+          <w:color w:val="000000"/>
+          <w:sz w:val="15"/>
+          <w:szCs w:val="15"/>
+          <w:lang w:val="en-US"/>
+        </w:rPr>
+        <w:t xml:space="preserve"> =config[</w:t>
       </w:r>
       <w:r>
         <w:rPr>
@@ -3079,7 +3877,29 @@
           <w:szCs w:val="15"/>
           <w:lang w:val="en-US"/>
         </w:rPr>
-        <w:t>'num_layers'</w:t>
+        <w:t>'</w:t>
+      </w:r>
+      <w:proofErr w:type="spellStart"/>
+      <w:r>
+        <w:rPr>
+          <w:rFonts w:ascii="Courier New" w:hAnsi="Courier New" w:cs="Courier New"/>
+          <w:color w:val="A31515"/>
+          <w:sz w:val="15"/>
+          <w:szCs w:val="15"/>
+          <w:lang w:val="en-US"/>
+        </w:rPr>
+        <w:t>num_layers</w:t>
+      </w:r>
+      <w:proofErr w:type="spellEnd"/>
+      <w:r>
+        <w:rPr>
+          <w:rFonts w:ascii="Courier New" w:hAnsi="Courier New" w:cs="Courier New"/>
+          <w:color w:val="A31515"/>
+          <w:sz w:val="15"/>
+          <w:szCs w:val="15"/>
+          <w:lang w:val="en-US"/>
+        </w:rPr>
+        <w:t>'</w:t>
       </w:r>
       <w:r>
         <w:rPr>
@@ -3111,7 +3931,29 @@
           <w:szCs w:val="15"/>
           <w:lang w:val="en-US"/>
         </w:rPr>
-        <w:t xml:space="preserve">                                                      num_decoder_layers =config[</w:t>
+        <w:t xml:space="preserve">                                                      </w:t>
+      </w:r>
+      <w:proofErr w:type="spellStart"/>
+      <w:r>
+        <w:rPr>
+          <w:rFonts w:ascii="Courier New" w:hAnsi="Courier New" w:cs="Courier New"/>
+          <w:color w:val="000000"/>
+          <w:sz w:val="15"/>
+          <w:szCs w:val="15"/>
+          <w:lang w:val="en-US"/>
+        </w:rPr>
+        <w:t>num_decoder_layers</w:t>
+      </w:r>
+      <w:proofErr w:type="spellEnd"/>
+      <w:r>
+        <w:rPr>
+          <w:rFonts w:ascii="Courier New" w:hAnsi="Courier New" w:cs="Courier New"/>
+          <w:color w:val="000000"/>
+          <w:sz w:val="15"/>
+          <w:szCs w:val="15"/>
+          <w:lang w:val="en-US"/>
+        </w:rPr>
+        <w:t xml:space="preserve"> =config[</w:t>
       </w:r>
       <w:r>
         <w:rPr>
@@ -3121,7 +3963,29 @@
           <w:szCs w:val="15"/>
           <w:lang w:val="en-US"/>
         </w:rPr>
-        <w:t>'num_layers'</w:t>
+        <w:t>'</w:t>
+      </w:r>
+      <w:proofErr w:type="spellStart"/>
+      <w:r>
+        <w:rPr>
+          <w:rFonts w:ascii="Courier New" w:hAnsi="Courier New" w:cs="Courier New"/>
+          <w:color w:val="A31515"/>
+          <w:sz w:val="15"/>
+          <w:szCs w:val="15"/>
+          <w:lang w:val="en-US"/>
+        </w:rPr>
+        <w:t>num_layers</w:t>
+      </w:r>
+      <w:proofErr w:type="spellEnd"/>
+      <w:r>
+        <w:rPr>
+          <w:rFonts w:ascii="Courier New" w:hAnsi="Courier New" w:cs="Courier New"/>
+          <w:color w:val="A31515"/>
+          <w:sz w:val="15"/>
+          <w:szCs w:val="15"/>
+          <w:lang w:val="en-US"/>
+        </w:rPr>
+        <w:t>'</w:t>
       </w:r>
       <w:r>
         <w:rPr>
@@ -3153,7 +4017,29 @@
           <w:szCs w:val="15"/>
           <w:lang w:val="en-US"/>
         </w:rPr>
-        <w:t xml:space="preserve">                                                      dim_feedforward = config[</w:t>
+        <w:t xml:space="preserve">                                                      </w:t>
+      </w:r>
+      <w:proofErr w:type="spellStart"/>
+      <w:r>
+        <w:rPr>
+          <w:rFonts w:ascii="Courier New" w:hAnsi="Courier New" w:cs="Courier New"/>
+          <w:color w:val="000000"/>
+          <w:sz w:val="15"/>
+          <w:szCs w:val="15"/>
+          <w:lang w:val="en-US"/>
+        </w:rPr>
+        <w:t>dim_feedforward</w:t>
+      </w:r>
+      <w:proofErr w:type="spellEnd"/>
+      <w:r>
+        <w:rPr>
+          <w:rFonts w:ascii="Courier New" w:hAnsi="Courier New" w:cs="Courier New"/>
+          <w:color w:val="000000"/>
+          <w:sz w:val="15"/>
+          <w:szCs w:val="15"/>
+          <w:lang w:val="en-US"/>
+        </w:rPr>
+        <w:t xml:space="preserve"> = config[</w:t>
       </w:r>
       <w:r>
         <w:rPr>
@@ -3163,7 +4049,29 @@
           <w:szCs w:val="15"/>
           <w:lang w:val="en-US"/>
         </w:rPr>
-        <w:t>'hidden_size'</w:t>
+        <w:t>'</w:t>
+      </w:r>
+      <w:proofErr w:type="spellStart"/>
+      <w:r>
+        <w:rPr>
+          <w:rFonts w:ascii="Courier New" w:hAnsi="Courier New" w:cs="Courier New"/>
+          <w:color w:val="A31515"/>
+          <w:sz w:val="15"/>
+          <w:szCs w:val="15"/>
+          <w:lang w:val="en-US"/>
+        </w:rPr>
+        <w:t>hidden_size</w:t>
+      </w:r>
+      <w:proofErr w:type="spellEnd"/>
+      <w:r>
+        <w:rPr>
+          <w:rFonts w:ascii="Courier New" w:hAnsi="Courier New" w:cs="Courier New"/>
+          <w:color w:val="A31515"/>
+          <w:sz w:val="15"/>
+          <w:szCs w:val="15"/>
+          <w:lang w:val="en-US"/>
+        </w:rPr>
+        <w:t>'</w:t>
       </w:r>
       <w:r>
         <w:rPr>
@@ -3259,15 +4167,27 @@
         </w:rPr>
         <w:t xml:space="preserve">                                                      </w:t>
       </w:r>
-      <w:r>
-        <w:rPr>
-          <w:rFonts w:ascii="Courier New" w:hAnsi="Courier New" w:cs="Courier New"/>
-          <w:color w:val="000000"/>
-          <w:sz w:val="15"/>
-          <w:szCs w:val="15"/>
-          <w:lang w:val="en-US"/>
-        </w:rPr>
-        <w:t xml:space="preserve">batch_first </w:t>
+      <w:proofErr w:type="spellStart"/>
+      <w:r>
+        <w:rPr>
+          <w:rFonts w:ascii="Courier New" w:hAnsi="Courier New" w:cs="Courier New"/>
+          <w:color w:val="000000"/>
+          <w:sz w:val="15"/>
+          <w:szCs w:val="15"/>
+          <w:lang w:val="en-US"/>
+        </w:rPr>
+        <w:t>batch_first</w:t>
+      </w:r>
+      <w:proofErr w:type="spellEnd"/>
+      <w:r>
+        <w:rPr>
+          <w:rFonts w:ascii="Courier New" w:hAnsi="Courier New" w:cs="Courier New"/>
+          <w:color w:val="000000"/>
+          <w:sz w:val="15"/>
+          <w:szCs w:val="15"/>
+          <w:lang w:val="en-US"/>
+        </w:rPr>
+        <w:t xml:space="preserve"> </w:t>
       </w:r>
       <w:r>
         <w:rPr>
@@ -3345,6 +4265,7 @@
           <w:lang w:val="en-US"/>
         </w:rPr>
       </w:pPr>
+      <w:proofErr w:type="spellStart"/>
       <w:r>
         <w:rPr>
           <w:rFonts w:ascii="Courier New" w:hAnsi="Courier New" w:cs="Courier New"/>
@@ -3363,7 +4284,40 @@
           <w:szCs w:val="15"/>
           <w:lang w:val="en-US"/>
         </w:rPr>
-        <w:t>.output_layer = nn.Linear(config[</w:t>
+        <w:t>.output_layer</w:t>
+      </w:r>
+      <w:proofErr w:type="spellEnd"/>
+      <w:r>
+        <w:rPr>
+          <w:rFonts w:ascii="Courier New" w:hAnsi="Courier New" w:cs="Courier New"/>
+          <w:color w:val="000000"/>
+          <w:sz w:val="15"/>
+          <w:szCs w:val="15"/>
+          <w:lang w:val="en-US"/>
+        </w:rPr>
+        <w:t xml:space="preserve"> = </w:t>
+      </w:r>
+      <w:proofErr w:type="spellStart"/>
+      <w:r>
+        <w:rPr>
+          <w:rFonts w:ascii="Courier New" w:hAnsi="Courier New" w:cs="Courier New"/>
+          <w:color w:val="000000"/>
+          <w:sz w:val="15"/>
+          <w:szCs w:val="15"/>
+          <w:lang w:val="en-US"/>
+        </w:rPr>
+        <w:t>nn.Linear</w:t>
+      </w:r>
+      <w:proofErr w:type="spellEnd"/>
+      <w:r>
+        <w:rPr>
+          <w:rFonts w:ascii="Courier New" w:hAnsi="Courier New" w:cs="Courier New"/>
+          <w:color w:val="000000"/>
+          <w:sz w:val="15"/>
+          <w:szCs w:val="15"/>
+          <w:lang w:val="en-US"/>
+        </w:rPr>
+        <w:t>(config[</w:t>
       </w:r>
       <w:r>
         <w:rPr>
@@ -3373,7 +4327,29 @@
           <w:szCs w:val="15"/>
           <w:lang w:val="en-US"/>
         </w:rPr>
-        <w:t>'hidden_size'</w:t>
+        <w:t>'</w:t>
+      </w:r>
+      <w:proofErr w:type="spellStart"/>
+      <w:r>
+        <w:rPr>
+          <w:rFonts w:ascii="Courier New" w:hAnsi="Courier New" w:cs="Courier New"/>
+          <w:color w:val="A31515"/>
+          <w:sz w:val="15"/>
+          <w:szCs w:val="15"/>
+          <w:lang w:val="en-US"/>
+        </w:rPr>
+        <w:t>hidden_size</w:t>
+      </w:r>
+      <w:proofErr w:type="spellEnd"/>
+      <w:r>
+        <w:rPr>
+          <w:rFonts w:ascii="Courier New" w:hAnsi="Courier New" w:cs="Courier New"/>
+          <w:color w:val="A31515"/>
+          <w:sz w:val="15"/>
+          <w:szCs w:val="15"/>
+          <w:lang w:val="en-US"/>
+        </w:rPr>
+        <w:t>'</w:t>
       </w:r>
       <w:r>
         <w:rPr>
@@ -3393,7 +4369,29 @@
           <w:szCs w:val="15"/>
           <w:lang w:val="en-US"/>
         </w:rPr>
-        <w:t>'num_classes'</w:t>
+        <w:t>'</w:t>
+      </w:r>
+      <w:proofErr w:type="spellStart"/>
+      <w:r>
+        <w:rPr>
+          <w:rFonts w:ascii="Courier New" w:hAnsi="Courier New" w:cs="Courier New"/>
+          <w:color w:val="A31515"/>
+          <w:sz w:val="15"/>
+          <w:szCs w:val="15"/>
+          <w:lang w:val="en-US"/>
+        </w:rPr>
+        <w:t>num_classes</w:t>
+      </w:r>
+      <w:proofErr w:type="spellEnd"/>
+      <w:r>
+        <w:rPr>
+          <w:rFonts w:ascii="Courier New" w:hAnsi="Courier New" w:cs="Courier New"/>
+          <w:color w:val="A31515"/>
+          <w:sz w:val="15"/>
+          <w:szCs w:val="15"/>
+          <w:lang w:val="en-US"/>
+        </w:rPr>
+        <w:t>'</w:t>
       </w:r>
       <w:r>
         <w:rPr>
@@ -3474,7 +4472,29 @@
           <w:szCs w:val="15"/>
           <w:lang w:val="en-US"/>
         </w:rPr>
-        <w:t>, x,y,y_output_mask,src_key_padding_mask,tgt_key_padding_mask):</w:t>
+        <w:t xml:space="preserve">, </w:t>
+      </w:r>
+      <w:proofErr w:type="spellStart"/>
+      <w:r>
+        <w:rPr>
+          <w:rFonts w:ascii="Courier New" w:hAnsi="Courier New" w:cs="Courier New"/>
+          <w:color w:val="000000"/>
+          <w:sz w:val="15"/>
+          <w:szCs w:val="15"/>
+          <w:lang w:val="en-US"/>
+        </w:rPr>
+        <w:t>x,y,y_output_mask,src_key_padding_mask,tgt_key_padding_mask</w:t>
+      </w:r>
+      <w:proofErr w:type="spellEnd"/>
+      <w:r>
+        <w:rPr>
+          <w:rFonts w:ascii="Courier New" w:hAnsi="Courier New" w:cs="Courier New"/>
+          <w:color w:val="000000"/>
+          <w:sz w:val="15"/>
+          <w:szCs w:val="15"/>
+          <w:lang w:val="en-US"/>
+        </w:rPr>
+        <w:t>):</w:t>
       </w:r>
     </w:p>
     <w:p>
@@ -3506,7 +4526,51 @@
           <w:szCs w:val="15"/>
           <w:lang w:val="en-US"/>
         </w:rPr>
-        <w:t># Embedding + positional encoding - Out size = (batch_size, sequence length, dim_model)</w:t>
+        <w:t># Embedding + positional encoding - Out size = (</w:t>
+      </w:r>
+      <w:proofErr w:type="spellStart"/>
+      <w:r>
+        <w:rPr>
+          <w:rFonts w:ascii="Courier New" w:hAnsi="Courier New" w:cs="Courier New"/>
+          <w:color w:val="008000"/>
+          <w:sz w:val="15"/>
+          <w:szCs w:val="15"/>
+          <w:lang w:val="en-US"/>
+        </w:rPr>
+        <w:t>batch_size</w:t>
+      </w:r>
+      <w:proofErr w:type="spellEnd"/>
+      <w:r>
+        <w:rPr>
+          <w:rFonts w:ascii="Courier New" w:hAnsi="Courier New" w:cs="Courier New"/>
+          <w:color w:val="008000"/>
+          <w:sz w:val="15"/>
+          <w:szCs w:val="15"/>
+          <w:lang w:val="en-US"/>
+        </w:rPr>
+        <w:t xml:space="preserve">, sequence length, </w:t>
+      </w:r>
+      <w:proofErr w:type="spellStart"/>
+      <w:r>
+        <w:rPr>
+          <w:rFonts w:ascii="Courier New" w:hAnsi="Courier New" w:cs="Courier New"/>
+          <w:color w:val="008000"/>
+          <w:sz w:val="15"/>
+          <w:szCs w:val="15"/>
+          <w:lang w:val="en-US"/>
+        </w:rPr>
+        <w:t>dim_model</w:t>
+      </w:r>
+      <w:proofErr w:type="spellEnd"/>
+      <w:r>
+        <w:rPr>
+          <w:rFonts w:ascii="Courier New" w:hAnsi="Courier New" w:cs="Courier New"/>
+          <w:color w:val="008000"/>
+          <w:sz w:val="15"/>
+          <w:szCs w:val="15"/>
+          <w:lang w:val="en-US"/>
+        </w:rPr>
+        <w:t>)</w:t>
       </w:r>
     </w:p>
     <w:p>
@@ -3538,7 +4602,73 @@
           <w:szCs w:val="15"/>
           <w:lang w:val="en-US"/>
         </w:rPr>
-        <w:t>#x = self.x_embedding(x) * math.sqrt(self.hidden_size)</w:t>
+        <w:t xml:space="preserve">#x = </w:t>
+      </w:r>
+      <w:proofErr w:type="spellStart"/>
+      <w:r>
+        <w:rPr>
+          <w:rFonts w:ascii="Courier New" w:hAnsi="Courier New" w:cs="Courier New"/>
+          <w:color w:val="008000"/>
+          <w:sz w:val="15"/>
+          <w:szCs w:val="15"/>
+          <w:lang w:val="en-US"/>
+        </w:rPr>
+        <w:t>self.x_embedding</w:t>
+      </w:r>
+      <w:proofErr w:type="spellEnd"/>
+      <w:r>
+        <w:rPr>
+          <w:rFonts w:ascii="Courier New" w:hAnsi="Courier New" w:cs="Courier New"/>
+          <w:color w:val="008000"/>
+          <w:sz w:val="15"/>
+          <w:szCs w:val="15"/>
+          <w:lang w:val="en-US"/>
+        </w:rPr>
+        <w:t xml:space="preserve">(x) * </w:t>
+      </w:r>
+      <w:proofErr w:type="spellStart"/>
+      <w:r>
+        <w:rPr>
+          <w:rFonts w:ascii="Courier New" w:hAnsi="Courier New" w:cs="Courier New"/>
+          <w:color w:val="008000"/>
+          <w:sz w:val="15"/>
+          <w:szCs w:val="15"/>
+          <w:lang w:val="en-US"/>
+        </w:rPr>
+        <w:t>math.sqrt</w:t>
+      </w:r>
+      <w:proofErr w:type="spellEnd"/>
+      <w:r>
+        <w:rPr>
+          <w:rFonts w:ascii="Courier New" w:hAnsi="Courier New" w:cs="Courier New"/>
+          <w:color w:val="008000"/>
+          <w:sz w:val="15"/>
+          <w:szCs w:val="15"/>
+          <w:lang w:val="en-US"/>
+        </w:rPr>
+        <w:t>(</w:t>
+      </w:r>
+      <w:proofErr w:type="spellStart"/>
+      <w:r>
+        <w:rPr>
+          <w:rFonts w:ascii="Courier New" w:hAnsi="Courier New" w:cs="Courier New"/>
+          <w:color w:val="008000"/>
+          <w:sz w:val="15"/>
+          <w:szCs w:val="15"/>
+          <w:lang w:val="en-US"/>
+        </w:rPr>
+        <w:t>self.hidden_size</w:t>
+      </w:r>
+      <w:proofErr w:type="spellEnd"/>
+      <w:r>
+        <w:rPr>
+          <w:rFonts w:ascii="Courier New" w:hAnsi="Courier New" w:cs="Courier New"/>
+          <w:color w:val="008000"/>
+          <w:sz w:val="15"/>
+          <w:szCs w:val="15"/>
+          <w:lang w:val="en-US"/>
+        </w:rPr>
+        <w:t>)</w:t>
       </w:r>
     </w:p>
     <w:p>
@@ -3562,6 +4692,7 @@
         </w:rPr>
         <w:t xml:space="preserve">        x = </w:t>
       </w:r>
+      <w:proofErr w:type="spellStart"/>
       <w:r>
         <w:rPr>
           <w:rFonts w:ascii="Courier New" w:hAnsi="Courier New" w:cs="Courier New"/>
@@ -3580,7 +4711,18 @@
           <w:szCs w:val="15"/>
           <w:lang w:val="en-US"/>
         </w:rPr>
-        <w:t>.x_embedding(x)</w:t>
+        <w:t>.x_embedding</w:t>
+      </w:r>
+      <w:proofErr w:type="spellEnd"/>
+      <w:r>
+        <w:rPr>
+          <w:rFonts w:ascii="Courier New" w:hAnsi="Courier New" w:cs="Courier New"/>
+          <w:color w:val="000000"/>
+          <w:sz w:val="15"/>
+          <w:szCs w:val="15"/>
+          <w:lang w:val="en-US"/>
+        </w:rPr>
+        <w:t>(x)</w:t>
       </w:r>
     </w:p>
     <w:p>
@@ -3604,6 +4746,7 @@
         </w:rPr>
         <w:t xml:space="preserve">        x = </w:t>
       </w:r>
+      <w:proofErr w:type="spellStart"/>
       <w:r>
         <w:rPr>
           <w:rFonts w:ascii="Courier New" w:hAnsi="Courier New" w:cs="Courier New"/>
@@ -3622,7 +4765,18 @@
           <w:szCs w:val="15"/>
           <w:lang w:val="en-US"/>
         </w:rPr>
-        <w:t>.positional_encoding_layer(x)</w:t>
+        <w:t>.positional_encoding_layer</w:t>
+      </w:r>
+      <w:proofErr w:type="spellEnd"/>
+      <w:r>
+        <w:rPr>
+          <w:rFonts w:ascii="Courier New" w:hAnsi="Courier New" w:cs="Courier New"/>
+          <w:color w:val="000000"/>
+          <w:sz w:val="15"/>
+          <w:szCs w:val="15"/>
+          <w:lang w:val="en-US"/>
+        </w:rPr>
+        <w:t>(x)</w:t>
       </w:r>
     </w:p>
     <w:p>
@@ -3646,6 +4800,7 @@
         </w:rPr>
         <w:t xml:space="preserve">        y = </w:t>
       </w:r>
+      <w:proofErr w:type="spellStart"/>
       <w:r>
         <w:rPr>
           <w:rFonts w:ascii="Courier New" w:hAnsi="Courier New" w:cs="Courier New"/>
@@ -3664,8 +4819,42 @@
           <w:szCs w:val="15"/>
           <w:lang w:val="en-US"/>
         </w:rPr>
-        <w:t>.y_embedding(y) * math.sqrt(</w:t>
-      </w:r>
+        <w:t>.y_embedding</w:t>
+      </w:r>
+      <w:proofErr w:type="spellEnd"/>
+      <w:r>
+        <w:rPr>
+          <w:rFonts w:ascii="Courier New" w:hAnsi="Courier New" w:cs="Courier New"/>
+          <w:color w:val="000000"/>
+          <w:sz w:val="15"/>
+          <w:szCs w:val="15"/>
+          <w:lang w:val="en-US"/>
+        </w:rPr>
+        <w:t xml:space="preserve">(y) * </w:t>
+      </w:r>
+      <w:proofErr w:type="spellStart"/>
+      <w:r>
+        <w:rPr>
+          <w:rFonts w:ascii="Courier New" w:hAnsi="Courier New" w:cs="Courier New"/>
+          <w:color w:val="000000"/>
+          <w:sz w:val="15"/>
+          <w:szCs w:val="15"/>
+          <w:lang w:val="en-US"/>
+        </w:rPr>
+        <w:t>math.sqrt</w:t>
+      </w:r>
+      <w:proofErr w:type="spellEnd"/>
+      <w:r>
+        <w:rPr>
+          <w:rFonts w:ascii="Courier New" w:hAnsi="Courier New" w:cs="Courier New"/>
+          <w:color w:val="000000"/>
+          <w:sz w:val="15"/>
+          <w:szCs w:val="15"/>
+          <w:lang w:val="en-US"/>
+        </w:rPr>
+        <w:t>(</w:t>
+      </w:r>
+      <w:proofErr w:type="spellStart"/>
       <w:r>
         <w:rPr>
           <w:rFonts w:ascii="Courier New" w:hAnsi="Courier New" w:cs="Courier New"/>
@@ -3684,7 +4873,18 @@
           <w:szCs w:val="15"/>
           <w:lang w:val="en-US"/>
         </w:rPr>
-        <w:t>.hidden_size)</w:t>
+        <w:t>.hidden_size</w:t>
+      </w:r>
+      <w:proofErr w:type="spellEnd"/>
+      <w:r>
+        <w:rPr>
+          <w:rFonts w:ascii="Courier New" w:hAnsi="Courier New" w:cs="Courier New"/>
+          <w:color w:val="000000"/>
+          <w:sz w:val="15"/>
+          <w:szCs w:val="15"/>
+          <w:lang w:val="en-US"/>
+        </w:rPr>
+        <w:t>)</w:t>
       </w:r>
     </w:p>
     <w:p>
@@ -3708,6 +4908,7 @@
         </w:rPr>
         <w:t xml:space="preserve">        y = </w:t>
       </w:r>
+      <w:proofErr w:type="spellStart"/>
       <w:r>
         <w:rPr>
           <w:rFonts w:ascii="Courier New" w:hAnsi="Courier New" w:cs="Courier New"/>
@@ -3726,7 +4927,18 @@
           <w:szCs w:val="15"/>
           <w:lang w:val="en-US"/>
         </w:rPr>
-        <w:t>.positional_encoding_layer(y)</w:t>
+        <w:t>.positional_encoding_layer</w:t>
+      </w:r>
+      <w:proofErr w:type="spellEnd"/>
+      <w:r>
+        <w:rPr>
+          <w:rFonts w:ascii="Courier New" w:hAnsi="Courier New" w:cs="Courier New"/>
+          <w:color w:val="000000"/>
+          <w:sz w:val="15"/>
+          <w:szCs w:val="15"/>
+          <w:lang w:val="en-US"/>
+        </w:rPr>
+        <w:t>(y)</w:t>
       </w:r>
     </w:p>
     <w:p>
@@ -3758,7 +4970,51 @@
           <w:szCs w:val="15"/>
           <w:lang w:val="en-US"/>
         </w:rPr>
-        <w:t># Transformer blocks - Out size = (sequence length, batch_size, num_tokens)</w:t>
+        <w:t xml:space="preserve"># Transformer blocks - Out size = (sequence length, </w:t>
+      </w:r>
+      <w:proofErr w:type="spellStart"/>
+      <w:r>
+        <w:rPr>
+          <w:rFonts w:ascii="Courier New" w:hAnsi="Courier New" w:cs="Courier New"/>
+          <w:color w:val="008000"/>
+          <w:sz w:val="15"/>
+          <w:szCs w:val="15"/>
+          <w:lang w:val="en-US"/>
+        </w:rPr>
+        <w:t>batch_size</w:t>
+      </w:r>
+      <w:proofErr w:type="spellEnd"/>
+      <w:r>
+        <w:rPr>
+          <w:rFonts w:ascii="Courier New" w:hAnsi="Courier New" w:cs="Courier New"/>
+          <w:color w:val="008000"/>
+          <w:sz w:val="15"/>
+          <w:szCs w:val="15"/>
+          <w:lang w:val="en-US"/>
+        </w:rPr>
+        <w:t xml:space="preserve">, </w:t>
+      </w:r>
+      <w:proofErr w:type="spellStart"/>
+      <w:r>
+        <w:rPr>
+          <w:rFonts w:ascii="Courier New" w:hAnsi="Courier New" w:cs="Courier New"/>
+          <w:color w:val="008000"/>
+          <w:sz w:val="15"/>
+          <w:szCs w:val="15"/>
+          <w:lang w:val="en-US"/>
+        </w:rPr>
+        <w:t>num_tokens</w:t>
+      </w:r>
+      <w:proofErr w:type="spellEnd"/>
+      <w:r>
+        <w:rPr>
+          <w:rFonts w:ascii="Courier New" w:hAnsi="Courier New" w:cs="Courier New"/>
+          <w:color w:val="008000"/>
+          <w:sz w:val="15"/>
+          <w:szCs w:val="15"/>
+          <w:lang w:val="en-US"/>
+        </w:rPr>
+        <w:t>)</w:t>
       </w:r>
     </w:p>
     <w:p>
@@ -3781,15 +5037,27 @@
         </w:rPr>
         <w:t xml:space="preserve">        </w:t>
       </w:r>
-      <w:r>
-        <w:rPr>
-          <w:rFonts w:ascii="Courier New" w:hAnsi="Courier New" w:cs="Courier New"/>
-          <w:color w:val="000000"/>
-          <w:sz w:val="15"/>
-          <w:szCs w:val="15"/>
-        </w:rPr>
-        <w:t xml:space="preserve">transformer_out = </w:t>
-      </w:r>
+      <w:proofErr w:type="spellStart"/>
+      <w:r>
+        <w:rPr>
+          <w:rFonts w:ascii="Courier New" w:hAnsi="Courier New" w:cs="Courier New"/>
+          <w:color w:val="000000"/>
+          <w:sz w:val="15"/>
+          <w:szCs w:val="15"/>
+        </w:rPr>
+        <w:t>transformer_out</w:t>
+      </w:r>
+      <w:proofErr w:type="spellEnd"/>
+      <w:r>
+        <w:rPr>
+          <w:rFonts w:ascii="Courier New" w:hAnsi="Courier New" w:cs="Courier New"/>
+          <w:color w:val="000000"/>
+          <w:sz w:val="15"/>
+          <w:szCs w:val="15"/>
+        </w:rPr>
+        <w:t xml:space="preserve"> = </w:t>
+      </w:r>
+      <w:proofErr w:type="spellStart"/>
       <w:r>
         <w:rPr>
           <w:rFonts w:ascii="Courier New" w:hAnsi="Courier New" w:cs="Courier New"/>
@@ -3806,7 +5074,17 @@
           <w:sz w:val="15"/>
           <w:szCs w:val="15"/>
         </w:rPr>
-        <w:t>.transformer(x, y,</w:t>
+        <w:t>.transformer</w:t>
+      </w:r>
+      <w:proofErr w:type="spellEnd"/>
+      <w:r>
+        <w:rPr>
+          <w:rFonts w:ascii="Courier New" w:hAnsi="Courier New" w:cs="Courier New"/>
+          <w:color w:val="000000"/>
+          <w:sz w:val="15"/>
+          <w:szCs w:val="15"/>
+        </w:rPr>
+        <w:t>(x, y,</w:t>
       </w:r>
     </w:p>
     <w:p>
@@ -3829,15 +5107,49 @@
         </w:rPr>
         <w:t xml:space="preserve">                                           </w:t>
       </w:r>
-      <w:r>
-        <w:rPr>
-          <w:rFonts w:ascii="Courier New" w:hAnsi="Courier New" w:cs="Courier New"/>
-          <w:color w:val="000000"/>
-          <w:sz w:val="15"/>
-          <w:szCs w:val="15"/>
-          <w:lang w:val="en-US"/>
-        </w:rPr>
-        <w:t>tgt_mask = y_output_mask,</w:t>
+      <w:proofErr w:type="spellStart"/>
+      <w:r>
+        <w:rPr>
+          <w:rFonts w:ascii="Courier New" w:hAnsi="Courier New" w:cs="Courier New"/>
+          <w:color w:val="000000"/>
+          <w:sz w:val="15"/>
+          <w:szCs w:val="15"/>
+          <w:lang w:val="en-US"/>
+        </w:rPr>
+        <w:t>tgt_mask</w:t>
+      </w:r>
+      <w:proofErr w:type="spellEnd"/>
+      <w:r>
+        <w:rPr>
+          <w:rFonts w:ascii="Courier New" w:hAnsi="Courier New" w:cs="Courier New"/>
+          <w:color w:val="000000"/>
+          <w:sz w:val="15"/>
+          <w:szCs w:val="15"/>
+          <w:lang w:val="en-US"/>
+        </w:rPr>
+        <w:t xml:space="preserve"> = </w:t>
+      </w:r>
+      <w:proofErr w:type="spellStart"/>
+      <w:r>
+        <w:rPr>
+          <w:rFonts w:ascii="Courier New" w:hAnsi="Courier New" w:cs="Courier New"/>
+          <w:color w:val="000000"/>
+          <w:sz w:val="15"/>
+          <w:szCs w:val="15"/>
+          <w:lang w:val="en-US"/>
+        </w:rPr>
+        <w:t>y_output_mask</w:t>
+      </w:r>
+      <w:proofErr w:type="spellEnd"/>
+      <w:r>
+        <w:rPr>
+          <w:rFonts w:ascii="Courier New" w:hAnsi="Courier New" w:cs="Courier New"/>
+          <w:color w:val="000000"/>
+          <w:sz w:val="15"/>
+          <w:szCs w:val="15"/>
+          <w:lang w:val="en-US"/>
+        </w:rPr>
+        <w:t>,</w:t>
       </w:r>
     </w:p>
     <w:p>
@@ -3859,7 +5171,51 @@
           <w:szCs w:val="15"/>
           <w:lang w:val="en-US"/>
         </w:rPr>
-        <w:t xml:space="preserve">                                           src_key_padding_mask=src_key_padding_mask,</w:t>
+        <w:t xml:space="preserve">                                           </w:t>
+      </w:r>
+      <w:proofErr w:type="spellStart"/>
+      <w:r>
+        <w:rPr>
+          <w:rFonts w:ascii="Courier New" w:hAnsi="Courier New" w:cs="Courier New"/>
+          <w:color w:val="000000"/>
+          <w:sz w:val="15"/>
+          <w:szCs w:val="15"/>
+          <w:lang w:val="en-US"/>
+        </w:rPr>
+        <w:t>src_key_padding_mask</w:t>
+      </w:r>
+      <w:proofErr w:type="spellEnd"/>
+      <w:r>
+        <w:rPr>
+          <w:rFonts w:ascii="Courier New" w:hAnsi="Courier New" w:cs="Courier New"/>
+          <w:color w:val="000000"/>
+          <w:sz w:val="15"/>
+          <w:szCs w:val="15"/>
+          <w:lang w:val="en-US"/>
+        </w:rPr>
+        <w:t>=</w:t>
+      </w:r>
+      <w:proofErr w:type="spellStart"/>
+      <w:r>
+        <w:rPr>
+          <w:rFonts w:ascii="Courier New" w:hAnsi="Courier New" w:cs="Courier New"/>
+          <w:color w:val="000000"/>
+          <w:sz w:val="15"/>
+          <w:szCs w:val="15"/>
+          <w:lang w:val="en-US"/>
+        </w:rPr>
+        <w:t>src_key_padding_mask</w:t>
+      </w:r>
+      <w:proofErr w:type="spellEnd"/>
+      <w:r>
+        <w:rPr>
+          <w:rFonts w:ascii="Courier New" w:hAnsi="Courier New" w:cs="Courier New"/>
+          <w:color w:val="000000"/>
+          <w:sz w:val="15"/>
+          <w:szCs w:val="15"/>
+          <w:lang w:val="en-US"/>
+        </w:rPr>
+        <w:t>,</w:t>
       </w:r>
     </w:p>
     <w:p>
@@ -3881,7 +5237,51 @@
           <w:szCs w:val="15"/>
           <w:lang w:val="en-US"/>
         </w:rPr>
-        <w:t xml:space="preserve">                                           tgt_key_padding_mask=tgt_key_padding_mask)</w:t>
+        <w:t xml:space="preserve">                                           </w:t>
+      </w:r>
+      <w:proofErr w:type="spellStart"/>
+      <w:r>
+        <w:rPr>
+          <w:rFonts w:ascii="Courier New" w:hAnsi="Courier New" w:cs="Courier New"/>
+          <w:color w:val="000000"/>
+          <w:sz w:val="15"/>
+          <w:szCs w:val="15"/>
+          <w:lang w:val="en-US"/>
+        </w:rPr>
+        <w:t>tgt_key_padding_mask</w:t>
+      </w:r>
+      <w:proofErr w:type="spellEnd"/>
+      <w:r>
+        <w:rPr>
+          <w:rFonts w:ascii="Courier New" w:hAnsi="Courier New" w:cs="Courier New"/>
+          <w:color w:val="000000"/>
+          <w:sz w:val="15"/>
+          <w:szCs w:val="15"/>
+          <w:lang w:val="en-US"/>
+        </w:rPr>
+        <w:t>=</w:t>
+      </w:r>
+      <w:proofErr w:type="spellStart"/>
+      <w:r>
+        <w:rPr>
+          <w:rFonts w:ascii="Courier New" w:hAnsi="Courier New" w:cs="Courier New"/>
+          <w:color w:val="000000"/>
+          <w:sz w:val="15"/>
+          <w:szCs w:val="15"/>
+          <w:lang w:val="en-US"/>
+        </w:rPr>
+        <w:t>tgt_key_padding_mask</w:t>
+      </w:r>
+      <w:proofErr w:type="spellEnd"/>
+      <w:r>
+        <w:rPr>
+          <w:rFonts w:ascii="Courier New" w:hAnsi="Courier New" w:cs="Courier New"/>
+          <w:color w:val="000000"/>
+          <w:sz w:val="15"/>
+          <w:szCs w:val="15"/>
+          <w:lang w:val="en-US"/>
+        </w:rPr>
+        <w:t>)</w:t>
       </w:r>
     </w:p>
     <w:p>
@@ -3916,6 +5316,7 @@
         </w:rPr>
         <w:t xml:space="preserve"> = </w:t>
       </w:r>
+      <w:proofErr w:type="spellStart"/>
       <w:r>
         <w:rPr>
           <w:rFonts w:ascii="Courier New" w:hAnsi="Courier New" w:cs="Courier New"/>
@@ -3934,7 +5335,40 @@
           <w:szCs w:val="15"/>
           <w:lang w:val="en-US"/>
         </w:rPr>
-        <w:t>.output_layer(transformer_out)</w:t>
+        <w:t>.output_layer</w:t>
+      </w:r>
+      <w:proofErr w:type="spellEnd"/>
+      <w:r>
+        <w:rPr>
+          <w:rFonts w:ascii="Courier New" w:hAnsi="Courier New" w:cs="Courier New"/>
+          <w:color w:val="000000" w:themeColor="text1"/>
+          <w:sz w:val="15"/>
+          <w:szCs w:val="15"/>
+          <w:lang w:val="en-US"/>
+        </w:rPr>
+        <w:t>(</w:t>
+      </w:r>
+      <w:proofErr w:type="spellStart"/>
+      <w:r>
+        <w:rPr>
+          <w:rFonts w:ascii="Courier New" w:hAnsi="Courier New" w:cs="Courier New"/>
+          <w:color w:val="000000" w:themeColor="text1"/>
+          <w:sz w:val="15"/>
+          <w:szCs w:val="15"/>
+          <w:lang w:val="en-US"/>
+        </w:rPr>
+        <w:t>transformer_out</w:t>
+      </w:r>
+      <w:proofErr w:type="spellEnd"/>
+      <w:r>
+        <w:rPr>
+          <w:rFonts w:ascii="Courier New" w:hAnsi="Courier New" w:cs="Courier New"/>
+          <w:color w:val="000000" w:themeColor="text1"/>
+          <w:sz w:val="15"/>
+          <w:szCs w:val="15"/>
+          <w:lang w:val="en-US"/>
+        </w:rPr>
+        <w:t>)</w:t>
       </w:r>
       <w:r>
         <w:rPr>
@@ -4038,7 +5472,73 @@
           <w:szCs w:val="15"/>
           <w:lang w:val="en-US"/>
         </w:rPr>
-        <w:t xml:space="preserve"> train_loop(dataloader, model, loss_fn, optimizer):</w:t>
+        <w:t xml:space="preserve"> </w:t>
+      </w:r>
+      <w:proofErr w:type="spellStart"/>
+      <w:r>
+        <w:rPr>
+          <w:rFonts w:ascii="Courier New" w:hAnsi="Courier New" w:cs="Courier New"/>
+          <w:color w:val="000000"/>
+          <w:sz w:val="15"/>
+          <w:szCs w:val="15"/>
+          <w:lang w:val="en-US"/>
+        </w:rPr>
+        <w:t>train_loop</w:t>
+      </w:r>
+      <w:proofErr w:type="spellEnd"/>
+      <w:r>
+        <w:rPr>
+          <w:rFonts w:ascii="Courier New" w:hAnsi="Courier New" w:cs="Courier New"/>
+          <w:color w:val="000000"/>
+          <w:sz w:val="15"/>
+          <w:szCs w:val="15"/>
+          <w:lang w:val="en-US"/>
+        </w:rPr>
+        <w:t>(</w:t>
+      </w:r>
+      <w:proofErr w:type="spellStart"/>
+      <w:r>
+        <w:rPr>
+          <w:rFonts w:ascii="Courier New" w:hAnsi="Courier New" w:cs="Courier New"/>
+          <w:color w:val="000000"/>
+          <w:sz w:val="15"/>
+          <w:szCs w:val="15"/>
+          <w:lang w:val="en-US"/>
+        </w:rPr>
+        <w:t>dataloader</w:t>
+      </w:r>
+      <w:proofErr w:type="spellEnd"/>
+      <w:r>
+        <w:rPr>
+          <w:rFonts w:ascii="Courier New" w:hAnsi="Courier New" w:cs="Courier New"/>
+          <w:color w:val="000000"/>
+          <w:sz w:val="15"/>
+          <w:szCs w:val="15"/>
+          <w:lang w:val="en-US"/>
+        </w:rPr>
+        <w:t xml:space="preserve">, model, </w:t>
+      </w:r>
+      <w:proofErr w:type="spellStart"/>
+      <w:r>
+        <w:rPr>
+          <w:rFonts w:ascii="Courier New" w:hAnsi="Courier New" w:cs="Courier New"/>
+          <w:color w:val="000000"/>
+          <w:sz w:val="15"/>
+          <w:szCs w:val="15"/>
+          <w:lang w:val="en-US"/>
+        </w:rPr>
+        <w:t>loss_fn</w:t>
+      </w:r>
+      <w:proofErr w:type="spellEnd"/>
+      <w:r>
+        <w:rPr>
+          <w:rFonts w:ascii="Courier New" w:hAnsi="Courier New" w:cs="Courier New"/>
+          <w:color w:val="000000"/>
+          <w:sz w:val="15"/>
+          <w:szCs w:val="15"/>
+          <w:lang w:val="en-US"/>
+        </w:rPr>
+        <w:t>, optimizer):</w:t>
       </w:r>
     </w:p>
     <w:p>
@@ -4124,6 +5624,7 @@
         </w:rPr>
         <w:t xml:space="preserve">    size = </w:t>
       </w:r>
+      <w:proofErr w:type="spellStart"/>
       <w:r>
         <w:rPr>
           <w:rFonts w:ascii="Courier New" w:hAnsi="Courier New" w:cs="Courier New"/>
@@ -4134,15 +5635,38 @@
         </w:rPr>
         <w:t>len</w:t>
       </w:r>
-      <w:r>
-        <w:rPr>
-          <w:rFonts w:ascii="Courier New" w:hAnsi="Courier New" w:cs="Courier New"/>
-          <w:color w:val="000000"/>
-          <w:sz w:val="15"/>
-          <w:szCs w:val="15"/>
-          <w:lang w:val="en-US"/>
-        </w:rPr>
-        <w:t>(dataloader.dataset)</w:t>
+      <w:proofErr w:type="spellEnd"/>
+      <w:r>
+        <w:rPr>
+          <w:rFonts w:ascii="Courier New" w:hAnsi="Courier New" w:cs="Courier New"/>
+          <w:color w:val="000000"/>
+          <w:sz w:val="15"/>
+          <w:szCs w:val="15"/>
+          <w:lang w:val="en-US"/>
+        </w:rPr>
+        <w:t>(</w:t>
+      </w:r>
+      <w:proofErr w:type="spellStart"/>
+      <w:r>
+        <w:rPr>
+          <w:rFonts w:ascii="Courier New" w:hAnsi="Courier New" w:cs="Courier New"/>
+          <w:color w:val="000000"/>
+          <w:sz w:val="15"/>
+          <w:szCs w:val="15"/>
+          <w:lang w:val="en-US"/>
+        </w:rPr>
+        <w:t>dataloader.dataset</w:t>
+      </w:r>
+      <w:proofErr w:type="spellEnd"/>
+      <w:r>
+        <w:rPr>
+          <w:rFonts w:ascii="Courier New" w:hAnsi="Courier New" w:cs="Courier New"/>
+          <w:color w:val="000000"/>
+          <w:sz w:val="15"/>
+          <w:szCs w:val="15"/>
+          <w:lang w:val="en-US"/>
+        </w:rPr>
+        <w:t>)</w:t>
       </w:r>
     </w:p>
     <w:p>
@@ -4164,8 +5688,31 @@
           <w:szCs w:val="15"/>
           <w:lang w:val="en-US"/>
         </w:rPr>
-        <w:t xml:space="preserve">    nb_batches = </w:t>
-      </w:r>
+        <w:t xml:space="preserve">    </w:t>
+      </w:r>
+      <w:proofErr w:type="spellStart"/>
+      <w:r>
+        <w:rPr>
+          <w:rFonts w:ascii="Courier New" w:hAnsi="Courier New" w:cs="Courier New"/>
+          <w:color w:val="000000"/>
+          <w:sz w:val="15"/>
+          <w:szCs w:val="15"/>
+          <w:lang w:val="en-US"/>
+        </w:rPr>
+        <w:t>nb_batches</w:t>
+      </w:r>
+      <w:proofErr w:type="spellEnd"/>
+      <w:r>
+        <w:rPr>
+          <w:rFonts w:ascii="Courier New" w:hAnsi="Courier New" w:cs="Courier New"/>
+          <w:color w:val="000000"/>
+          <w:sz w:val="15"/>
+          <w:szCs w:val="15"/>
+          <w:lang w:val="en-US"/>
+        </w:rPr>
+        <w:t xml:space="preserve"> = </w:t>
+      </w:r>
+      <w:proofErr w:type="spellStart"/>
       <w:r>
         <w:rPr>
           <w:rFonts w:ascii="Courier New" w:hAnsi="Courier New" w:cs="Courier New"/>
@@ -4176,15 +5723,38 @@
         </w:rPr>
         <w:t>len</w:t>
       </w:r>
-      <w:r>
-        <w:rPr>
-          <w:rFonts w:ascii="Courier New" w:hAnsi="Courier New" w:cs="Courier New"/>
-          <w:color w:val="000000"/>
-          <w:sz w:val="15"/>
-          <w:szCs w:val="15"/>
-          <w:lang w:val="en-US"/>
-        </w:rPr>
-        <w:t>(dataloader)</w:t>
+      <w:proofErr w:type="spellEnd"/>
+      <w:r>
+        <w:rPr>
+          <w:rFonts w:ascii="Courier New" w:hAnsi="Courier New" w:cs="Courier New"/>
+          <w:color w:val="000000"/>
+          <w:sz w:val="15"/>
+          <w:szCs w:val="15"/>
+          <w:lang w:val="en-US"/>
+        </w:rPr>
+        <w:t>(</w:t>
+      </w:r>
+      <w:proofErr w:type="spellStart"/>
+      <w:r>
+        <w:rPr>
+          <w:rFonts w:ascii="Courier New" w:hAnsi="Courier New" w:cs="Courier New"/>
+          <w:color w:val="000000"/>
+          <w:sz w:val="15"/>
+          <w:szCs w:val="15"/>
+          <w:lang w:val="en-US"/>
+        </w:rPr>
+        <w:t>dataloader</w:t>
+      </w:r>
+      <w:proofErr w:type="spellEnd"/>
+      <w:r>
+        <w:rPr>
+          <w:rFonts w:ascii="Courier New" w:hAnsi="Courier New" w:cs="Courier New"/>
+          <w:color w:val="000000"/>
+          <w:sz w:val="15"/>
+          <w:szCs w:val="15"/>
+          <w:lang w:val="en-US"/>
+        </w:rPr>
+        <w:t>)</w:t>
       </w:r>
     </w:p>
     <w:p>
@@ -4206,7 +5776,29 @@
           <w:szCs w:val="15"/>
           <w:lang w:val="en-US"/>
         </w:rPr>
-        <w:t xml:space="preserve">    epoch_loss = </w:t>
+        <w:t xml:space="preserve">    </w:t>
+      </w:r>
+      <w:proofErr w:type="spellStart"/>
+      <w:r>
+        <w:rPr>
+          <w:rFonts w:ascii="Courier New" w:hAnsi="Courier New" w:cs="Courier New"/>
+          <w:color w:val="000000"/>
+          <w:sz w:val="15"/>
+          <w:szCs w:val="15"/>
+          <w:lang w:val="en-US"/>
+        </w:rPr>
+        <w:t>epoch_loss</w:t>
+      </w:r>
+      <w:proofErr w:type="spellEnd"/>
+      <w:r>
+        <w:rPr>
+          <w:rFonts w:ascii="Courier New" w:hAnsi="Courier New" w:cs="Courier New"/>
+          <w:color w:val="000000"/>
+          <w:sz w:val="15"/>
+          <w:szCs w:val="15"/>
+          <w:lang w:val="en-US"/>
+        </w:rPr>
+        <w:t xml:space="preserve"> = </w:t>
       </w:r>
       <w:r>
         <w:rPr>
@@ -4238,7 +5830,29 @@
           <w:szCs w:val="15"/>
           <w:lang w:val="en-US"/>
         </w:rPr>
-        <w:t xml:space="preserve">    model.train()</w:t>
+        <w:t xml:space="preserve">    </w:t>
+      </w:r>
+      <w:proofErr w:type="spellStart"/>
+      <w:r>
+        <w:rPr>
+          <w:rFonts w:ascii="Courier New" w:hAnsi="Courier New" w:cs="Courier New"/>
+          <w:color w:val="000000"/>
+          <w:sz w:val="15"/>
+          <w:szCs w:val="15"/>
+          <w:lang w:val="en-US"/>
+        </w:rPr>
+        <w:t>model.train</w:t>
+      </w:r>
+      <w:proofErr w:type="spellEnd"/>
+      <w:r>
+        <w:rPr>
+          <w:rFonts w:ascii="Courier New" w:hAnsi="Courier New" w:cs="Courier New"/>
+          <w:color w:val="000000"/>
+          <w:sz w:val="15"/>
+          <w:szCs w:val="15"/>
+          <w:lang w:val="en-US"/>
+        </w:rPr>
+        <w:t>()</w:t>
       </w:r>
     </w:p>
     <w:p>
@@ -4302,7 +5916,29 @@
           <w:szCs w:val="15"/>
           <w:lang w:val="en-US"/>
         </w:rPr>
-        <w:t xml:space="preserve"> batch, (X, y,X_l,y_l) </w:t>
+        <w:t xml:space="preserve"> batch, (X, </w:t>
+      </w:r>
+      <w:proofErr w:type="spellStart"/>
+      <w:r>
+        <w:rPr>
+          <w:rFonts w:ascii="Courier New" w:hAnsi="Courier New" w:cs="Courier New"/>
+          <w:color w:val="000000"/>
+          <w:sz w:val="15"/>
+          <w:szCs w:val="15"/>
+          <w:lang w:val="en-US"/>
+        </w:rPr>
+        <w:t>y,X_l,y_l</w:t>
+      </w:r>
+      <w:proofErr w:type="spellEnd"/>
+      <w:r>
+        <w:rPr>
+          <w:rFonts w:ascii="Courier New" w:hAnsi="Courier New" w:cs="Courier New"/>
+          <w:color w:val="000000"/>
+          <w:sz w:val="15"/>
+          <w:szCs w:val="15"/>
+          <w:lang w:val="en-US"/>
+        </w:rPr>
+        <w:t xml:space="preserve">) </w:t>
       </w:r>
       <w:r>
         <w:rPr>
@@ -4322,7 +5958,29 @@
           <w:szCs w:val="15"/>
           <w:lang w:val="en-US"/>
         </w:rPr>
-        <w:t xml:space="preserve"> tqdm(</w:t>
+        <w:t xml:space="preserve"> </w:t>
+      </w:r>
+      <w:proofErr w:type="spellStart"/>
+      <w:r>
+        <w:rPr>
+          <w:rFonts w:ascii="Courier New" w:hAnsi="Courier New" w:cs="Courier New"/>
+          <w:color w:val="000000"/>
+          <w:sz w:val="15"/>
+          <w:szCs w:val="15"/>
+          <w:lang w:val="en-US"/>
+        </w:rPr>
+        <w:t>tqdm</w:t>
+      </w:r>
+      <w:proofErr w:type="spellEnd"/>
+      <w:r>
+        <w:rPr>
+          <w:rFonts w:ascii="Courier New" w:hAnsi="Courier New" w:cs="Courier New"/>
+          <w:color w:val="000000"/>
+          <w:sz w:val="15"/>
+          <w:szCs w:val="15"/>
+          <w:lang w:val="en-US"/>
+        </w:rPr>
+        <w:t>(</w:t>
       </w:r>
       <w:r>
         <w:rPr>
@@ -4342,7 +6000,29 @@
           <w:szCs w:val="15"/>
           <w:lang w:val="en-US"/>
         </w:rPr>
-        <w:t>(dataloader)):</w:t>
+        <w:t>(</w:t>
+      </w:r>
+      <w:proofErr w:type="spellStart"/>
+      <w:r>
+        <w:rPr>
+          <w:rFonts w:ascii="Courier New" w:hAnsi="Courier New" w:cs="Courier New"/>
+          <w:color w:val="000000"/>
+          <w:sz w:val="15"/>
+          <w:szCs w:val="15"/>
+          <w:lang w:val="en-US"/>
+        </w:rPr>
+        <w:t>dataloader</w:t>
+      </w:r>
+      <w:proofErr w:type="spellEnd"/>
+      <w:r>
+        <w:rPr>
+          <w:rFonts w:ascii="Courier New" w:hAnsi="Courier New" w:cs="Courier New"/>
+          <w:color w:val="000000"/>
+          <w:sz w:val="15"/>
+          <w:szCs w:val="15"/>
+          <w:lang w:val="en-US"/>
+        </w:rPr>
+        <w:t>)):</w:t>
       </w:r>
     </w:p>
     <w:p>
@@ -4372,7 +6052,27 @@
           <w:sz w:val="15"/>
           <w:szCs w:val="15"/>
         </w:rPr>
-        <w:t>X = X.to(model.DEVICE)</w:t>
+        <w:t>X = X.to(</w:t>
+      </w:r>
+      <w:proofErr w:type="spellStart"/>
+      <w:r>
+        <w:rPr>
+          <w:rFonts w:ascii="Courier New" w:hAnsi="Courier New" w:cs="Courier New"/>
+          <w:color w:val="000000"/>
+          <w:sz w:val="15"/>
+          <w:szCs w:val="15"/>
+        </w:rPr>
+        <w:t>model.DEVICE</w:t>
+      </w:r>
+      <w:proofErr w:type="spellEnd"/>
+      <w:r>
+        <w:rPr>
+          <w:rFonts w:ascii="Courier New" w:hAnsi="Courier New" w:cs="Courier New"/>
+          <w:color w:val="000000"/>
+          <w:sz w:val="15"/>
+          <w:szCs w:val="15"/>
+        </w:rPr>
+        <w:t>)</w:t>
       </w:r>
     </w:p>
     <w:p>
@@ -4401,7 +6101,27 @@
           <w:sz w:val="15"/>
           <w:szCs w:val="15"/>
         </w:rPr>
-        <w:t>y = y.to(model.DEVICE)</w:t>
+        <w:t>y = y.to(</w:t>
+      </w:r>
+      <w:proofErr w:type="spellStart"/>
+      <w:r>
+        <w:rPr>
+          <w:rFonts w:ascii="Courier New" w:hAnsi="Courier New" w:cs="Courier New"/>
+          <w:color w:val="000000"/>
+          <w:sz w:val="15"/>
+          <w:szCs w:val="15"/>
+        </w:rPr>
+        <w:t>model.DEVICE</w:t>
+      </w:r>
+      <w:proofErr w:type="spellEnd"/>
+      <w:r>
+        <w:rPr>
+          <w:rFonts w:ascii="Courier New" w:hAnsi="Courier New" w:cs="Courier New"/>
+          <w:color w:val="000000"/>
+          <w:sz w:val="15"/>
+          <w:szCs w:val="15"/>
+        </w:rPr>
+        <w:t>)</w:t>
       </w:r>
     </w:p>
     <w:p>
@@ -4423,14 +6143,25 @@
         </w:rPr>
         <w:t xml:space="preserve">        </w:t>
       </w:r>
-      <w:r>
-        <w:rPr>
-          <w:rFonts w:ascii="Courier New" w:hAnsi="Courier New" w:cs="Courier New"/>
-          <w:color w:val="000000"/>
-          <w:sz w:val="15"/>
-          <w:szCs w:val="15"/>
-        </w:rPr>
-        <w:t>y_input = y[:,:-1</w:t>
+      <w:proofErr w:type="spellStart"/>
+      <w:r>
+        <w:rPr>
+          <w:rFonts w:ascii="Courier New" w:hAnsi="Courier New" w:cs="Courier New"/>
+          <w:color w:val="000000"/>
+          <w:sz w:val="15"/>
+          <w:szCs w:val="15"/>
+        </w:rPr>
+        <w:t>y_input</w:t>
+      </w:r>
+      <w:proofErr w:type="spellEnd"/>
+      <w:r>
+        <w:rPr>
+          <w:rFonts w:ascii="Courier New" w:hAnsi="Courier New" w:cs="Courier New"/>
+          <w:color w:val="000000"/>
+          <w:sz w:val="15"/>
+          <w:szCs w:val="15"/>
+        </w:rPr>
+        <w:t xml:space="preserve"> = y[:,:-1</w:t>
       </w:r>
       <w:r>
         <w:rPr>
@@ -4448,7 +6179,27 @@
           <w:sz w:val="15"/>
           <w:szCs w:val="15"/>
         </w:rPr>
-        <w:t># on retire le END_TOKEN car nest jamais traité en entrée</w:t>
+        <w:t xml:space="preserve"># on retire le END_TOKEN car </w:t>
+      </w:r>
+      <w:proofErr w:type="spellStart"/>
+      <w:r>
+        <w:rPr>
+          <w:rFonts w:ascii="Courier New" w:hAnsi="Courier New" w:cs="Courier New"/>
+          <w:color w:val="008000"/>
+          <w:sz w:val="15"/>
+          <w:szCs w:val="15"/>
+        </w:rPr>
+        <w:t>nest</w:t>
+      </w:r>
+      <w:proofErr w:type="spellEnd"/>
+      <w:r>
+        <w:rPr>
+          <w:rFonts w:ascii="Courier New" w:hAnsi="Courier New" w:cs="Courier New"/>
+          <w:color w:val="008000"/>
+          <w:sz w:val="15"/>
+          <w:szCs w:val="15"/>
+        </w:rPr>
+        <w:t xml:space="preserve"> jamais traité en entrée</w:t>
       </w:r>
     </w:p>
     <w:p>
@@ -4470,14 +6221,25 @@
         </w:rPr>
         <w:t xml:space="preserve">        </w:t>
       </w:r>
-      <w:r>
-        <w:rPr>
-          <w:rFonts w:ascii="Courier New" w:hAnsi="Courier New" w:cs="Courier New"/>
-          <w:color w:val="000000"/>
-          <w:sz w:val="15"/>
-          <w:szCs w:val="15"/>
-        </w:rPr>
-        <w:t>y_output = y[:,1:]</w:t>
+      <w:proofErr w:type="spellStart"/>
+      <w:r>
+        <w:rPr>
+          <w:rFonts w:ascii="Courier New" w:hAnsi="Courier New" w:cs="Courier New"/>
+          <w:color w:val="000000"/>
+          <w:sz w:val="15"/>
+          <w:szCs w:val="15"/>
+        </w:rPr>
+        <w:t>y_output</w:t>
+      </w:r>
+      <w:proofErr w:type="spellEnd"/>
+      <w:r>
+        <w:rPr>
+          <w:rFonts w:ascii="Courier New" w:hAnsi="Courier New" w:cs="Courier New"/>
+          <w:color w:val="000000"/>
+          <w:sz w:val="15"/>
+          <w:szCs w:val="15"/>
+        </w:rPr>
+        <w:t xml:space="preserve"> = y[:,1:]</w:t>
       </w:r>
       <w:r>
         <w:rPr>
@@ -4486,7 +6248,27 @@
           <w:sz w:val="15"/>
           <w:szCs w:val="15"/>
         </w:rPr>
-        <w:t># on ne cherche jamais à predire le START_TOKEN</w:t>
+        <w:t xml:space="preserve"># on ne cherche jamais à </w:t>
+      </w:r>
+      <w:proofErr w:type="spellStart"/>
+      <w:r>
+        <w:rPr>
+          <w:rFonts w:ascii="Courier New" w:hAnsi="Courier New" w:cs="Courier New"/>
+          <w:color w:val="008000"/>
+          <w:sz w:val="15"/>
+          <w:szCs w:val="15"/>
+        </w:rPr>
+        <w:t>predire</w:t>
+      </w:r>
+      <w:proofErr w:type="spellEnd"/>
+      <w:r>
+        <w:rPr>
+          <w:rFonts w:ascii="Courier New" w:hAnsi="Courier New" w:cs="Courier New"/>
+          <w:color w:val="008000"/>
+          <w:sz w:val="15"/>
+          <w:szCs w:val="15"/>
+        </w:rPr>
+        <w:t xml:space="preserve"> le START_TOKEN</w:t>
       </w:r>
     </w:p>
     <w:p>
@@ -4517,7 +6299,27 @@
           <w:sz w:val="15"/>
           <w:szCs w:val="15"/>
         </w:rPr>
-        <w:t xml:space="preserve">        l = y_input.size(</w:t>
+        <w:t xml:space="preserve">        l = </w:t>
+      </w:r>
+      <w:proofErr w:type="spellStart"/>
+      <w:r>
+        <w:rPr>
+          <w:rFonts w:ascii="Courier New" w:hAnsi="Courier New" w:cs="Courier New"/>
+          <w:color w:val="000000"/>
+          <w:sz w:val="15"/>
+          <w:szCs w:val="15"/>
+        </w:rPr>
+        <w:t>y_input.size</w:t>
+      </w:r>
+      <w:proofErr w:type="spellEnd"/>
+      <w:r>
+        <w:rPr>
+          <w:rFonts w:ascii="Courier New" w:hAnsi="Courier New" w:cs="Courier New"/>
+          <w:color w:val="000000"/>
+          <w:sz w:val="15"/>
+          <w:szCs w:val="15"/>
+        </w:rPr>
+        <w:t>(</w:t>
       </w:r>
       <w:r>
         <w:rPr>
@@ -4567,15 +6369,71 @@
         </w:rPr>
         <w:t xml:space="preserve">        </w:t>
       </w:r>
-      <w:r>
-        <w:rPr>
-          <w:rFonts w:ascii="Courier New" w:hAnsi="Courier New" w:cs="Courier New"/>
-          <w:color w:val="000000"/>
-          <w:sz w:val="15"/>
-          <w:szCs w:val="15"/>
-          <w:lang w:val="en-US"/>
-        </w:rPr>
-        <w:t>y_output_mask = model.get_tgt_mask(l).to(model.DEVICE)</w:t>
+      <w:proofErr w:type="spellStart"/>
+      <w:r>
+        <w:rPr>
+          <w:rFonts w:ascii="Courier New" w:hAnsi="Courier New" w:cs="Courier New"/>
+          <w:color w:val="000000"/>
+          <w:sz w:val="15"/>
+          <w:szCs w:val="15"/>
+          <w:lang w:val="en-US"/>
+        </w:rPr>
+        <w:t>y_output_mask</w:t>
+      </w:r>
+      <w:proofErr w:type="spellEnd"/>
+      <w:r>
+        <w:rPr>
+          <w:rFonts w:ascii="Courier New" w:hAnsi="Courier New" w:cs="Courier New"/>
+          <w:color w:val="000000"/>
+          <w:sz w:val="15"/>
+          <w:szCs w:val="15"/>
+          <w:lang w:val="en-US"/>
+        </w:rPr>
+        <w:t xml:space="preserve"> = </w:t>
+      </w:r>
+      <w:proofErr w:type="spellStart"/>
+      <w:r>
+        <w:rPr>
+          <w:rFonts w:ascii="Courier New" w:hAnsi="Courier New" w:cs="Courier New"/>
+          <w:color w:val="000000"/>
+          <w:sz w:val="15"/>
+          <w:szCs w:val="15"/>
+          <w:lang w:val="en-US"/>
+        </w:rPr>
+        <w:t>model.get_tgt_mask</w:t>
+      </w:r>
+      <w:proofErr w:type="spellEnd"/>
+      <w:r>
+        <w:rPr>
+          <w:rFonts w:ascii="Courier New" w:hAnsi="Courier New" w:cs="Courier New"/>
+          <w:color w:val="000000"/>
+          <w:sz w:val="15"/>
+          <w:szCs w:val="15"/>
+          <w:lang w:val="en-US"/>
+        </w:rPr>
+        <w:t>(l).to(</w:t>
+      </w:r>
+      <w:proofErr w:type="spellStart"/>
+      <w:r>
+        <w:rPr>
+          <w:rFonts w:ascii="Courier New" w:hAnsi="Courier New" w:cs="Courier New"/>
+          <w:color w:val="000000"/>
+          <w:sz w:val="15"/>
+          <w:szCs w:val="15"/>
+          <w:lang w:val="en-US"/>
+        </w:rPr>
+        <w:t>model.DEVICE</w:t>
+      </w:r>
+      <w:proofErr w:type="spellEnd"/>
+      <w:r>
+        <w:rPr>
+          <w:rFonts w:ascii="Courier New" w:hAnsi="Courier New" w:cs="Courier New"/>
+          <w:color w:val="000000"/>
+          <w:sz w:val="15"/>
+          <w:szCs w:val="15"/>
+          <w:lang w:val="en-US"/>
+        </w:rPr>
+        <w:t>)</w:t>
       </w:r>
     </w:p>
     <w:p>
@@ -4597,7 +6455,29 @@
           <w:szCs w:val="15"/>
           <w:lang w:val="en-US"/>
         </w:rPr>
-        <w:t xml:space="preserve">        x_padding_mask = (X[:,:,</w:t>
+        <w:t xml:space="preserve">        </w:t>
+      </w:r>
+      <w:proofErr w:type="spellStart"/>
+      <w:r>
+        <w:rPr>
+          <w:rFonts w:ascii="Courier New" w:hAnsi="Courier New" w:cs="Courier New"/>
+          <w:color w:val="000000"/>
+          <w:sz w:val="15"/>
+          <w:szCs w:val="15"/>
+          <w:lang w:val="en-US"/>
+        </w:rPr>
+        <w:t>x_padding_mask</w:t>
+      </w:r>
+      <w:proofErr w:type="spellEnd"/>
+      <w:r>
+        <w:rPr>
+          <w:rFonts w:ascii="Courier New" w:hAnsi="Courier New" w:cs="Courier New"/>
+          <w:color w:val="000000"/>
+          <w:sz w:val="15"/>
+          <w:szCs w:val="15"/>
+          <w:lang w:val="en-US"/>
+        </w:rPr>
+        <w:t xml:space="preserve"> = (X[:,:,</w:t>
       </w:r>
       <w:r>
         <w:rPr>
@@ -4617,7 +6497,51 @@
           <w:szCs w:val="15"/>
           <w:lang w:val="en-US"/>
         </w:rPr>
-        <w:t>] == model.pad_idx).to(model.DEVICE)</w:t>
+        <w:t xml:space="preserve">] == </w:t>
+      </w:r>
+      <w:proofErr w:type="spellStart"/>
+      <w:r>
+        <w:rPr>
+          <w:rFonts w:ascii="Courier New" w:hAnsi="Courier New" w:cs="Courier New"/>
+          <w:color w:val="000000"/>
+          <w:sz w:val="15"/>
+          <w:szCs w:val="15"/>
+          <w:lang w:val="en-US"/>
+        </w:rPr>
+        <w:t>model.pad_idx</w:t>
+      </w:r>
+      <w:proofErr w:type="spellEnd"/>
+      <w:r>
+        <w:rPr>
+          <w:rFonts w:ascii="Courier New" w:hAnsi="Courier New" w:cs="Courier New"/>
+          <w:color w:val="000000"/>
+          <w:sz w:val="15"/>
+          <w:szCs w:val="15"/>
+          <w:lang w:val="en-US"/>
+        </w:rPr>
+        <w:t>).to(</w:t>
+      </w:r>
+      <w:proofErr w:type="spellStart"/>
+      <w:r>
+        <w:rPr>
+          <w:rFonts w:ascii="Courier New" w:hAnsi="Courier New" w:cs="Courier New"/>
+          <w:color w:val="000000"/>
+          <w:sz w:val="15"/>
+          <w:szCs w:val="15"/>
+          <w:lang w:val="en-US"/>
+        </w:rPr>
+        <w:t>model.DEVICE</w:t>
+      </w:r>
+      <w:proofErr w:type="spellEnd"/>
+      <w:r>
+        <w:rPr>
+          <w:rFonts w:ascii="Courier New" w:hAnsi="Courier New" w:cs="Courier New"/>
+          <w:color w:val="000000"/>
+          <w:sz w:val="15"/>
+          <w:szCs w:val="15"/>
+          <w:lang w:val="en-US"/>
+        </w:rPr>
+        <w:t>)</w:t>
       </w:r>
     </w:p>
     <w:p>
@@ -4639,7 +6563,95 @@
           <w:szCs w:val="15"/>
           <w:lang w:val="en-US"/>
         </w:rPr>
-        <w:t xml:space="preserve">        y_input_padding_mask = (y_input == model.pad_idx).to(model.DEVICE)</w:t>
+        <w:t xml:space="preserve">        </w:t>
+      </w:r>
+      <w:proofErr w:type="spellStart"/>
+      <w:r>
+        <w:rPr>
+          <w:rFonts w:ascii="Courier New" w:hAnsi="Courier New" w:cs="Courier New"/>
+          <w:color w:val="000000"/>
+          <w:sz w:val="15"/>
+          <w:szCs w:val="15"/>
+          <w:lang w:val="en-US"/>
+        </w:rPr>
+        <w:t>y_input_padding_mask</w:t>
+      </w:r>
+      <w:proofErr w:type="spellEnd"/>
+      <w:r>
+        <w:rPr>
+          <w:rFonts w:ascii="Courier New" w:hAnsi="Courier New" w:cs="Courier New"/>
+          <w:color w:val="000000"/>
+          <w:sz w:val="15"/>
+          <w:szCs w:val="15"/>
+          <w:lang w:val="en-US"/>
+        </w:rPr>
+        <w:t xml:space="preserve"> = (</w:t>
+      </w:r>
+      <w:proofErr w:type="spellStart"/>
+      <w:r>
+        <w:rPr>
+          <w:rFonts w:ascii="Courier New" w:hAnsi="Courier New" w:cs="Courier New"/>
+          <w:color w:val="000000"/>
+          <w:sz w:val="15"/>
+          <w:szCs w:val="15"/>
+          <w:lang w:val="en-US"/>
+        </w:rPr>
+        <w:t>y_input</w:t>
+      </w:r>
+      <w:proofErr w:type="spellEnd"/>
+      <w:r>
+        <w:rPr>
+          <w:rFonts w:ascii="Courier New" w:hAnsi="Courier New" w:cs="Courier New"/>
+          <w:color w:val="000000"/>
+          <w:sz w:val="15"/>
+          <w:szCs w:val="15"/>
+          <w:lang w:val="en-US"/>
+        </w:rPr>
+        <w:t xml:space="preserve"> == </w:t>
+      </w:r>
+      <w:proofErr w:type="spellStart"/>
+      <w:r>
+        <w:rPr>
+          <w:rFonts w:ascii="Courier New" w:hAnsi="Courier New" w:cs="Courier New"/>
+          <w:color w:val="000000"/>
+          <w:sz w:val="15"/>
+          <w:szCs w:val="15"/>
+          <w:lang w:val="en-US"/>
+        </w:rPr>
+        <w:t>model.pad_idx</w:t>
+      </w:r>
+      <w:proofErr w:type="spellEnd"/>
+      <w:r>
+        <w:rPr>
+          <w:rFonts w:ascii="Courier New" w:hAnsi="Courier New" w:cs="Courier New"/>
+          <w:color w:val="000000"/>
+          <w:sz w:val="15"/>
+          <w:szCs w:val="15"/>
+          <w:lang w:val="en-US"/>
+        </w:rPr>
+        <w:t>).to(</w:t>
+      </w:r>
+      <w:proofErr w:type="spellStart"/>
+      <w:r>
+        <w:rPr>
+          <w:rFonts w:ascii="Courier New" w:hAnsi="Courier New" w:cs="Courier New"/>
+          <w:color w:val="000000"/>
+          <w:sz w:val="15"/>
+          <w:szCs w:val="15"/>
+          <w:lang w:val="en-US"/>
+        </w:rPr>
+        <w:t>model.DEVICE</w:t>
+      </w:r>
+      <w:proofErr w:type="spellEnd"/>
+      <w:r>
+        <w:rPr>
+          <w:rFonts w:ascii="Courier New" w:hAnsi="Courier New" w:cs="Courier New"/>
+          <w:color w:val="000000"/>
+          <w:sz w:val="15"/>
+          <w:szCs w:val="15"/>
+          <w:lang w:val="en-US"/>
+        </w:rPr>
+        <w:t>)</w:t>
       </w:r>
     </w:p>
     <w:p>
@@ -4715,7 +6727,18 @@
           <w:szCs w:val="15"/>
           <w:lang w:val="en-US"/>
         </w:rPr>
-        <w:t xml:space="preserve">        pred = model(X.</w:t>
+        <w:t xml:space="preserve">        pred = model(</w:t>
+      </w:r>
+      <w:proofErr w:type="spellStart"/>
+      <w:r>
+        <w:rPr>
+          <w:rFonts w:ascii="Courier New" w:hAnsi="Courier New" w:cs="Courier New"/>
+          <w:color w:val="000000"/>
+          <w:sz w:val="15"/>
+          <w:szCs w:val="15"/>
+          <w:lang w:val="en-US"/>
+        </w:rPr>
+        <w:t>X.</w:t>
       </w:r>
       <w:r>
         <w:rPr>
@@ -4727,15 +6750,38 @@
         </w:rPr>
         <w:t>float</w:t>
       </w:r>
-      <w:r>
-        <w:rPr>
-          <w:rFonts w:ascii="Courier New" w:hAnsi="Courier New" w:cs="Courier New"/>
-          <w:color w:val="000000"/>
-          <w:sz w:val="15"/>
-          <w:szCs w:val="15"/>
-          <w:lang w:val="en-US"/>
-        </w:rPr>
-        <w:t>(), y_input,</w:t>
+      <w:proofErr w:type="spellEnd"/>
+      <w:r>
+        <w:rPr>
+          <w:rFonts w:ascii="Courier New" w:hAnsi="Courier New" w:cs="Courier New"/>
+          <w:color w:val="000000"/>
+          <w:sz w:val="15"/>
+          <w:szCs w:val="15"/>
+          <w:lang w:val="en-US"/>
+        </w:rPr>
+        <w:t xml:space="preserve">(), </w:t>
+      </w:r>
+      <w:proofErr w:type="spellStart"/>
+      <w:r>
+        <w:rPr>
+          <w:rFonts w:ascii="Courier New" w:hAnsi="Courier New" w:cs="Courier New"/>
+          <w:color w:val="000000"/>
+          <w:sz w:val="15"/>
+          <w:szCs w:val="15"/>
+          <w:lang w:val="en-US"/>
+        </w:rPr>
+        <w:t>y_input</w:t>
+      </w:r>
+      <w:proofErr w:type="spellEnd"/>
+      <w:r>
+        <w:rPr>
+          <w:rFonts w:ascii="Courier New" w:hAnsi="Courier New" w:cs="Courier New"/>
+          <w:color w:val="000000"/>
+          <w:sz w:val="15"/>
+          <w:szCs w:val="15"/>
+          <w:lang w:val="en-US"/>
+        </w:rPr>
+        <w:t>,</w:t>
       </w:r>
     </w:p>
     <w:p>
@@ -4757,7 +6803,29 @@
           <w:szCs w:val="15"/>
           <w:lang w:val="en-US"/>
         </w:rPr>
-        <w:t xml:space="preserve">                     y_output_mask,</w:t>
+        <w:t xml:space="preserve">                     </w:t>
+      </w:r>
+      <w:proofErr w:type="spellStart"/>
+      <w:r>
+        <w:rPr>
+          <w:rFonts w:ascii="Courier New" w:hAnsi="Courier New" w:cs="Courier New"/>
+          <w:color w:val="000000"/>
+          <w:sz w:val="15"/>
+          <w:szCs w:val="15"/>
+          <w:lang w:val="en-US"/>
+        </w:rPr>
+        <w:t>y_output_mask</w:t>
+      </w:r>
+      <w:proofErr w:type="spellEnd"/>
+      <w:r>
+        <w:rPr>
+          <w:rFonts w:ascii="Courier New" w:hAnsi="Courier New" w:cs="Courier New"/>
+          <w:color w:val="000000"/>
+          <w:sz w:val="15"/>
+          <w:szCs w:val="15"/>
+          <w:lang w:val="en-US"/>
+        </w:rPr>
+        <w:t>,</w:t>
       </w:r>
     </w:p>
     <w:p>
@@ -4779,7 +6847,29 @@
           <w:szCs w:val="15"/>
           <w:lang w:val="en-US"/>
         </w:rPr>
-        <w:t xml:space="preserve">                     x_padding_mask, </w:t>
+        <w:t xml:space="preserve">                     </w:t>
+      </w:r>
+      <w:proofErr w:type="spellStart"/>
+      <w:r>
+        <w:rPr>
+          <w:rFonts w:ascii="Courier New" w:hAnsi="Courier New" w:cs="Courier New"/>
+          <w:color w:val="000000"/>
+          <w:sz w:val="15"/>
+          <w:szCs w:val="15"/>
+          <w:lang w:val="en-US"/>
+        </w:rPr>
+        <w:t>x_padding_mask</w:t>
+      </w:r>
+      <w:proofErr w:type="spellEnd"/>
+      <w:r>
+        <w:rPr>
+          <w:rFonts w:ascii="Courier New" w:hAnsi="Courier New" w:cs="Courier New"/>
+          <w:color w:val="000000"/>
+          <w:sz w:val="15"/>
+          <w:szCs w:val="15"/>
+          <w:lang w:val="en-US"/>
+        </w:rPr>
+        <w:t xml:space="preserve">, </w:t>
       </w:r>
     </w:p>
     <w:p>
@@ -4801,7 +6891,29 @@
           <w:szCs w:val="15"/>
           <w:lang w:val="en-US"/>
         </w:rPr>
-        <w:t xml:space="preserve">                     y_input_padding_mask)</w:t>
+        <w:t xml:space="preserve">                     </w:t>
+      </w:r>
+      <w:proofErr w:type="spellStart"/>
+      <w:r>
+        <w:rPr>
+          <w:rFonts w:ascii="Courier New" w:hAnsi="Courier New" w:cs="Courier New"/>
+          <w:color w:val="000000"/>
+          <w:sz w:val="15"/>
+          <w:szCs w:val="15"/>
+          <w:lang w:val="en-US"/>
+        </w:rPr>
+        <w:t>y_input_padding_mask</w:t>
+      </w:r>
+      <w:proofErr w:type="spellEnd"/>
+      <w:r>
+        <w:rPr>
+          <w:rFonts w:ascii="Courier New" w:hAnsi="Courier New" w:cs="Courier New"/>
+          <w:color w:val="000000"/>
+          <w:sz w:val="15"/>
+          <w:szCs w:val="15"/>
+          <w:lang w:val="en-US"/>
+        </w:rPr>
+        <w:t>)</w:t>
       </w:r>
     </w:p>
     <w:p>
@@ -4823,7 +6935,29 @@
           <w:szCs w:val="15"/>
           <w:lang w:val="en-US"/>
         </w:rPr>
-        <w:t xml:space="preserve">        pred = pred.permute(</w:t>
+        <w:t xml:space="preserve">        pred = </w:t>
+      </w:r>
+      <w:proofErr w:type="spellStart"/>
+      <w:r>
+        <w:rPr>
+          <w:rFonts w:ascii="Courier New" w:hAnsi="Courier New" w:cs="Courier New"/>
+          <w:color w:val="000000"/>
+          <w:sz w:val="15"/>
+          <w:szCs w:val="15"/>
+          <w:lang w:val="en-US"/>
+        </w:rPr>
+        <w:t>pred.permute</w:t>
+      </w:r>
+      <w:proofErr w:type="spellEnd"/>
+      <w:r>
+        <w:rPr>
+          <w:rFonts w:ascii="Courier New" w:hAnsi="Courier New" w:cs="Courier New"/>
+          <w:color w:val="000000"/>
+          <w:sz w:val="15"/>
+          <w:szCs w:val="15"/>
+          <w:lang w:val="en-US"/>
+        </w:rPr>
+        <w:t>(</w:t>
       </w:r>
       <w:r>
         <w:rPr>
@@ -4906,14 +7040,45 @@
         </w:rPr>
         <w:t xml:space="preserve">        </w:t>
       </w:r>
-      <w:r>
-        <w:rPr>
-          <w:rFonts w:ascii="Courier New" w:hAnsi="Courier New" w:cs="Courier New"/>
-          <w:color w:val="000000"/>
-          <w:sz w:val="15"/>
-          <w:szCs w:val="15"/>
-        </w:rPr>
-        <w:t>y_output = y_output.permute(</w:t>
+      <w:proofErr w:type="spellStart"/>
+      <w:r>
+        <w:rPr>
+          <w:rFonts w:ascii="Courier New" w:hAnsi="Courier New" w:cs="Courier New"/>
+          <w:color w:val="000000"/>
+          <w:sz w:val="15"/>
+          <w:szCs w:val="15"/>
+        </w:rPr>
+        <w:t>y_output</w:t>
+      </w:r>
+      <w:proofErr w:type="spellEnd"/>
+      <w:r>
+        <w:rPr>
+          <w:rFonts w:ascii="Courier New" w:hAnsi="Courier New" w:cs="Courier New"/>
+          <w:color w:val="000000"/>
+          <w:sz w:val="15"/>
+          <w:szCs w:val="15"/>
+        </w:rPr>
+        <w:t xml:space="preserve"> = </w:t>
+      </w:r>
+      <w:proofErr w:type="spellStart"/>
+      <w:r>
+        <w:rPr>
+          <w:rFonts w:ascii="Courier New" w:hAnsi="Courier New" w:cs="Courier New"/>
+          <w:color w:val="000000"/>
+          <w:sz w:val="15"/>
+          <w:szCs w:val="15"/>
+        </w:rPr>
+        <w:t>y_output.permute</w:t>
+      </w:r>
+      <w:proofErr w:type="spellEnd"/>
+      <w:r>
+        <w:rPr>
+          <w:rFonts w:ascii="Courier New" w:hAnsi="Courier New" w:cs="Courier New"/>
+          <w:color w:val="000000"/>
+          <w:sz w:val="15"/>
+          <w:szCs w:val="15"/>
+        </w:rPr>
+        <w:t>(</w:t>
       </w:r>
       <w:r>
         <w:rPr>
@@ -4980,7 +7145,51 @@
           <w:szCs w:val="15"/>
           <w:lang w:val="en-US"/>
         </w:rPr>
-        <w:t>loss = loss_fn(pred, y_output)</w:t>
+        <w:t xml:space="preserve">loss = </w:t>
+      </w:r>
+      <w:proofErr w:type="spellStart"/>
+      <w:r>
+        <w:rPr>
+          <w:rFonts w:ascii="Courier New" w:hAnsi="Courier New" w:cs="Courier New"/>
+          <w:color w:val="000000"/>
+          <w:sz w:val="15"/>
+          <w:szCs w:val="15"/>
+          <w:lang w:val="en-US"/>
+        </w:rPr>
+        <w:t>loss_fn</w:t>
+      </w:r>
+      <w:proofErr w:type="spellEnd"/>
+      <w:r>
+        <w:rPr>
+          <w:rFonts w:ascii="Courier New" w:hAnsi="Courier New" w:cs="Courier New"/>
+          <w:color w:val="000000"/>
+          <w:sz w:val="15"/>
+          <w:szCs w:val="15"/>
+          <w:lang w:val="en-US"/>
+        </w:rPr>
+        <w:t xml:space="preserve">(pred, </w:t>
+      </w:r>
+      <w:proofErr w:type="spellStart"/>
+      <w:r>
+        <w:rPr>
+          <w:rFonts w:ascii="Courier New" w:hAnsi="Courier New" w:cs="Courier New"/>
+          <w:color w:val="000000"/>
+          <w:sz w:val="15"/>
+          <w:szCs w:val="15"/>
+          <w:lang w:val="en-US"/>
+        </w:rPr>
+        <w:t>y_output</w:t>
+      </w:r>
+      <w:proofErr w:type="spellEnd"/>
+      <w:r>
+        <w:rPr>
+          <w:rFonts w:ascii="Courier New" w:hAnsi="Courier New" w:cs="Courier New"/>
+          <w:color w:val="000000"/>
+          <w:sz w:val="15"/>
+          <w:szCs w:val="15"/>
+          <w:lang w:val="en-US"/>
+        </w:rPr>
+        <w:t>)</w:t>
       </w:r>
     </w:p>
     <w:p>
@@ -5002,7 +7211,51 @@
           <w:szCs w:val="15"/>
           <w:lang w:val="en-US"/>
         </w:rPr>
-        <w:t xml:space="preserve">        epoch_loss += loss.item()</w:t>
+        <w:t xml:space="preserve">        </w:t>
+      </w:r>
+      <w:proofErr w:type="spellStart"/>
+      <w:r>
+        <w:rPr>
+          <w:rFonts w:ascii="Courier New" w:hAnsi="Courier New" w:cs="Courier New"/>
+          <w:color w:val="000000"/>
+          <w:sz w:val="15"/>
+          <w:szCs w:val="15"/>
+          <w:lang w:val="en-US"/>
+        </w:rPr>
+        <w:t>epoch_loss</w:t>
+      </w:r>
+      <w:proofErr w:type="spellEnd"/>
+      <w:r>
+        <w:rPr>
+          <w:rFonts w:ascii="Courier New" w:hAnsi="Courier New" w:cs="Courier New"/>
+          <w:color w:val="000000"/>
+          <w:sz w:val="15"/>
+          <w:szCs w:val="15"/>
+          <w:lang w:val="en-US"/>
+        </w:rPr>
+        <w:t xml:space="preserve"> += </w:t>
+      </w:r>
+      <w:proofErr w:type="spellStart"/>
+      <w:r>
+        <w:rPr>
+          <w:rFonts w:ascii="Courier New" w:hAnsi="Courier New" w:cs="Courier New"/>
+          <w:color w:val="000000"/>
+          <w:sz w:val="15"/>
+          <w:szCs w:val="15"/>
+          <w:lang w:val="en-US"/>
+        </w:rPr>
+        <w:t>loss.item</w:t>
+      </w:r>
+      <w:proofErr w:type="spellEnd"/>
+      <w:r>
+        <w:rPr>
+          <w:rFonts w:ascii="Courier New" w:hAnsi="Courier New" w:cs="Courier New"/>
+          <w:color w:val="000000"/>
+          <w:sz w:val="15"/>
+          <w:szCs w:val="15"/>
+          <w:lang w:val="en-US"/>
+        </w:rPr>
+        <w:t>()</w:t>
       </w:r>
     </w:p>
     <w:p>
@@ -5068,7 +7321,29 @@
           <w:szCs w:val="15"/>
           <w:lang w:val="en-US"/>
         </w:rPr>
-        <w:t xml:space="preserve">        optimizer.zero_grad()</w:t>
+        <w:t xml:space="preserve">        </w:t>
+      </w:r>
+      <w:proofErr w:type="spellStart"/>
+      <w:r>
+        <w:rPr>
+          <w:rFonts w:ascii="Courier New" w:hAnsi="Courier New" w:cs="Courier New"/>
+          <w:color w:val="000000"/>
+          <w:sz w:val="15"/>
+          <w:szCs w:val="15"/>
+          <w:lang w:val="en-US"/>
+        </w:rPr>
+        <w:t>optimizer.zero_grad</w:t>
+      </w:r>
+      <w:proofErr w:type="spellEnd"/>
+      <w:r>
+        <w:rPr>
+          <w:rFonts w:ascii="Courier New" w:hAnsi="Courier New" w:cs="Courier New"/>
+          <w:color w:val="000000"/>
+          <w:sz w:val="15"/>
+          <w:szCs w:val="15"/>
+          <w:lang w:val="en-US"/>
+        </w:rPr>
+        <w:t>()</w:t>
       </w:r>
     </w:p>
     <w:p>
@@ -5090,7 +7365,29 @@
           <w:szCs w:val="15"/>
           <w:lang w:val="en-US"/>
         </w:rPr>
-        <w:t xml:space="preserve">        loss.backward()</w:t>
+        <w:t xml:space="preserve">        </w:t>
+      </w:r>
+      <w:proofErr w:type="spellStart"/>
+      <w:r>
+        <w:rPr>
+          <w:rFonts w:ascii="Courier New" w:hAnsi="Courier New" w:cs="Courier New"/>
+          <w:color w:val="000000"/>
+          <w:sz w:val="15"/>
+          <w:szCs w:val="15"/>
+          <w:lang w:val="en-US"/>
+        </w:rPr>
+        <w:t>loss.backward</w:t>
+      </w:r>
+      <w:proofErr w:type="spellEnd"/>
+      <w:r>
+        <w:rPr>
+          <w:rFonts w:ascii="Courier New" w:hAnsi="Courier New" w:cs="Courier New"/>
+          <w:color w:val="000000"/>
+          <w:sz w:val="15"/>
+          <w:szCs w:val="15"/>
+          <w:lang w:val="en-US"/>
+        </w:rPr>
+        <w:t>()</w:t>
       </w:r>
     </w:p>
     <w:p>
@@ -5112,7 +7409,29 @@
           <w:szCs w:val="15"/>
           <w:lang w:val="en-US"/>
         </w:rPr>
-        <w:t xml:space="preserve">        optimizer.step()</w:t>
+        <w:t xml:space="preserve">        </w:t>
+      </w:r>
+      <w:proofErr w:type="spellStart"/>
+      <w:r>
+        <w:rPr>
+          <w:rFonts w:ascii="Courier New" w:hAnsi="Courier New" w:cs="Courier New"/>
+          <w:color w:val="000000"/>
+          <w:sz w:val="15"/>
+          <w:szCs w:val="15"/>
+          <w:lang w:val="en-US"/>
+        </w:rPr>
+        <w:t>optimizer.step</w:t>
+      </w:r>
+      <w:proofErr w:type="spellEnd"/>
+      <w:r>
+        <w:rPr>
+          <w:rFonts w:ascii="Courier New" w:hAnsi="Courier New" w:cs="Courier New"/>
+          <w:color w:val="000000"/>
+          <w:sz w:val="15"/>
+          <w:szCs w:val="15"/>
+          <w:lang w:val="en-US"/>
+        </w:rPr>
+        <w:t>()</w:t>
       </w:r>
     </w:p>
     <w:p>
@@ -5177,8 +7496,42 @@
           <w:szCs w:val="15"/>
           <w:lang w:val="en-US"/>
         </w:rPr>
-        <w:t xml:space="preserve"> epoch_loss / nb_batches</w:t>
-      </w:r>
+        <w:t xml:space="preserve"> </w:t>
+      </w:r>
+      <w:proofErr w:type="spellStart"/>
+      <w:r>
+        <w:rPr>
+          <w:rFonts w:ascii="Courier New" w:hAnsi="Courier New" w:cs="Courier New"/>
+          <w:color w:val="000000"/>
+          <w:sz w:val="15"/>
+          <w:szCs w:val="15"/>
+          <w:lang w:val="en-US"/>
+        </w:rPr>
+        <w:t>epoch_loss</w:t>
+      </w:r>
+      <w:proofErr w:type="spellEnd"/>
+      <w:r>
+        <w:rPr>
+          <w:rFonts w:ascii="Courier New" w:hAnsi="Courier New" w:cs="Courier New"/>
+          <w:color w:val="000000"/>
+          <w:sz w:val="15"/>
+          <w:szCs w:val="15"/>
+          <w:lang w:val="en-US"/>
+        </w:rPr>
+        <w:t xml:space="preserve"> / </w:t>
+      </w:r>
+      <w:proofErr w:type="spellStart"/>
+      <w:r>
+        <w:rPr>
+          <w:rFonts w:ascii="Courier New" w:hAnsi="Courier New" w:cs="Courier New"/>
+          <w:color w:val="000000"/>
+          <w:sz w:val="15"/>
+          <w:szCs w:val="15"/>
+          <w:lang w:val="en-US"/>
+        </w:rPr>
+        <w:t>nb_batches</w:t>
+      </w:r>
+      <w:proofErr w:type="spellEnd"/>
     </w:p>
     <w:p>
       <w:pPr>
@@ -5230,7 +7583,73 @@
           <w:szCs w:val="15"/>
           <w:lang w:val="en-US"/>
         </w:rPr>
-        <w:t xml:space="preserve"> valid_loop(dataloader, model, loss_fn):</w:t>
+        <w:t xml:space="preserve"> </w:t>
+      </w:r>
+      <w:proofErr w:type="spellStart"/>
+      <w:r>
+        <w:rPr>
+          <w:rFonts w:ascii="Courier New" w:hAnsi="Courier New" w:cs="Courier New"/>
+          <w:color w:val="000000"/>
+          <w:sz w:val="15"/>
+          <w:szCs w:val="15"/>
+          <w:lang w:val="en-US"/>
+        </w:rPr>
+        <w:t>valid_loop</w:t>
+      </w:r>
+      <w:proofErr w:type="spellEnd"/>
+      <w:r>
+        <w:rPr>
+          <w:rFonts w:ascii="Courier New" w:hAnsi="Courier New" w:cs="Courier New"/>
+          <w:color w:val="000000"/>
+          <w:sz w:val="15"/>
+          <w:szCs w:val="15"/>
+          <w:lang w:val="en-US"/>
+        </w:rPr>
+        <w:t>(</w:t>
+      </w:r>
+      <w:proofErr w:type="spellStart"/>
+      <w:r>
+        <w:rPr>
+          <w:rFonts w:ascii="Courier New" w:hAnsi="Courier New" w:cs="Courier New"/>
+          <w:color w:val="000000"/>
+          <w:sz w:val="15"/>
+          <w:szCs w:val="15"/>
+          <w:lang w:val="en-US"/>
+        </w:rPr>
+        <w:t>dataloader</w:t>
+      </w:r>
+      <w:proofErr w:type="spellEnd"/>
+      <w:r>
+        <w:rPr>
+          <w:rFonts w:ascii="Courier New" w:hAnsi="Courier New" w:cs="Courier New"/>
+          <w:color w:val="000000"/>
+          <w:sz w:val="15"/>
+          <w:szCs w:val="15"/>
+          <w:lang w:val="en-US"/>
+        </w:rPr>
+        <w:t xml:space="preserve">, model, </w:t>
+      </w:r>
+      <w:proofErr w:type="spellStart"/>
+      <w:r>
+        <w:rPr>
+          <w:rFonts w:ascii="Courier New" w:hAnsi="Courier New" w:cs="Courier New"/>
+          <w:color w:val="000000"/>
+          <w:sz w:val="15"/>
+          <w:szCs w:val="15"/>
+          <w:lang w:val="en-US"/>
+        </w:rPr>
+        <w:t>loss_fn</w:t>
+      </w:r>
+      <w:proofErr w:type="spellEnd"/>
+      <w:r>
+        <w:rPr>
+          <w:rFonts w:ascii="Courier New" w:hAnsi="Courier New" w:cs="Courier New"/>
+          <w:color w:val="000000"/>
+          <w:sz w:val="15"/>
+          <w:szCs w:val="15"/>
+          <w:lang w:val="en-US"/>
+        </w:rPr>
+        <w:t>):</w:t>
       </w:r>
     </w:p>
     <w:p>
@@ -5294,8 +7713,20 @@
           <w:szCs w:val="15"/>
           <w:lang w:val="en-US"/>
         </w:rPr>
-        <w:t xml:space="preserve"> valid_loss</w:t>
-      </w:r>
+        <w:t xml:space="preserve"> </w:t>
+      </w:r>
+      <w:proofErr w:type="spellStart"/>
+      <w:r>
+        <w:rPr>
+          <w:rFonts w:ascii="Courier New" w:hAnsi="Courier New" w:cs="Courier New"/>
+          <w:color w:val="000000"/>
+          <w:sz w:val="15"/>
+          <w:szCs w:val="15"/>
+          <w:lang w:val="en-US"/>
+        </w:rPr>
+        <w:t>valid_loss</w:t>
+      </w:r>
+      <w:proofErr w:type="spellEnd"/>
     </w:p>
     <w:p>
       <w:pPr>
@@ -5544,7 +7975,29 @@
           <w:szCs w:val="15"/>
           <w:lang w:val="en-US"/>
         </w:rPr>
-        <w:t xml:space="preserve">    device = torch.device(</w:t>
+        <w:t xml:space="preserve">    device = </w:t>
+      </w:r>
+      <w:proofErr w:type="spellStart"/>
+      <w:r>
+        <w:rPr>
+          <w:rFonts w:ascii="Courier New" w:hAnsi="Courier New" w:cs="Courier New"/>
+          <w:color w:val="000000"/>
+          <w:sz w:val="15"/>
+          <w:szCs w:val="15"/>
+          <w:lang w:val="en-US"/>
+        </w:rPr>
+        <w:t>torch.device</w:t>
+      </w:r>
+      <w:proofErr w:type="spellEnd"/>
+      <w:r>
+        <w:rPr>
+          <w:rFonts w:ascii="Courier New" w:hAnsi="Courier New" w:cs="Courier New"/>
+          <w:color w:val="000000"/>
+          <w:sz w:val="15"/>
+          <w:szCs w:val="15"/>
+          <w:lang w:val="en-US"/>
+        </w:rPr>
+        <w:t>(</w:t>
       </w:r>
       <w:r>
         <w:rPr>
@@ -5554,7 +8007,29 @@
           <w:szCs w:val="15"/>
           <w:lang w:val="en-US"/>
         </w:rPr>
-        <w:t>"cpu"</w:t>
+        <w:t>"</w:t>
+      </w:r>
+      <w:proofErr w:type="spellStart"/>
+      <w:r>
+        <w:rPr>
+          <w:rFonts w:ascii="Courier New" w:hAnsi="Courier New" w:cs="Courier New"/>
+          <w:color w:val="A31515"/>
+          <w:sz w:val="15"/>
+          <w:szCs w:val="15"/>
+          <w:lang w:val="en-US"/>
+        </w:rPr>
+        <w:t>cpu</w:t>
+      </w:r>
+      <w:proofErr w:type="spellEnd"/>
+      <w:r>
+        <w:rPr>
+          <w:rFonts w:ascii="Courier New" w:hAnsi="Courier New" w:cs="Courier New"/>
+          <w:color w:val="A31515"/>
+          <w:sz w:val="15"/>
+          <w:szCs w:val="15"/>
+          <w:lang w:val="en-US"/>
+        </w:rPr>
+        <w:t>"</w:t>
       </w:r>
       <w:r>
         <w:rPr>
@@ -5606,7 +8081,29 @@
           <w:szCs w:val="15"/>
           <w:lang w:val="en-US"/>
         </w:rPr>
-        <w:t xml:space="preserve"> torch.backends.mps.is_available():</w:t>
+        <w:t xml:space="preserve"> </w:t>
+      </w:r>
+      <w:proofErr w:type="spellStart"/>
+      <w:r>
+        <w:rPr>
+          <w:rFonts w:ascii="Courier New" w:hAnsi="Courier New" w:cs="Courier New"/>
+          <w:color w:val="000000"/>
+          <w:sz w:val="15"/>
+          <w:szCs w:val="15"/>
+          <w:lang w:val="en-US"/>
+        </w:rPr>
+        <w:t>torch.backends.mps.is_available</w:t>
+      </w:r>
+      <w:proofErr w:type="spellEnd"/>
+      <w:r>
+        <w:rPr>
+          <w:rFonts w:ascii="Courier New" w:hAnsi="Courier New" w:cs="Courier New"/>
+          <w:color w:val="000000"/>
+          <w:sz w:val="15"/>
+          <w:szCs w:val="15"/>
+          <w:lang w:val="en-US"/>
+        </w:rPr>
+        <w:t>():</w:t>
       </w:r>
     </w:p>
     <w:p>
@@ -5629,14 +8126,45 @@
         </w:rPr>
         <w:t xml:space="preserve">        </w:t>
       </w:r>
-      <w:r>
-        <w:rPr>
-          <w:rFonts w:ascii="Courier New" w:hAnsi="Courier New" w:cs="Courier New"/>
-          <w:color w:val="000000"/>
-          <w:sz w:val="15"/>
-          <w:szCs w:val="15"/>
-        </w:rPr>
-        <w:t>device = torch.device(</w:t>
+      <w:proofErr w:type="spellStart"/>
+      <w:r>
+        <w:rPr>
+          <w:rFonts w:ascii="Courier New" w:hAnsi="Courier New" w:cs="Courier New"/>
+          <w:color w:val="000000"/>
+          <w:sz w:val="15"/>
+          <w:szCs w:val="15"/>
+        </w:rPr>
+        <w:t>device</w:t>
+      </w:r>
+      <w:proofErr w:type="spellEnd"/>
+      <w:r>
+        <w:rPr>
+          <w:rFonts w:ascii="Courier New" w:hAnsi="Courier New" w:cs="Courier New"/>
+          <w:color w:val="000000"/>
+          <w:sz w:val="15"/>
+          <w:szCs w:val="15"/>
+        </w:rPr>
+        <w:t xml:space="preserve"> = </w:t>
+      </w:r>
+      <w:proofErr w:type="spellStart"/>
+      <w:r>
+        <w:rPr>
+          <w:rFonts w:ascii="Courier New" w:hAnsi="Courier New" w:cs="Courier New"/>
+          <w:color w:val="000000"/>
+          <w:sz w:val="15"/>
+          <w:szCs w:val="15"/>
+        </w:rPr>
+        <w:t>torch.device</w:t>
+      </w:r>
+      <w:proofErr w:type="spellEnd"/>
+      <w:r>
+        <w:rPr>
+          <w:rFonts w:ascii="Courier New" w:hAnsi="Courier New" w:cs="Courier New"/>
+          <w:color w:val="000000"/>
+          <w:sz w:val="15"/>
+          <w:szCs w:val="15"/>
+        </w:rPr>
+        <w:t>(</w:t>
       </w:r>
       <w:r>
         <w:rPr>
@@ -5645,7 +8173,27 @@
           <w:sz w:val="15"/>
           <w:szCs w:val="15"/>
         </w:rPr>
-        <w:t>"mps"</w:t>
+        <w:t>"</w:t>
+      </w:r>
+      <w:proofErr w:type="spellStart"/>
+      <w:r>
+        <w:rPr>
+          <w:rFonts w:ascii="Courier New" w:hAnsi="Courier New" w:cs="Courier New"/>
+          <w:color w:val="A31515"/>
+          <w:sz w:val="15"/>
+          <w:szCs w:val="15"/>
+        </w:rPr>
+        <w:t>mps</w:t>
+      </w:r>
+      <w:proofErr w:type="spellEnd"/>
+      <w:r>
+        <w:rPr>
+          <w:rFonts w:ascii="Courier New" w:hAnsi="Courier New" w:cs="Courier New"/>
+          <w:color w:val="A31515"/>
+          <w:sz w:val="15"/>
+          <w:szCs w:val="15"/>
+        </w:rPr>
+        <w:t>"</w:t>
       </w:r>
       <w:r>
         <w:rPr>
@@ -5676,6 +8224,7 @@
         </w:rPr>
         <w:t xml:space="preserve">    </w:t>
       </w:r>
+      <w:proofErr w:type="spellStart"/>
       <w:r>
         <w:rPr>
           <w:rFonts w:ascii="Courier New" w:hAnsi="Courier New" w:cs="Courier New"/>
@@ -5685,14 +8234,35 @@
         </w:rPr>
         <w:t>elif</w:t>
       </w:r>
-      <w:r>
-        <w:rPr>
-          <w:rFonts w:ascii="Courier New" w:hAnsi="Courier New" w:cs="Courier New"/>
-          <w:color w:val="000000"/>
-          <w:sz w:val="15"/>
-          <w:szCs w:val="15"/>
-        </w:rPr>
-        <w:t xml:space="preserve"> torch.cuda.is_available():</w:t>
+      <w:proofErr w:type="spellEnd"/>
+      <w:r>
+        <w:rPr>
+          <w:rFonts w:ascii="Courier New" w:hAnsi="Courier New" w:cs="Courier New"/>
+          <w:color w:val="000000"/>
+          <w:sz w:val="15"/>
+          <w:szCs w:val="15"/>
+        </w:rPr>
+        <w:t xml:space="preserve"> </w:t>
+      </w:r>
+      <w:proofErr w:type="spellStart"/>
+      <w:r>
+        <w:rPr>
+          <w:rFonts w:ascii="Courier New" w:hAnsi="Courier New" w:cs="Courier New"/>
+          <w:color w:val="000000"/>
+          <w:sz w:val="15"/>
+          <w:szCs w:val="15"/>
+        </w:rPr>
+        <w:t>torch.cuda.is_available</w:t>
+      </w:r>
+      <w:proofErr w:type="spellEnd"/>
+      <w:r>
+        <w:rPr>
+          <w:rFonts w:ascii="Courier New" w:hAnsi="Courier New" w:cs="Courier New"/>
+          <w:color w:val="000000"/>
+          <w:sz w:val="15"/>
+          <w:szCs w:val="15"/>
+        </w:rPr>
+        <w:t>():</w:t>
       </w:r>
     </w:p>
     <w:p>
@@ -5712,7 +8282,47 @@
           <w:sz w:val="15"/>
           <w:szCs w:val="15"/>
         </w:rPr>
-        <w:t xml:space="preserve">        device = torch.device(</w:t>
+        <w:t xml:space="preserve">        </w:t>
+      </w:r>
+      <w:proofErr w:type="spellStart"/>
+      <w:r>
+        <w:rPr>
+          <w:rFonts w:ascii="Courier New" w:hAnsi="Courier New" w:cs="Courier New"/>
+          <w:color w:val="000000"/>
+          <w:sz w:val="15"/>
+          <w:szCs w:val="15"/>
+        </w:rPr>
+        <w:t>device</w:t>
+      </w:r>
+      <w:proofErr w:type="spellEnd"/>
+      <w:r>
+        <w:rPr>
+          <w:rFonts w:ascii="Courier New" w:hAnsi="Courier New" w:cs="Courier New"/>
+          <w:color w:val="000000"/>
+          <w:sz w:val="15"/>
+          <w:szCs w:val="15"/>
+        </w:rPr>
+        <w:t xml:space="preserve"> = </w:t>
+      </w:r>
+      <w:proofErr w:type="spellStart"/>
+      <w:r>
+        <w:rPr>
+          <w:rFonts w:ascii="Courier New" w:hAnsi="Courier New" w:cs="Courier New"/>
+          <w:color w:val="000000"/>
+          <w:sz w:val="15"/>
+          <w:szCs w:val="15"/>
+        </w:rPr>
+        <w:t>torch.device</w:t>
+      </w:r>
+      <w:proofErr w:type="spellEnd"/>
+      <w:r>
+        <w:rPr>
+          <w:rFonts w:ascii="Courier New" w:hAnsi="Courier New" w:cs="Courier New"/>
+          <w:color w:val="000000"/>
+          <w:sz w:val="15"/>
+          <w:szCs w:val="15"/>
+        </w:rPr>
+        <w:t>(</w:t>
       </w:r>
       <w:r>
         <w:rPr>
@@ -5721,7 +8331,27 @@
           <w:sz w:val="15"/>
           <w:szCs w:val="15"/>
         </w:rPr>
-        <w:t>"cuda"</w:t>
+        <w:t>"</w:t>
+      </w:r>
+      <w:proofErr w:type="spellStart"/>
+      <w:r>
+        <w:rPr>
+          <w:rFonts w:ascii="Courier New" w:hAnsi="Courier New" w:cs="Courier New"/>
+          <w:color w:val="A31515"/>
+          <w:sz w:val="15"/>
+          <w:szCs w:val="15"/>
+        </w:rPr>
+        <w:t>cuda</w:t>
+      </w:r>
+      <w:proofErr w:type="spellEnd"/>
+      <w:r>
+        <w:rPr>
+          <w:rFonts w:ascii="Courier New" w:hAnsi="Courier New" w:cs="Courier New"/>
+          <w:color w:val="A31515"/>
+          <w:sz w:val="15"/>
+          <w:szCs w:val="15"/>
+        </w:rPr>
+        <w:t>"</w:t>
       </w:r>
       <w:r>
         <w:rPr>
@@ -5752,6 +8382,7 @@
         </w:rPr>
         <w:t xml:space="preserve">    </w:t>
       </w:r>
+      <w:proofErr w:type="spellStart"/>
       <w:r>
         <w:rPr>
           <w:rFonts w:ascii="Courier New" w:hAnsi="Courier New" w:cs="Courier New"/>
@@ -5761,6 +8392,7 @@
         </w:rPr>
         <w:t>print</w:t>
       </w:r>
+      <w:proofErr w:type="spellEnd"/>
       <w:r>
         <w:rPr>
           <w:rFonts w:ascii="Courier New" w:hAnsi="Courier New" w:cs="Courier New"/>
@@ -5777,16 +8409,56 @@
           <w:sz w:val="15"/>
           <w:szCs w:val="15"/>
         </w:rPr>
-        <w:t>"Device :"</w:t>
-      </w:r>
-      <w:r>
-        <w:rPr>
-          <w:rFonts w:ascii="Courier New" w:hAnsi="Courier New" w:cs="Courier New"/>
-          <w:color w:val="000000"/>
-          <w:sz w:val="15"/>
-          <w:szCs w:val="15"/>
-        </w:rPr>
-        <w:t>,device)</w:t>
+        <w:t>"</w:t>
+      </w:r>
+      <w:proofErr w:type="spellStart"/>
+      <w:r>
+        <w:rPr>
+          <w:rFonts w:ascii="Courier New" w:hAnsi="Courier New" w:cs="Courier New"/>
+          <w:color w:val="A31515"/>
+          <w:sz w:val="15"/>
+          <w:szCs w:val="15"/>
+        </w:rPr>
+        <w:t>Device</w:t>
+      </w:r>
+      <w:proofErr w:type="spellEnd"/>
+      <w:r>
+        <w:rPr>
+          <w:rFonts w:ascii="Courier New" w:hAnsi="Courier New" w:cs="Courier New"/>
+          <w:color w:val="A31515"/>
+          <w:sz w:val="15"/>
+          <w:szCs w:val="15"/>
+        </w:rPr>
+        <w:t xml:space="preserve"> :"</w:t>
+      </w:r>
+      <w:r>
+        <w:rPr>
+          <w:rFonts w:ascii="Courier New" w:hAnsi="Courier New" w:cs="Courier New"/>
+          <w:color w:val="000000"/>
+          <w:sz w:val="15"/>
+          <w:szCs w:val="15"/>
+        </w:rPr>
+        <w:t>,</w:t>
+      </w:r>
+      <w:proofErr w:type="spellStart"/>
+      <w:r>
+        <w:rPr>
+          <w:rFonts w:ascii="Courier New" w:hAnsi="Courier New" w:cs="Courier New"/>
+          <w:color w:val="000000"/>
+          <w:sz w:val="15"/>
+          <w:szCs w:val="15"/>
+        </w:rPr>
+        <w:t>device</w:t>
+      </w:r>
+      <w:proofErr w:type="spellEnd"/>
+      <w:r>
+        <w:rPr>
+          <w:rFonts w:ascii="Courier New" w:hAnsi="Courier New" w:cs="Courier New"/>
+          <w:color w:val="000000"/>
+          <w:sz w:val="15"/>
+          <w:szCs w:val="15"/>
+        </w:rPr>
+        <w:t>)</w:t>
       </w:r>
     </w:p>
     <w:p>
@@ -6573,6 +9245,822 @@
           <w:szCs w:val="15"/>
           <w:lang w:val="en-US"/>
         </w:rPr>
+        <w:t>'</w:t>
+      </w:r>
+      <w:proofErr w:type="spellStart"/>
+      <w:r>
+        <w:rPr>
+          <w:rFonts w:ascii="Courier New" w:hAnsi="Courier New" w:cs="Courier New"/>
+          <w:color w:val="A31515"/>
+          <w:sz w:val="15"/>
+          <w:szCs w:val="15"/>
+          <w:lang w:val="en-US"/>
+        </w:rPr>
+        <w:t>pad_idx</w:t>
+      </w:r>
+      <w:proofErr w:type="spellEnd"/>
+      <w:r>
+        <w:rPr>
+          <w:rFonts w:ascii="Courier New" w:hAnsi="Courier New" w:cs="Courier New"/>
+          <w:color w:val="A31515"/>
+          <w:sz w:val="15"/>
+          <w:szCs w:val="15"/>
+          <w:lang w:val="en-US"/>
+        </w:rPr>
+        <w:t>'</w:t>
+      </w:r>
+      <w:r>
+        <w:rPr>
+          <w:rFonts w:ascii="Courier New" w:hAnsi="Courier New" w:cs="Courier New"/>
+          <w:color w:val="000000"/>
+          <w:sz w:val="15"/>
+          <w:szCs w:val="15"/>
+          <w:lang w:val="en-US"/>
+        </w:rPr>
+        <w:t>:</w:t>
+      </w:r>
+      <w:r>
+        <w:rPr>
+          <w:rFonts w:ascii="Courier New" w:hAnsi="Courier New" w:cs="Courier New"/>
+          <w:color w:val="116644"/>
+          <w:sz w:val="15"/>
+          <w:szCs w:val="15"/>
+          <w:lang w:val="en-US"/>
+        </w:rPr>
+        <w:t>-1</w:t>
+      </w:r>
+      <w:r>
+        <w:rPr>
+          <w:rFonts w:ascii="Courier New" w:hAnsi="Courier New" w:cs="Courier New"/>
+          <w:color w:val="000000"/>
+          <w:sz w:val="15"/>
+          <w:szCs w:val="15"/>
+          <w:lang w:val="en-US"/>
+        </w:rPr>
+        <w:t>,</w:t>
+      </w:r>
+    </w:p>
+    <w:p>
+      <w:pPr>
+        <w:shd w:val="clear" w:color="auto" w:fill="F7F7F7"/>
+        <w:rPr>
+          <w:rFonts w:ascii="Courier New" w:hAnsi="Courier New" w:cs="Courier New"/>
+          <w:color w:val="000000"/>
+          <w:sz w:val="15"/>
+          <w:szCs w:val="15"/>
+          <w:lang w:val="en-US"/>
+        </w:rPr>
+      </w:pPr>
+      <w:r>
+        <w:rPr>
+          <w:rFonts w:ascii="Courier New" w:hAnsi="Courier New" w:cs="Courier New"/>
+          <w:color w:val="000000"/>
+          <w:sz w:val="15"/>
+          <w:szCs w:val="15"/>
+          <w:lang w:val="en-US"/>
+        </w:rPr>
+        <w:t xml:space="preserve">        </w:t>
+      </w:r>
+      <w:r>
+        <w:rPr>
+          <w:rFonts w:ascii="Courier New" w:hAnsi="Courier New" w:cs="Courier New"/>
+          <w:color w:val="A31515"/>
+          <w:sz w:val="15"/>
+          <w:szCs w:val="15"/>
+          <w:lang w:val="en-US"/>
+        </w:rPr>
+        <w:t>'max_length'</w:t>
+      </w:r>
+      <w:r>
+        <w:rPr>
+          <w:rFonts w:ascii="Courier New" w:hAnsi="Courier New" w:cs="Courier New"/>
+          <w:color w:val="000000"/>
+          <w:sz w:val="15"/>
+          <w:szCs w:val="15"/>
+          <w:lang w:val="en-US"/>
+        </w:rPr>
+        <w:t>:</w:t>
+      </w:r>
+      <w:r>
+        <w:rPr>
+          <w:rFonts w:ascii="Courier New" w:hAnsi="Courier New" w:cs="Courier New"/>
+          <w:color w:val="116644"/>
+          <w:sz w:val="15"/>
+          <w:szCs w:val="15"/>
+          <w:lang w:val="en-US"/>
+        </w:rPr>
+        <w:t>140</w:t>
+      </w:r>
+      <w:r>
+        <w:rPr>
+          <w:rFonts w:ascii="Courier New" w:hAnsi="Courier New" w:cs="Courier New"/>
+          <w:color w:val="000000"/>
+          <w:sz w:val="15"/>
+          <w:szCs w:val="15"/>
+          <w:lang w:val="en-US"/>
+        </w:rPr>
+        <w:t>,</w:t>
+      </w:r>
+    </w:p>
+    <w:p>
+      <w:pPr>
+        <w:shd w:val="clear" w:color="auto" w:fill="F7F7F7"/>
+        <w:rPr>
+          <w:rFonts w:ascii="Courier New" w:hAnsi="Courier New" w:cs="Courier New"/>
+          <w:color w:val="000000"/>
+          <w:sz w:val="15"/>
+          <w:szCs w:val="15"/>
+          <w:lang w:val="en-US"/>
+        </w:rPr>
+      </w:pPr>
+      <w:r>
+        <w:rPr>
+          <w:rFonts w:ascii="Courier New" w:hAnsi="Courier New" w:cs="Courier New"/>
+          <w:color w:val="000000"/>
+          <w:sz w:val="15"/>
+          <w:szCs w:val="15"/>
+          <w:lang w:val="en-US"/>
+        </w:rPr>
+        <w:t xml:space="preserve">        </w:t>
+      </w:r>
+      <w:r>
+        <w:rPr>
+          <w:rFonts w:ascii="Courier New" w:hAnsi="Courier New" w:cs="Courier New"/>
+          <w:color w:val="A31515"/>
+          <w:sz w:val="15"/>
+          <w:szCs w:val="15"/>
+          <w:lang w:val="en-US"/>
+        </w:rPr>
+        <w:t>'START_TOKEN'</w:t>
+      </w:r>
+      <w:r>
+        <w:rPr>
+          <w:rFonts w:ascii="Courier New" w:hAnsi="Courier New" w:cs="Courier New"/>
+          <w:color w:val="000000"/>
+          <w:sz w:val="15"/>
+          <w:szCs w:val="15"/>
+          <w:lang w:val="en-US"/>
+        </w:rPr>
+        <w:t>:</w:t>
+      </w:r>
+      <w:r>
+        <w:rPr>
+          <w:rFonts w:ascii="Courier New" w:hAnsi="Courier New" w:cs="Courier New"/>
+          <w:color w:val="116644"/>
+          <w:sz w:val="15"/>
+          <w:szCs w:val="15"/>
+          <w:lang w:val="en-US"/>
+        </w:rPr>
+        <w:t>10</w:t>
+      </w:r>
+      <w:r>
+        <w:rPr>
+          <w:rFonts w:ascii="Courier New" w:hAnsi="Courier New" w:cs="Courier New"/>
+          <w:color w:val="000000"/>
+          <w:sz w:val="15"/>
+          <w:szCs w:val="15"/>
+          <w:lang w:val="en-US"/>
+        </w:rPr>
+        <w:t>,</w:t>
+      </w:r>
+    </w:p>
+    <w:p>
+      <w:pPr>
+        <w:shd w:val="clear" w:color="auto" w:fill="F7F7F7"/>
+        <w:rPr>
+          <w:rFonts w:ascii="Courier New" w:hAnsi="Courier New" w:cs="Courier New"/>
+          <w:color w:val="000000"/>
+          <w:sz w:val="15"/>
+          <w:szCs w:val="15"/>
+          <w:lang w:val="en-US"/>
+        </w:rPr>
+      </w:pPr>
+      <w:r>
+        <w:rPr>
+          <w:rFonts w:ascii="Courier New" w:hAnsi="Courier New" w:cs="Courier New"/>
+          <w:color w:val="000000"/>
+          <w:sz w:val="15"/>
+          <w:szCs w:val="15"/>
+          <w:lang w:val="en-US"/>
+        </w:rPr>
+        <w:t xml:space="preserve">        </w:t>
+      </w:r>
+      <w:r>
+        <w:rPr>
+          <w:rFonts w:ascii="Courier New" w:hAnsi="Courier New" w:cs="Courier New"/>
+          <w:color w:val="A31515"/>
+          <w:sz w:val="15"/>
+          <w:szCs w:val="15"/>
+          <w:lang w:val="en-US"/>
+        </w:rPr>
+        <w:t>'END_TOKEN'</w:t>
+      </w:r>
+      <w:r>
+        <w:rPr>
+          <w:rFonts w:ascii="Courier New" w:hAnsi="Courier New" w:cs="Courier New"/>
+          <w:color w:val="000000"/>
+          <w:sz w:val="15"/>
+          <w:szCs w:val="15"/>
+          <w:lang w:val="en-US"/>
+        </w:rPr>
+        <w:t>:</w:t>
+      </w:r>
+      <w:r>
+        <w:rPr>
+          <w:rFonts w:ascii="Courier New" w:hAnsi="Courier New" w:cs="Courier New"/>
+          <w:color w:val="116644"/>
+          <w:sz w:val="15"/>
+          <w:szCs w:val="15"/>
+          <w:lang w:val="en-US"/>
+        </w:rPr>
+        <w:t>11</w:t>
+      </w:r>
+      <w:r>
+        <w:rPr>
+          <w:rFonts w:ascii="Courier New" w:hAnsi="Courier New" w:cs="Courier New"/>
+          <w:color w:val="000000"/>
+          <w:sz w:val="15"/>
+          <w:szCs w:val="15"/>
+          <w:lang w:val="en-US"/>
+        </w:rPr>
+        <w:t>,</w:t>
+      </w:r>
+    </w:p>
+    <w:p>
+      <w:pPr>
+        <w:shd w:val="clear" w:color="auto" w:fill="F7F7F7"/>
+        <w:rPr>
+          <w:rFonts w:ascii="Courier New" w:hAnsi="Courier New" w:cs="Courier New"/>
+          <w:color w:val="000000"/>
+          <w:sz w:val="15"/>
+          <w:szCs w:val="15"/>
+          <w:lang w:val="en-US"/>
+        </w:rPr>
+      </w:pPr>
+      <w:r>
+        <w:rPr>
+          <w:rFonts w:ascii="Courier New" w:hAnsi="Courier New" w:cs="Courier New"/>
+          <w:color w:val="000000"/>
+          <w:sz w:val="15"/>
+          <w:szCs w:val="15"/>
+          <w:lang w:val="en-US"/>
+        </w:rPr>
+        <w:t xml:space="preserve">    }</w:t>
+      </w:r>
+    </w:p>
+    <w:p>
+      <w:pPr>
+        <w:jc w:val="both"/>
+        <w:rPr>
+          <w:bCs/>
+          <w:lang w:val="en-US"/>
+        </w:rPr>
+      </w:pPr>
+    </w:p>
+    <w:p>
+      <w:pPr>
+        <w:shd w:val="clear" w:color="auto" w:fill="F7F7F7"/>
+        <w:rPr>
+          <w:rFonts w:ascii="Courier New" w:hAnsi="Courier New" w:cs="Courier New"/>
+          <w:color w:val="000000"/>
+          <w:sz w:val="15"/>
+          <w:szCs w:val="15"/>
+          <w:lang w:val="en-US"/>
+        </w:rPr>
+      </w:pPr>
+      <w:r>
+        <w:rPr>
+          <w:rFonts w:ascii="Courier New" w:hAnsi="Courier New" w:cs="Courier New"/>
+          <w:color w:val="000000"/>
+          <w:sz w:val="15"/>
+          <w:szCs w:val="15"/>
+          <w:lang w:val="en-US"/>
+        </w:rPr>
+        <w:t xml:space="preserve">    </w:t>
+      </w:r>
+      <w:proofErr w:type="spellStart"/>
+      <w:r>
+        <w:rPr>
+          <w:rFonts w:ascii="Courier New" w:hAnsi="Courier New" w:cs="Courier New"/>
+          <w:color w:val="000000"/>
+          <w:sz w:val="15"/>
+          <w:szCs w:val="15"/>
+          <w:lang w:val="en-US"/>
+        </w:rPr>
+        <w:t>dir_name</w:t>
+      </w:r>
+      <w:proofErr w:type="spellEnd"/>
+      <w:r>
+        <w:rPr>
+          <w:rFonts w:ascii="Courier New" w:hAnsi="Courier New" w:cs="Courier New"/>
+          <w:color w:val="000000"/>
+          <w:sz w:val="15"/>
+          <w:szCs w:val="15"/>
+          <w:lang w:val="en-US"/>
+        </w:rPr>
+        <w:t xml:space="preserve"> = </w:t>
+      </w:r>
+      <w:r>
+        <w:rPr>
+          <w:rFonts w:ascii="Courier New" w:hAnsi="Courier New" w:cs="Courier New"/>
+          <w:color w:val="A31515"/>
+          <w:sz w:val="15"/>
+          <w:szCs w:val="15"/>
+          <w:lang w:val="en-US"/>
+        </w:rPr>
+        <w:t>"/content/</w:t>
+      </w:r>
+      <w:proofErr w:type="spellStart"/>
+      <w:r>
+        <w:rPr>
+          <w:rFonts w:ascii="Courier New" w:hAnsi="Courier New" w:cs="Courier New"/>
+          <w:color w:val="A31515"/>
+          <w:sz w:val="15"/>
+          <w:szCs w:val="15"/>
+          <w:lang w:val="en-US"/>
+        </w:rPr>
+        <w:t>sample_data</w:t>
+      </w:r>
+      <w:proofErr w:type="spellEnd"/>
+      <w:r>
+        <w:rPr>
+          <w:rFonts w:ascii="Courier New" w:hAnsi="Courier New" w:cs="Courier New"/>
+          <w:color w:val="A31515"/>
+          <w:sz w:val="15"/>
+          <w:szCs w:val="15"/>
+          <w:lang w:val="en-US"/>
+        </w:rPr>
+        <w:t>/"</w:t>
+      </w:r>
+    </w:p>
+    <w:p>
+      <w:pPr>
+        <w:shd w:val="clear" w:color="auto" w:fill="F7F7F7"/>
+        <w:rPr>
+          <w:rFonts w:ascii="Courier New" w:hAnsi="Courier New" w:cs="Courier New"/>
+          <w:color w:val="000000"/>
+          <w:sz w:val="15"/>
+          <w:szCs w:val="15"/>
+          <w:lang w:val="en-US"/>
+        </w:rPr>
+      </w:pPr>
+      <w:r>
+        <w:rPr>
+          <w:rFonts w:ascii="Courier New" w:hAnsi="Courier New" w:cs="Courier New"/>
+          <w:color w:val="000000"/>
+          <w:sz w:val="15"/>
+          <w:szCs w:val="15"/>
+          <w:lang w:val="en-US"/>
+        </w:rPr>
+        <w:t xml:space="preserve">    </w:t>
+      </w:r>
+      <w:proofErr w:type="spellStart"/>
+      <w:r>
+        <w:rPr>
+          <w:rFonts w:ascii="Courier New" w:hAnsi="Courier New" w:cs="Courier New"/>
+          <w:color w:val="000000"/>
+          <w:sz w:val="15"/>
+          <w:szCs w:val="15"/>
+          <w:lang w:val="en-US"/>
+        </w:rPr>
+        <w:t>model_name</w:t>
+      </w:r>
+      <w:proofErr w:type="spellEnd"/>
+      <w:r>
+        <w:rPr>
+          <w:rFonts w:ascii="Courier New" w:hAnsi="Courier New" w:cs="Courier New"/>
+          <w:color w:val="000000"/>
+          <w:sz w:val="15"/>
+          <w:szCs w:val="15"/>
+          <w:lang w:val="en-US"/>
+        </w:rPr>
+        <w:t xml:space="preserve"> = </w:t>
+      </w:r>
+      <w:r>
+        <w:rPr>
+          <w:rFonts w:ascii="Courier New" w:hAnsi="Courier New" w:cs="Courier New"/>
+          <w:color w:val="A31515"/>
+          <w:sz w:val="15"/>
+          <w:szCs w:val="15"/>
+          <w:lang w:val="en-US"/>
+        </w:rPr>
+        <w:t>"Transformer_"</w:t>
+      </w:r>
+      <w:r>
+        <w:rPr>
+          <w:rFonts w:ascii="Courier New" w:hAnsi="Courier New" w:cs="Courier New"/>
+          <w:color w:val="000000"/>
+          <w:sz w:val="15"/>
+          <w:szCs w:val="15"/>
+          <w:lang w:val="en-US"/>
+        </w:rPr>
+        <w:t>+</w:t>
+      </w:r>
+      <w:r>
+        <w:rPr>
+          <w:rFonts w:ascii="Courier New" w:hAnsi="Courier New" w:cs="Courier New"/>
+          <w:color w:val="257693"/>
+          <w:sz w:val="15"/>
+          <w:szCs w:val="15"/>
+          <w:lang w:val="en-US"/>
+        </w:rPr>
+        <w:t>str</w:t>
+      </w:r>
+      <w:r>
+        <w:rPr>
+          <w:rFonts w:ascii="Courier New" w:hAnsi="Courier New" w:cs="Courier New"/>
+          <w:color w:val="000000"/>
+          <w:sz w:val="15"/>
+          <w:szCs w:val="15"/>
+          <w:lang w:val="en-US"/>
+        </w:rPr>
+        <w:t>(config[</w:t>
+      </w:r>
+      <w:r>
+        <w:rPr>
+          <w:rFonts w:ascii="Courier New" w:hAnsi="Courier New" w:cs="Courier New"/>
+          <w:color w:val="A31515"/>
+          <w:sz w:val="15"/>
+          <w:szCs w:val="15"/>
+          <w:lang w:val="en-US"/>
+        </w:rPr>
+        <w:t>'input_features'</w:t>
+      </w:r>
+      <w:r>
+        <w:rPr>
+          <w:rFonts w:ascii="Courier New" w:hAnsi="Courier New" w:cs="Courier New"/>
+          <w:color w:val="000000"/>
+          <w:sz w:val="15"/>
+          <w:szCs w:val="15"/>
+          <w:lang w:val="en-US"/>
+        </w:rPr>
+        <w:t>])+</w:t>
+      </w:r>
+      <w:r>
+        <w:rPr>
+          <w:rFonts w:ascii="Courier New" w:hAnsi="Courier New" w:cs="Courier New"/>
+          <w:color w:val="A31515"/>
+          <w:sz w:val="15"/>
+          <w:szCs w:val="15"/>
+          <w:lang w:val="en-US"/>
+        </w:rPr>
+        <w:t>"_"</w:t>
+      </w:r>
+      <w:r>
+        <w:rPr>
+          <w:rFonts w:ascii="Courier New" w:hAnsi="Courier New" w:cs="Courier New"/>
+          <w:color w:val="000000"/>
+          <w:sz w:val="15"/>
+          <w:szCs w:val="15"/>
+          <w:lang w:val="en-US"/>
+        </w:rPr>
+        <w:t>+</w:t>
+      </w:r>
+      <w:r>
+        <w:rPr>
+          <w:rFonts w:ascii="Courier New" w:hAnsi="Courier New" w:cs="Courier New"/>
+          <w:color w:val="257693"/>
+          <w:sz w:val="15"/>
+          <w:szCs w:val="15"/>
+          <w:lang w:val="en-US"/>
+        </w:rPr>
+        <w:t>str</w:t>
+      </w:r>
+      <w:r>
+        <w:rPr>
+          <w:rFonts w:ascii="Courier New" w:hAnsi="Courier New" w:cs="Courier New"/>
+          <w:color w:val="000000"/>
+          <w:sz w:val="15"/>
+          <w:szCs w:val="15"/>
+          <w:lang w:val="en-US"/>
+        </w:rPr>
+        <w:t>(config[</w:t>
+      </w:r>
+      <w:r>
+        <w:rPr>
+          <w:rFonts w:ascii="Courier New" w:hAnsi="Courier New" w:cs="Courier New"/>
+          <w:color w:val="A31515"/>
+          <w:sz w:val="15"/>
+          <w:szCs w:val="15"/>
+          <w:lang w:val="en-US"/>
+        </w:rPr>
+        <w:t>'hidden_size'</w:t>
+      </w:r>
+      <w:r>
+        <w:rPr>
+          <w:rFonts w:ascii="Courier New" w:hAnsi="Courier New" w:cs="Courier New"/>
+          <w:color w:val="000000"/>
+          <w:sz w:val="15"/>
+          <w:szCs w:val="15"/>
+          <w:lang w:val="en-US"/>
+        </w:rPr>
+        <w:t>])+</w:t>
+      </w:r>
+      <w:r>
+        <w:rPr>
+          <w:rFonts w:ascii="Courier New" w:hAnsi="Courier New" w:cs="Courier New"/>
+          <w:color w:val="A31515"/>
+          <w:sz w:val="15"/>
+          <w:szCs w:val="15"/>
+          <w:lang w:val="en-US"/>
+        </w:rPr>
+        <w:t>"_"</w:t>
+      </w:r>
+      <w:r>
+        <w:rPr>
+          <w:rFonts w:ascii="Courier New" w:hAnsi="Courier New" w:cs="Courier New"/>
+          <w:color w:val="000000"/>
+          <w:sz w:val="15"/>
+          <w:szCs w:val="15"/>
+          <w:lang w:val="en-US"/>
+        </w:rPr>
+        <w:t>+</w:t>
+      </w:r>
+      <w:r>
+        <w:rPr>
+          <w:rFonts w:ascii="Courier New" w:hAnsi="Courier New" w:cs="Courier New"/>
+          <w:color w:val="257693"/>
+          <w:sz w:val="15"/>
+          <w:szCs w:val="15"/>
+          <w:lang w:val="en-US"/>
+        </w:rPr>
+        <w:t>str</w:t>
+      </w:r>
+      <w:r>
+        <w:rPr>
+          <w:rFonts w:ascii="Courier New" w:hAnsi="Courier New" w:cs="Courier New"/>
+          <w:color w:val="000000"/>
+          <w:sz w:val="15"/>
+          <w:szCs w:val="15"/>
+          <w:lang w:val="en-US"/>
+        </w:rPr>
+        <w:t>(config[</w:t>
+      </w:r>
+      <w:r>
+        <w:rPr>
+          <w:rFonts w:ascii="Courier New" w:hAnsi="Courier New" w:cs="Courier New"/>
+          <w:color w:val="A31515"/>
+          <w:sz w:val="15"/>
+          <w:szCs w:val="15"/>
+          <w:lang w:val="en-US"/>
+        </w:rPr>
+        <w:t>'num_heads'</w:t>
+      </w:r>
+      <w:r>
+        <w:rPr>
+          <w:rFonts w:ascii="Courier New" w:hAnsi="Courier New" w:cs="Courier New"/>
+          <w:color w:val="000000"/>
+          <w:sz w:val="15"/>
+          <w:szCs w:val="15"/>
+          <w:lang w:val="en-US"/>
+        </w:rPr>
+        <w:t>])+</w:t>
+      </w:r>
+      <w:r>
+        <w:rPr>
+          <w:rFonts w:ascii="Courier New" w:hAnsi="Courier New" w:cs="Courier New"/>
+          <w:color w:val="A31515"/>
+          <w:sz w:val="15"/>
+          <w:szCs w:val="15"/>
+          <w:lang w:val="en-US"/>
+        </w:rPr>
+        <w:t>"_"</w:t>
+      </w:r>
+      <w:r>
+        <w:rPr>
+          <w:rFonts w:ascii="Courier New" w:hAnsi="Courier New" w:cs="Courier New"/>
+          <w:color w:val="000000"/>
+          <w:sz w:val="15"/>
+          <w:szCs w:val="15"/>
+          <w:lang w:val="en-US"/>
+        </w:rPr>
+        <w:t>+</w:t>
+      </w:r>
+      <w:r>
+        <w:rPr>
+          <w:rFonts w:ascii="Courier New" w:hAnsi="Courier New" w:cs="Courier New"/>
+          <w:color w:val="257693"/>
+          <w:sz w:val="15"/>
+          <w:szCs w:val="15"/>
+          <w:lang w:val="en-US"/>
+        </w:rPr>
+        <w:t>str</w:t>
+      </w:r>
+      <w:r>
+        <w:rPr>
+          <w:rFonts w:ascii="Courier New" w:hAnsi="Courier New" w:cs="Courier New"/>
+          <w:color w:val="000000"/>
+          <w:sz w:val="15"/>
+          <w:szCs w:val="15"/>
+          <w:lang w:val="en-US"/>
+        </w:rPr>
+        <w:t>(N_train)</w:t>
+      </w:r>
+    </w:p>
+    <w:p>
+      <w:pPr>
+        <w:shd w:val="clear" w:color="auto" w:fill="F7F7F7"/>
+        <w:rPr>
+          <w:rFonts w:ascii="Courier New" w:hAnsi="Courier New" w:cs="Courier New"/>
+          <w:color w:val="000000"/>
+          <w:sz w:val="15"/>
+          <w:szCs w:val="15"/>
+          <w:lang w:val="en-US"/>
+        </w:rPr>
+      </w:pPr>
+      <w:r>
+        <w:rPr>
+          <w:rFonts w:ascii="Courier New" w:hAnsi="Courier New" w:cs="Courier New"/>
+          <w:color w:val="000000"/>
+          <w:sz w:val="15"/>
+          <w:szCs w:val="15"/>
+          <w:lang w:val="en-US"/>
+        </w:rPr>
+        <w:t xml:space="preserve">    </w:t>
+      </w:r>
+      <w:proofErr w:type="spellStart"/>
+      <w:r>
+        <w:rPr>
+          <w:rFonts w:ascii="Courier New" w:hAnsi="Courier New" w:cs="Courier New"/>
+          <w:color w:val="000000"/>
+          <w:sz w:val="15"/>
+          <w:szCs w:val="15"/>
+          <w:lang w:val="en-US"/>
+        </w:rPr>
+        <w:t>model_name</w:t>
+      </w:r>
+      <w:proofErr w:type="spellEnd"/>
+      <w:r>
+        <w:rPr>
+          <w:rFonts w:ascii="Courier New" w:hAnsi="Courier New" w:cs="Courier New"/>
+          <w:color w:val="000000"/>
+          <w:sz w:val="15"/>
+          <w:szCs w:val="15"/>
+          <w:lang w:val="en-US"/>
+        </w:rPr>
+        <w:t xml:space="preserve"> =</w:t>
+      </w:r>
+      <w:proofErr w:type="spellStart"/>
+      <w:r>
+        <w:rPr>
+          <w:rFonts w:ascii="Courier New" w:hAnsi="Courier New" w:cs="Courier New"/>
+          <w:color w:val="000000"/>
+          <w:sz w:val="15"/>
+          <w:szCs w:val="15"/>
+          <w:lang w:val="en-US"/>
+        </w:rPr>
+        <w:t>dir_name+model_name</w:t>
+      </w:r>
+      <w:proofErr w:type="spellEnd"/>
+    </w:p>
+    <w:p>
+      <w:pPr>
+        <w:jc w:val="both"/>
+        <w:rPr>
+          <w:bCs/>
+          <w:lang w:val="en-US"/>
+        </w:rPr>
+      </w:pPr>
+    </w:p>
+    <w:p>
+      <w:pPr>
+        <w:shd w:val="clear" w:color="auto" w:fill="F7F7F7"/>
+        <w:rPr>
+          <w:rFonts w:ascii="Courier New" w:hAnsi="Courier New" w:cs="Courier New"/>
+          <w:color w:val="000000"/>
+          <w:sz w:val="15"/>
+          <w:szCs w:val="15"/>
+          <w:lang w:val="en-US"/>
+        </w:rPr>
+      </w:pPr>
+      <w:r>
+        <w:rPr>
+          <w:rFonts w:ascii="Courier New" w:hAnsi="Courier New" w:cs="Courier New"/>
+          <w:color w:val="000000"/>
+          <w:sz w:val="15"/>
+          <w:szCs w:val="15"/>
+          <w:lang w:val="en-US"/>
+        </w:rPr>
+        <w:t xml:space="preserve">    </w:t>
+      </w:r>
+      <w:proofErr w:type="spellStart"/>
+      <w:r>
+        <w:rPr>
+          <w:rFonts w:ascii="Courier New" w:hAnsi="Courier New" w:cs="Courier New"/>
+          <w:color w:val="000000"/>
+          <w:sz w:val="15"/>
+          <w:szCs w:val="15"/>
+          <w:lang w:val="en-US"/>
+        </w:rPr>
+        <w:t>my_transformer</w:t>
+      </w:r>
+      <w:proofErr w:type="spellEnd"/>
+      <w:r>
+        <w:rPr>
+          <w:rFonts w:ascii="Courier New" w:hAnsi="Courier New" w:cs="Courier New"/>
+          <w:color w:val="000000"/>
+          <w:sz w:val="15"/>
+          <w:szCs w:val="15"/>
+          <w:lang w:val="en-US"/>
+        </w:rPr>
+        <w:t xml:space="preserve"> = </w:t>
+      </w:r>
+      <w:proofErr w:type="spellStart"/>
+      <w:r>
+        <w:rPr>
+          <w:rFonts w:ascii="Courier New" w:hAnsi="Courier New" w:cs="Courier New"/>
+          <w:color w:val="000000"/>
+          <w:sz w:val="15"/>
+          <w:szCs w:val="15"/>
+          <w:lang w:val="en-US"/>
+        </w:rPr>
+        <w:t>TRANSFORMER.Transformer</w:t>
+      </w:r>
+      <w:proofErr w:type="spellEnd"/>
+      <w:r>
+        <w:rPr>
+          <w:rFonts w:ascii="Courier New" w:hAnsi="Courier New" w:cs="Courier New"/>
+          <w:color w:val="000000"/>
+          <w:sz w:val="15"/>
+          <w:szCs w:val="15"/>
+          <w:lang w:val="en-US"/>
+        </w:rPr>
+        <w:t>(</w:t>
+      </w:r>
+      <w:proofErr w:type="spellStart"/>
+      <w:r>
+        <w:rPr>
+          <w:rFonts w:ascii="Courier New" w:hAnsi="Courier New" w:cs="Courier New"/>
+          <w:color w:val="000000"/>
+          <w:sz w:val="15"/>
+          <w:szCs w:val="15"/>
+          <w:lang w:val="en-US"/>
+        </w:rPr>
+        <w:t>config,device</w:t>
+      </w:r>
+      <w:proofErr w:type="spellEnd"/>
+      <w:r>
+        <w:rPr>
+          <w:rFonts w:ascii="Courier New" w:hAnsi="Courier New" w:cs="Courier New"/>
+          <w:color w:val="000000"/>
+          <w:sz w:val="15"/>
+          <w:szCs w:val="15"/>
+          <w:lang w:val="en-US"/>
+        </w:rPr>
+        <w:t>).to(device)</w:t>
+      </w:r>
+    </w:p>
+    <w:p>
+      <w:pPr>
+        <w:shd w:val="clear" w:color="auto" w:fill="F7F7F7"/>
+        <w:rPr>
+          <w:rFonts w:ascii="Courier New" w:hAnsi="Courier New" w:cs="Courier New"/>
+          <w:color w:val="000000"/>
+          <w:sz w:val="15"/>
+          <w:szCs w:val="15"/>
+          <w:lang w:val="en-US"/>
+        </w:rPr>
+      </w:pPr>
+      <w:r>
+        <w:rPr>
+          <w:rFonts w:ascii="Courier New" w:hAnsi="Courier New" w:cs="Courier New"/>
+          <w:color w:val="000000"/>
+          <w:sz w:val="15"/>
+          <w:szCs w:val="15"/>
+          <w:lang w:val="en-US"/>
+        </w:rPr>
+        <w:t xml:space="preserve">    </w:t>
+      </w:r>
+      <w:proofErr w:type="spellStart"/>
+      <w:r>
+        <w:rPr>
+          <w:rFonts w:ascii="Courier New" w:hAnsi="Courier New" w:cs="Courier New"/>
+          <w:color w:val="000000"/>
+          <w:sz w:val="15"/>
+          <w:szCs w:val="15"/>
+          <w:lang w:val="en-US"/>
+        </w:rPr>
+        <w:t>loss_fn</w:t>
+      </w:r>
+      <w:proofErr w:type="spellEnd"/>
+      <w:r>
+        <w:rPr>
+          <w:rFonts w:ascii="Courier New" w:hAnsi="Courier New" w:cs="Courier New"/>
+          <w:color w:val="000000"/>
+          <w:sz w:val="15"/>
+          <w:szCs w:val="15"/>
+          <w:lang w:val="en-US"/>
+        </w:rPr>
+        <w:t xml:space="preserve"> = torch.nn.CrossEntropyLoss(ignore_index=config[</w:t>
+      </w:r>
+      <w:r>
+        <w:rPr>
+          <w:rFonts w:ascii="Courier New" w:hAnsi="Courier New" w:cs="Courier New"/>
+          <w:color w:val="A31515"/>
+          <w:sz w:val="15"/>
+          <w:szCs w:val="15"/>
+          <w:lang w:val="en-US"/>
+        </w:rPr>
         <w:t>'pad_idx'</w:t>
       </w:r>
       <w:r>
@@ -6583,25 +10071,372 @@
           <w:szCs w:val="15"/>
           <w:lang w:val="en-US"/>
         </w:rPr>
-        <w:t>:</w:t>
-      </w:r>
-      <w:r>
-        <w:rPr>
-          <w:rFonts w:ascii="Courier New" w:hAnsi="Courier New" w:cs="Courier New"/>
-          <w:color w:val="116644"/>
-          <w:sz w:val="15"/>
-          <w:szCs w:val="15"/>
-          <w:lang w:val="en-US"/>
-        </w:rPr>
-        <w:t>-1</w:t>
-      </w:r>
-      <w:r>
-        <w:rPr>
-          <w:rFonts w:ascii="Courier New" w:hAnsi="Courier New" w:cs="Courier New"/>
-          <w:color w:val="000000"/>
-          <w:sz w:val="15"/>
-          <w:szCs w:val="15"/>
-          <w:lang w:val="en-US"/>
+        <w:t>],reduction=</w:t>
+      </w:r>
+      <w:r>
+        <w:rPr>
+          <w:rFonts w:ascii="Courier New" w:hAnsi="Courier New" w:cs="Courier New"/>
+          <w:color w:val="A31515"/>
+          <w:sz w:val="15"/>
+          <w:szCs w:val="15"/>
+          <w:lang w:val="en-US"/>
+        </w:rPr>
+        <w:t>'mean'</w:t>
+      </w:r>
+      <w:r>
+        <w:rPr>
+          <w:rFonts w:ascii="Courier New" w:hAnsi="Courier New" w:cs="Courier New"/>
+          <w:color w:val="000000"/>
+          <w:sz w:val="15"/>
+          <w:szCs w:val="15"/>
+          <w:lang w:val="en-US"/>
+        </w:rPr>
+        <w:t>)</w:t>
+      </w:r>
+    </w:p>
+    <w:p>
+      <w:pPr>
+        <w:shd w:val="clear" w:color="auto" w:fill="F7F7F7"/>
+        <w:rPr>
+          <w:rFonts w:ascii="Courier New" w:hAnsi="Courier New" w:cs="Courier New"/>
+          <w:color w:val="000000"/>
+          <w:sz w:val="15"/>
+          <w:szCs w:val="15"/>
+          <w:lang w:val="en-US"/>
+        </w:rPr>
+      </w:pPr>
+      <w:r>
+        <w:rPr>
+          <w:rFonts w:ascii="Courier New" w:hAnsi="Courier New" w:cs="Courier New"/>
+          <w:color w:val="000000"/>
+          <w:sz w:val="15"/>
+          <w:szCs w:val="15"/>
+          <w:lang w:val="en-US"/>
+        </w:rPr>
+        <w:t xml:space="preserve">    optimizer = torch.optim.Adam(my_transformer.parameters(),lr=config[</w:t>
+      </w:r>
+      <w:r>
+        <w:rPr>
+          <w:rFonts w:ascii="Courier New" w:hAnsi="Courier New" w:cs="Courier New"/>
+          <w:color w:val="A31515"/>
+          <w:sz w:val="15"/>
+          <w:szCs w:val="15"/>
+          <w:lang w:val="en-US"/>
+        </w:rPr>
+        <w:t>'learning_rate'</w:t>
+      </w:r>
+      <w:r>
+        <w:rPr>
+          <w:rFonts w:ascii="Courier New" w:hAnsi="Courier New" w:cs="Courier New"/>
+          <w:color w:val="000000"/>
+          <w:sz w:val="15"/>
+          <w:szCs w:val="15"/>
+          <w:lang w:val="en-US"/>
+        </w:rPr>
+        <w:t>])</w:t>
+      </w:r>
+    </w:p>
+    <w:p>
+      <w:pPr>
+        <w:shd w:val="clear" w:color="auto" w:fill="F7F7F7"/>
+        <w:rPr>
+          <w:rFonts w:ascii="Courier New" w:hAnsi="Courier New" w:cs="Courier New"/>
+          <w:color w:val="000000"/>
+          <w:sz w:val="15"/>
+          <w:szCs w:val="15"/>
+          <w:lang w:val="en-US"/>
+        </w:rPr>
+      </w:pPr>
+    </w:p>
+    <w:p>
+      <w:pPr>
+        <w:shd w:val="clear" w:color="auto" w:fill="F7F7F7"/>
+        <w:rPr>
+          <w:rFonts w:ascii="Courier New" w:hAnsi="Courier New" w:cs="Courier New"/>
+          <w:color w:val="000000"/>
+          <w:sz w:val="15"/>
+          <w:szCs w:val="15"/>
+          <w:lang w:val="en-US"/>
+        </w:rPr>
+      </w:pPr>
+      <w:r>
+        <w:rPr>
+          <w:rFonts w:ascii="Courier New" w:hAnsi="Courier New" w:cs="Courier New"/>
+          <w:color w:val="000000"/>
+          <w:sz w:val="15"/>
+          <w:szCs w:val="15"/>
+          <w:lang w:val="en-US"/>
+        </w:rPr>
+        <w:t xml:space="preserve">    </w:t>
+      </w:r>
+      <w:proofErr w:type="spellStart"/>
+      <w:r>
+        <w:rPr>
+          <w:rFonts w:ascii="Courier New" w:hAnsi="Courier New" w:cs="Courier New"/>
+          <w:color w:val="000000"/>
+          <w:sz w:val="15"/>
+          <w:szCs w:val="15"/>
+          <w:lang w:val="en-US"/>
+        </w:rPr>
+        <w:t>train_loss</w:t>
+      </w:r>
+      <w:proofErr w:type="spellEnd"/>
+      <w:r>
+        <w:rPr>
+          <w:rFonts w:ascii="Courier New" w:hAnsi="Courier New" w:cs="Courier New"/>
+          <w:color w:val="000000"/>
+          <w:sz w:val="15"/>
+          <w:szCs w:val="15"/>
+          <w:lang w:val="en-US"/>
+        </w:rPr>
+        <w:t xml:space="preserve"> = []</w:t>
+      </w:r>
+    </w:p>
+    <w:p>
+      <w:pPr>
+        <w:shd w:val="clear" w:color="auto" w:fill="F7F7F7"/>
+        <w:rPr>
+          <w:rFonts w:ascii="Courier New" w:hAnsi="Courier New" w:cs="Courier New"/>
+          <w:color w:val="000000"/>
+          <w:sz w:val="15"/>
+          <w:szCs w:val="15"/>
+          <w:lang w:val="en-US"/>
+        </w:rPr>
+      </w:pPr>
+      <w:r>
+        <w:rPr>
+          <w:rFonts w:ascii="Courier New" w:hAnsi="Courier New" w:cs="Courier New"/>
+          <w:color w:val="000000"/>
+          <w:sz w:val="15"/>
+          <w:szCs w:val="15"/>
+          <w:lang w:val="en-US"/>
+        </w:rPr>
+        <w:t xml:space="preserve">    </w:t>
+      </w:r>
+      <w:proofErr w:type="spellStart"/>
+      <w:r>
+        <w:rPr>
+          <w:rFonts w:ascii="Courier New" w:hAnsi="Courier New" w:cs="Courier New"/>
+          <w:color w:val="000000"/>
+          <w:sz w:val="15"/>
+          <w:szCs w:val="15"/>
+          <w:lang w:val="en-US"/>
+        </w:rPr>
+        <w:t>valid_loss</w:t>
+      </w:r>
+      <w:proofErr w:type="spellEnd"/>
+      <w:r>
+        <w:rPr>
+          <w:rFonts w:ascii="Courier New" w:hAnsi="Courier New" w:cs="Courier New"/>
+          <w:color w:val="000000"/>
+          <w:sz w:val="15"/>
+          <w:szCs w:val="15"/>
+          <w:lang w:val="en-US"/>
+        </w:rPr>
+        <w:t xml:space="preserve"> = []</w:t>
+      </w:r>
+    </w:p>
+    <w:p>
+      <w:pPr>
+        <w:shd w:val="clear" w:color="auto" w:fill="F7F7F7"/>
+        <w:rPr>
+          <w:rFonts w:ascii="Courier New" w:hAnsi="Courier New" w:cs="Courier New"/>
+          <w:color w:val="000000"/>
+          <w:sz w:val="15"/>
+          <w:szCs w:val="15"/>
+          <w:lang w:val="en-US"/>
+        </w:rPr>
+      </w:pPr>
+      <w:r>
+        <w:rPr>
+          <w:rFonts w:ascii="Courier New" w:hAnsi="Courier New" w:cs="Courier New"/>
+          <w:color w:val="000000"/>
+          <w:sz w:val="15"/>
+          <w:szCs w:val="15"/>
+          <w:lang w:val="en-US"/>
+        </w:rPr>
+        <w:t xml:space="preserve">    </w:t>
+      </w:r>
+      <w:r>
+        <w:rPr>
+          <w:rFonts w:ascii="Courier New" w:hAnsi="Courier New" w:cs="Courier New"/>
+          <w:color w:val="AF00DB"/>
+          <w:sz w:val="15"/>
+          <w:szCs w:val="15"/>
+          <w:lang w:val="en-US"/>
+        </w:rPr>
+        <w:t>for</w:t>
+      </w:r>
+      <w:r>
+        <w:rPr>
+          <w:rFonts w:ascii="Courier New" w:hAnsi="Courier New" w:cs="Courier New"/>
+          <w:color w:val="000000"/>
+          <w:sz w:val="15"/>
+          <w:szCs w:val="15"/>
+          <w:lang w:val="en-US"/>
+        </w:rPr>
+        <w:t xml:space="preserve"> e </w:t>
+      </w:r>
+      <w:r>
+        <w:rPr>
+          <w:rFonts w:ascii="Courier New" w:hAnsi="Courier New" w:cs="Courier New"/>
+          <w:color w:val="0000FF"/>
+          <w:sz w:val="15"/>
+          <w:szCs w:val="15"/>
+          <w:lang w:val="en-US"/>
+        </w:rPr>
+        <w:t>in</w:t>
+      </w:r>
+      <w:r>
+        <w:rPr>
+          <w:rFonts w:ascii="Courier New" w:hAnsi="Courier New" w:cs="Courier New"/>
+          <w:color w:val="000000"/>
+          <w:sz w:val="15"/>
+          <w:szCs w:val="15"/>
+          <w:lang w:val="en-US"/>
+        </w:rPr>
+        <w:t xml:space="preserve"> </w:t>
+      </w:r>
+      <w:r>
+        <w:rPr>
+          <w:rFonts w:ascii="Courier New" w:hAnsi="Courier New" w:cs="Courier New"/>
+          <w:color w:val="795E26"/>
+          <w:sz w:val="15"/>
+          <w:szCs w:val="15"/>
+          <w:lang w:val="en-US"/>
+        </w:rPr>
+        <w:t>range</w:t>
+      </w:r>
+      <w:r>
+        <w:rPr>
+          <w:rFonts w:ascii="Courier New" w:hAnsi="Courier New" w:cs="Courier New"/>
+          <w:color w:val="000000"/>
+          <w:sz w:val="15"/>
+          <w:szCs w:val="15"/>
+          <w:lang w:val="en-US"/>
+        </w:rPr>
+        <w:t>(config[</w:t>
+      </w:r>
+      <w:r>
+        <w:rPr>
+          <w:rFonts w:ascii="Courier New" w:hAnsi="Courier New" w:cs="Courier New"/>
+          <w:color w:val="A31515"/>
+          <w:sz w:val="15"/>
+          <w:szCs w:val="15"/>
+          <w:lang w:val="en-US"/>
+        </w:rPr>
+        <w:t>'</w:t>
+      </w:r>
+      <w:proofErr w:type="spellStart"/>
+      <w:r>
+        <w:rPr>
+          <w:rFonts w:ascii="Courier New" w:hAnsi="Courier New" w:cs="Courier New"/>
+          <w:color w:val="A31515"/>
+          <w:sz w:val="15"/>
+          <w:szCs w:val="15"/>
+          <w:lang w:val="en-US"/>
+        </w:rPr>
+        <w:t>num_epochs</w:t>
+      </w:r>
+      <w:proofErr w:type="spellEnd"/>
+      <w:r>
+        <w:rPr>
+          <w:rFonts w:ascii="Courier New" w:hAnsi="Courier New" w:cs="Courier New"/>
+          <w:color w:val="A31515"/>
+          <w:sz w:val="15"/>
+          <w:szCs w:val="15"/>
+          <w:lang w:val="en-US"/>
+        </w:rPr>
+        <w:t>'</w:t>
+      </w:r>
+      <w:r>
+        <w:rPr>
+          <w:rFonts w:ascii="Courier New" w:hAnsi="Courier New" w:cs="Courier New"/>
+          <w:color w:val="000000"/>
+          <w:sz w:val="15"/>
+          <w:szCs w:val="15"/>
+          <w:lang w:val="en-US"/>
+        </w:rPr>
+        <w:t>]):</w:t>
+      </w:r>
+    </w:p>
+    <w:p>
+      <w:pPr>
+        <w:shd w:val="clear" w:color="auto" w:fill="F7F7F7"/>
+        <w:rPr>
+          <w:rFonts w:ascii="Courier New" w:hAnsi="Courier New" w:cs="Courier New"/>
+          <w:color w:val="000000"/>
+          <w:sz w:val="15"/>
+          <w:szCs w:val="15"/>
+        </w:rPr>
+      </w:pPr>
+      <w:r>
+        <w:rPr>
+          <w:rFonts w:ascii="Courier New" w:hAnsi="Courier New" w:cs="Courier New"/>
+          <w:color w:val="000000"/>
+          <w:sz w:val="15"/>
+          <w:szCs w:val="15"/>
+          <w:lang w:val="en-US"/>
+        </w:rPr>
+        <w:t xml:space="preserve">        </w:t>
+      </w:r>
+      <w:proofErr w:type="spellStart"/>
+      <w:r>
+        <w:rPr>
+          <w:rFonts w:ascii="Courier New" w:hAnsi="Courier New" w:cs="Courier New"/>
+          <w:color w:val="000000"/>
+          <w:sz w:val="15"/>
+          <w:szCs w:val="15"/>
+        </w:rPr>
+        <w:t>train_loss.append</w:t>
+      </w:r>
+      <w:proofErr w:type="spellEnd"/>
+      <w:r>
+        <w:rPr>
+          <w:rFonts w:ascii="Courier New" w:hAnsi="Courier New" w:cs="Courier New"/>
+          <w:color w:val="000000"/>
+          <w:sz w:val="15"/>
+          <w:szCs w:val="15"/>
+        </w:rPr>
+        <w:t>(</w:t>
+      </w:r>
+      <w:proofErr w:type="spellStart"/>
+      <w:r>
+        <w:rPr>
+          <w:rFonts w:ascii="Courier New" w:hAnsi="Courier New" w:cs="Courier New"/>
+          <w:color w:val="000000"/>
+          <w:sz w:val="15"/>
+          <w:szCs w:val="15"/>
+        </w:rPr>
+        <w:t>TRANSFORMER.train_loop</w:t>
+      </w:r>
+      <w:proofErr w:type="spellEnd"/>
+      <w:r>
+        <w:rPr>
+          <w:rFonts w:ascii="Courier New" w:hAnsi="Courier New" w:cs="Courier New"/>
+          <w:color w:val="000000"/>
+          <w:sz w:val="15"/>
+          <w:szCs w:val="15"/>
+        </w:rPr>
+        <w:t>(</w:t>
+      </w:r>
+      <w:proofErr w:type="spellStart"/>
+      <w:r>
+        <w:rPr>
+          <w:rFonts w:ascii="Courier New" w:hAnsi="Courier New" w:cs="Courier New"/>
+          <w:color w:val="000000"/>
+          <w:sz w:val="15"/>
+          <w:szCs w:val="15"/>
+        </w:rPr>
+        <w:t>train_dataloader</w:t>
+      </w:r>
+      <w:proofErr w:type="spellEnd"/>
+      <w:r>
+        <w:rPr>
+          <w:rFonts w:ascii="Courier New" w:hAnsi="Courier New" w:cs="Courier New"/>
+          <w:color w:val="000000"/>
+          <w:sz w:val="15"/>
+          <w:szCs w:val="15"/>
         </w:rPr>
         <w:t>,</w:t>
       </w:r>
@@ -6623,40 +10458,21 @@
           <w:color w:val="000000"/>
           <w:sz w:val="15"/>
           <w:szCs w:val="15"/>
-          <w:lang w:val="en-US"/>
-        </w:rPr>
-        <w:t xml:space="preserve">        </w:t>
-      </w:r>
-      <w:r>
-        <w:rPr>
-          <w:rFonts w:ascii="Courier New" w:hAnsi="Courier New" w:cs="Courier New"/>
-          <w:color w:val="A31515"/>
-          <w:sz w:val="15"/>
-          <w:szCs w:val="15"/>
-          <w:lang w:val="en-US"/>
-        </w:rPr>
-        <w:t>'max_length'</w:t>
-      </w:r>
-      <w:r>
-        <w:rPr>
-          <w:rFonts w:ascii="Courier New" w:hAnsi="Courier New" w:cs="Courier New"/>
-          <w:color w:val="000000"/>
-          <w:sz w:val="15"/>
-          <w:szCs w:val="15"/>
-          <w:lang w:val="en-US"/>
-        </w:rPr>
-        <w:t>:</w:t>
-      </w:r>
-      <w:r>
-        <w:rPr>
-          <w:rFonts w:ascii="Courier New" w:hAnsi="Courier New" w:cs="Courier New"/>
-          <w:color w:val="116644"/>
-          <w:sz w:val="15"/>
-          <w:szCs w:val="15"/>
-          <w:lang w:val="en-US"/>
-        </w:rPr>
-        <w:t>140</w:t>
-      </w:r>
+        </w:rPr>
+        <w:t xml:space="preserve">                                                     </w:t>
+      </w:r>
+      <w:proofErr w:type="spellStart"/>
+      <w:r>
+        <w:rPr>
+          <w:rFonts w:ascii="Courier New" w:hAnsi="Courier New" w:cs="Courier New"/>
+          <w:color w:val="000000"/>
+          <w:sz w:val="15"/>
+          <w:szCs w:val="15"/>
+          <w:lang w:val="en-US"/>
+        </w:rPr>
+        <w:t>my_transformer</w:t>
+      </w:r>
+      <w:proofErr w:type="spellEnd"/>
       <w:r>
         <w:rPr>
           <w:rFonts w:ascii="Courier New" w:hAnsi="Courier New" w:cs="Courier New"/>
@@ -6687,38 +10503,20 @@
           <w:szCs w:val="15"/>
           <w:lang w:val="en-US"/>
         </w:rPr>
-        <w:t xml:space="preserve">        </w:t>
-      </w:r>
-      <w:r>
-        <w:rPr>
-          <w:rFonts w:ascii="Courier New" w:hAnsi="Courier New" w:cs="Courier New"/>
-          <w:color w:val="A31515"/>
-          <w:sz w:val="15"/>
-          <w:szCs w:val="15"/>
-          <w:lang w:val="en-US"/>
-        </w:rPr>
-        <w:t>'START_TOKEN'</w:t>
-      </w:r>
-      <w:r>
-        <w:rPr>
-          <w:rFonts w:ascii="Courier New" w:hAnsi="Courier New" w:cs="Courier New"/>
-          <w:color w:val="000000"/>
-          <w:sz w:val="15"/>
-          <w:szCs w:val="15"/>
-          <w:lang w:val="en-US"/>
-        </w:rPr>
-        <w:t>:</w:t>
-      </w:r>
-      <w:r>
-        <w:rPr>
-          <w:rFonts w:ascii="Courier New" w:hAnsi="Courier New" w:cs="Courier New"/>
-          <w:color w:val="116644"/>
-          <w:sz w:val="15"/>
-          <w:szCs w:val="15"/>
-          <w:lang w:val="en-US"/>
-        </w:rPr>
-        <w:t>10</w:t>
-      </w:r>
+        <w:t xml:space="preserve">                                                     </w:t>
+      </w:r>
+      <w:proofErr w:type="spellStart"/>
+      <w:r>
+        <w:rPr>
+          <w:rFonts w:ascii="Courier New" w:hAnsi="Courier New" w:cs="Courier New"/>
+          <w:color w:val="000000"/>
+          <w:sz w:val="15"/>
+          <w:szCs w:val="15"/>
+          <w:lang w:val="en-US"/>
+        </w:rPr>
+        <w:t>loss_fn</w:t>
+      </w:r>
+      <w:proofErr w:type="spellEnd"/>
       <w:r>
         <w:rPr>
           <w:rFonts w:ascii="Courier New" w:hAnsi="Courier New" w:cs="Courier New"/>
@@ -6749,791 +10547,6 @@
           <w:szCs w:val="15"/>
           <w:lang w:val="en-US"/>
         </w:rPr>
-        <w:t xml:space="preserve">        </w:t>
-      </w:r>
-      <w:r>
-        <w:rPr>
-          <w:rFonts w:ascii="Courier New" w:hAnsi="Courier New" w:cs="Courier New"/>
-          <w:color w:val="A31515"/>
-          <w:sz w:val="15"/>
-          <w:szCs w:val="15"/>
-          <w:lang w:val="en-US"/>
-        </w:rPr>
-        <w:t>'END_TOKEN'</w:t>
-      </w:r>
-      <w:r>
-        <w:rPr>
-          <w:rFonts w:ascii="Courier New" w:hAnsi="Courier New" w:cs="Courier New"/>
-          <w:color w:val="000000"/>
-          <w:sz w:val="15"/>
-          <w:szCs w:val="15"/>
-          <w:lang w:val="en-US"/>
-        </w:rPr>
-        <w:t>:</w:t>
-      </w:r>
-      <w:r>
-        <w:rPr>
-          <w:rFonts w:ascii="Courier New" w:hAnsi="Courier New" w:cs="Courier New"/>
-          <w:color w:val="116644"/>
-          <w:sz w:val="15"/>
-          <w:szCs w:val="15"/>
-          <w:lang w:val="en-US"/>
-        </w:rPr>
-        <w:t>11</w:t>
-      </w:r>
-      <w:r>
-        <w:rPr>
-          <w:rFonts w:ascii="Courier New" w:hAnsi="Courier New" w:cs="Courier New"/>
-          <w:color w:val="000000"/>
-          <w:sz w:val="15"/>
-          <w:szCs w:val="15"/>
-          <w:lang w:val="en-US"/>
-        </w:rPr>
-        <w:t>,</w:t>
-      </w:r>
-    </w:p>
-    <w:p>
-      <w:pPr>
-        <w:shd w:val="clear" w:color="auto" w:fill="F7F7F7"/>
-        <w:rPr>
-          <w:rFonts w:ascii="Courier New" w:hAnsi="Courier New" w:cs="Courier New"/>
-          <w:color w:val="000000"/>
-          <w:sz w:val="15"/>
-          <w:szCs w:val="15"/>
-          <w:lang w:val="en-US"/>
-        </w:rPr>
-      </w:pPr>
-      <w:r>
-        <w:rPr>
-          <w:rFonts w:ascii="Courier New" w:hAnsi="Courier New" w:cs="Courier New"/>
-          <w:color w:val="000000"/>
-          <w:sz w:val="15"/>
-          <w:szCs w:val="15"/>
-          <w:lang w:val="en-US"/>
-        </w:rPr>
-        <w:t xml:space="preserve">    }</w:t>
-      </w:r>
-    </w:p>
-    <w:p>
-      <w:pPr>
-        <w:jc w:val="both"/>
-        <w:rPr>
-          <w:bCs/>
-          <w:lang w:val="en-US"/>
-        </w:rPr>
-      </w:pPr>
-    </w:p>
-    <w:p>
-      <w:pPr>
-        <w:shd w:val="clear" w:color="auto" w:fill="F7F7F7"/>
-        <w:rPr>
-          <w:rFonts w:ascii="Courier New" w:hAnsi="Courier New" w:cs="Courier New"/>
-          <w:color w:val="000000"/>
-          <w:sz w:val="15"/>
-          <w:szCs w:val="15"/>
-          <w:lang w:val="en-US"/>
-        </w:rPr>
-      </w:pPr>
-      <w:r>
-        <w:rPr>
-          <w:rFonts w:ascii="Courier New" w:hAnsi="Courier New" w:cs="Courier New"/>
-          <w:color w:val="000000"/>
-          <w:sz w:val="15"/>
-          <w:szCs w:val="15"/>
-          <w:lang w:val="en-US"/>
-        </w:rPr>
-        <w:t xml:space="preserve">    </w:t>
-      </w:r>
-      <w:r>
-        <w:rPr>
-          <w:rFonts w:ascii="Courier New" w:hAnsi="Courier New" w:cs="Courier New"/>
-          <w:color w:val="000000"/>
-          <w:sz w:val="15"/>
-          <w:szCs w:val="15"/>
-          <w:lang w:val="en-US"/>
-        </w:rPr>
-        <w:t xml:space="preserve">dir_name = </w:t>
-      </w:r>
-      <w:r>
-        <w:rPr>
-          <w:rFonts w:ascii="Courier New" w:hAnsi="Courier New" w:cs="Courier New"/>
-          <w:color w:val="A31515"/>
-          <w:sz w:val="15"/>
-          <w:szCs w:val="15"/>
-          <w:lang w:val="en-US"/>
-        </w:rPr>
-        <w:t>"/content/sample_data/"</w:t>
-      </w:r>
-    </w:p>
-    <w:p>
-      <w:pPr>
-        <w:shd w:val="clear" w:color="auto" w:fill="F7F7F7"/>
-        <w:rPr>
-          <w:rFonts w:ascii="Courier New" w:hAnsi="Courier New" w:cs="Courier New"/>
-          <w:color w:val="000000"/>
-          <w:sz w:val="15"/>
-          <w:szCs w:val="15"/>
-          <w:lang w:val="en-US"/>
-        </w:rPr>
-      </w:pPr>
-      <w:r>
-        <w:rPr>
-          <w:rFonts w:ascii="Courier New" w:hAnsi="Courier New" w:cs="Courier New"/>
-          <w:color w:val="000000"/>
-          <w:sz w:val="15"/>
-          <w:szCs w:val="15"/>
-          <w:lang w:val="en-US"/>
-        </w:rPr>
-        <w:t xml:space="preserve">    model_name = </w:t>
-      </w:r>
-      <w:r>
-        <w:rPr>
-          <w:rFonts w:ascii="Courier New" w:hAnsi="Courier New" w:cs="Courier New"/>
-          <w:color w:val="A31515"/>
-          <w:sz w:val="15"/>
-          <w:szCs w:val="15"/>
-          <w:lang w:val="en-US"/>
-        </w:rPr>
-        <w:t>"Transformer_"</w:t>
-      </w:r>
-      <w:r>
-        <w:rPr>
-          <w:rFonts w:ascii="Courier New" w:hAnsi="Courier New" w:cs="Courier New"/>
-          <w:color w:val="000000"/>
-          <w:sz w:val="15"/>
-          <w:szCs w:val="15"/>
-          <w:lang w:val="en-US"/>
-        </w:rPr>
-        <w:t>+</w:t>
-      </w:r>
-      <w:r>
-        <w:rPr>
-          <w:rFonts w:ascii="Courier New" w:hAnsi="Courier New" w:cs="Courier New"/>
-          <w:color w:val="257693"/>
-          <w:sz w:val="15"/>
-          <w:szCs w:val="15"/>
-          <w:lang w:val="en-US"/>
-        </w:rPr>
-        <w:t>str</w:t>
-      </w:r>
-      <w:r>
-        <w:rPr>
-          <w:rFonts w:ascii="Courier New" w:hAnsi="Courier New" w:cs="Courier New"/>
-          <w:color w:val="000000"/>
-          <w:sz w:val="15"/>
-          <w:szCs w:val="15"/>
-          <w:lang w:val="en-US"/>
-        </w:rPr>
-        <w:t>(config[</w:t>
-      </w:r>
-      <w:r>
-        <w:rPr>
-          <w:rFonts w:ascii="Courier New" w:hAnsi="Courier New" w:cs="Courier New"/>
-          <w:color w:val="A31515"/>
-          <w:sz w:val="15"/>
-          <w:szCs w:val="15"/>
-          <w:lang w:val="en-US"/>
-        </w:rPr>
-        <w:t>'input_features'</w:t>
-      </w:r>
-      <w:r>
-        <w:rPr>
-          <w:rFonts w:ascii="Courier New" w:hAnsi="Courier New" w:cs="Courier New"/>
-          <w:color w:val="000000"/>
-          <w:sz w:val="15"/>
-          <w:szCs w:val="15"/>
-          <w:lang w:val="en-US"/>
-        </w:rPr>
-        <w:t>])+</w:t>
-      </w:r>
-      <w:r>
-        <w:rPr>
-          <w:rFonts w:ascii="Courier New" w:hAnsi="Courier New" w:cs="Courier New"/>
-          <w:color w:val="A31515"/>
-          <w:sz w:val="15"/>
-          <w:szCs w:val="15"/>
-          <w:lang w:val="en-US"/>
-        </w:rPr>
-        <w:t>"_"</w:t>
-      </w:r>
-      <w:r>
-        <w:rPr>
-          <w:rFonts w:ascii="Courier New" w:hAnsi="Courier New" w:cs="Courier New"/>
-          <w:color w:val="000000"/>
-          <w:sz w:val="15"/>
-          <w:szCs w:val="15"/>
-          <w:lang w:val="en-US"/>
-        </w:rPr>
-        <w:t>+</w:t>
-      </w:r>
-      <w:r>
-        <w:rPr>
-          <w:rFonts w:ascii="Courier New" w:hAnsi="Courier New" w:cs="Courier New"/>
-          <w:color w:val="257693"/>
-          <w:sz w:val="15"/>
-          <w:szCs w:val="15"/>
-          <w:lang w:val="en-US"/>
-        </w:rPr>
-        <w:t>str</w:t>
-      </w:r>
-      <w:r>
-        <w:rPr>
-          <w:rFonts w:ascii="Courier New" w:hAnsi="Courier New" w:cs="Courier New"/>
-          <w:color w:val="000000"/>
-          <w:sz w:val="15"/>
-          <w:szCs w:val="15"/>
-          <w:lang w:val="en-US"/>
-        </w:rPr>
-        <w:t>(config[</w:t>
-      </w:r>
-      <w:r>
-        <w:rPr>
-          <w:rFonts w:ascii="Courier New" w:hAnsi="Courier New" w:cs="Courier New"/>
-          <w:color w:val="A31515"/>
-          <w:sz w:val="15"/>
-          <w:szCs w:val="15"/>
-          <w:lang w:val="en-US"/>
-        </w:rPr>
-        <w:t>'hidden_size'</w:t>
-      </w:r>
-      <w:r>
-        <w:rPr>
-          <w:rFonts w:ascii="Courier New" w:hAnsi="Courier New" w:cs="Courier New"/>
-          <w:color w:val="000000"/>
-          <w:sz w:val="15"/>
-          <w:szCs w:val="15"/>
-          <w:lang w:val="en-US"/>
-        </w:rPr>
-        <w:t>])+</w:t>
-      </w:r>
-      <w:r>
-        <w:rPr>
-          <w:rFonts w:ascii="Courier New" w:hAnsi="Courier New" w:cs="Courier New"/>
-          <w:color w:val="A31515"/>
-          <w:sz w:val="15"/>
-          <w:szCs w:val="15"/>
-          <w:lang w:val="en-US"/>
-        </w:rPr>
-        <w:t>"_"</w:t>
-      </w:r>
-      <w:r>
-        <w:rPr>
-          <w:rFonts w:ascii="Courier New" w:hAnsi="Courier New" w:cs="Courier New"/>
-          <w:color w:val="000000"/>
-          <w:sz w:val="15"/>
-          <w:szCs w:val="15"/>
-          <w:lang w:val="en-US"/>
-        </w:rPr>
-        <w:t>+</w:t>
-      </w:r>
-      <w:r>
-        <w:rPr>
-          <w:rFonts w:ascii="Courier New" w:hAnsi="Courier New" w:cs="Courier New"/>
-          <w:color w:val="257693"/>
-          <w:sz w:val="15"/>
-          <w:szCs w:val="15"/>
-          <w:lang w:val="en-US"/>
-        </w:rPr>
-        <w:t>str</w:t>
-      </w:r>
-      <w:r>
-        <w:rPr>
-          <w:rFonts w:ascii="Courier New" w:hAnsi="Courier New" w:cs="Courier New"/>
-          <w:color w:val="000000"/>
-          <w:sz w:val="15"/>
-          <w:szCs w:val="15"/>
-          <w:lang w:val="en-US"/>
-        </w:rPr>
-        <w:t>(config[</w:t>
-      </w:r>
-      <w:r>
-        <w:rPr>
-          <w:rFonts w:ascii="Courier New" w:hAnsi="Courier New" w:cs="Courier New"/>
-          <w:color w:val="A31515"/>
-          <w:sz w:val="15"/>
-          <w:szCs w:val="15"/>
-          <w:lang w:val="en-US"/>
-        </w:rPr>
-        <w:t>'num_heads'</w:t>
-      </w:r>
-      <w:r>
-        <w:rPr>
-          <w:rFonts w:ascii="Courier New" w:hAnsi="Courier New" w:cs="Courier New"/>
-          <w:color w:val="000000"/>
-          <w:sz w:val="15"/>
-          <w:szCs w:val="15"/>
-          <w:lang w:val="en-US"/>
-        </w:rPr>
-        <w:t>])+</w:t>
-      </w:r>
-      <w:r>
-        <w:rPr>
-          <w:rFonts w:ascii="Courier New" w:hAnsi="Courier New" w:cs="Courier New"/>
-          <w:color w:val="A31515"/>
-          <w:sz w:val="15"/>
-          <w:szCs w:val="15"/>
-          <w:lang w:val="en-US"/>
-        </w:rPr>
-        <w:t>"_"</w:t>
-      </w:r>
-      <w:r>
-        <w:rPr>
-          <w:rFonts w:ascii="Courier New" w:hAnsi="Courier New" w:cs="Courier New"/>
-          <w:color w:val="000000"/>
-          <w:sz w:val="15"/>
-          <w:szCs w:val="15"/>
-          <w:lang w:val="en-US"/>
-        </w:rPr>
-        <w:t>+</w:t>
-      </w:r>
-      <w:r>
-        <w:rPr>
-          <w:rFonts w:ascii="Courier New" w:hAnsi="Courier New" w:cs="Courier New"/>
-          <w:color w:val="257693"/>
-          <w:sz w:val="15"/>
-          <w:szCs w:val="15"/>
-          <w:lang w:val="en-US"/>
-        </w:rPr>
-        <w:t>str</w:t>
-      </w:r>
-      <w:r>
-        <w:rPr>
-          <w:rFonts w:ascii="Courier New" w:hAnsi="Courier New" w:cs="Courier New"/>
-          <w:color w:val="000000"/>
-          <w:sz w:val="15"/>
-          <w:szCs w:val="15"/>
-          <w:lang w:val="en-US"/>
-        </w:rPr>
-        <w:t>(N_train)</w:t>
-      </w:r>
-    </w:p>
-    <w:p>
-      <w:pPr>
-        <w:shd w:val="clear" w:color="auto" w:fill="F7F7F7"/>
-        <w:rPr>
-          <w:rFonts w:ascii="Courier New" w:hAnsi="Courier New" w:cs="Courier New"/>
-          <w:color w:val="000000"/>
-          <w:sz w:val="15"/>
-          <w:szCs w:val="15"/>
-          <w:lang w:val="en-US"/>
-        </w:rPr>
-      </w:pPr>
-      <w:r>
-        <w:rPr>
-          <w:rFonts w:ascii="Courier New" w:hAnsi="Courier New" w:cs="Courier New"/>
-          <w:color w:val="000000"/>
-          <w:sz w:val="15"/>
-          <w:szCs w:val="15"/>
-          <w:lang w:val="en-US"/>
-        </w:rPr>
-        <w:t xml:space="preserve">    model_name =dir_name+model_name</w:t>
-      </w:r>
-    </w:p>
-    <w:p>
-      <w:pPr>
-        <w:jc w:val="both"/>
-        <w:rPr>
-          <w:bCs/>
-          <w:lang w:val="en-US"/>
-        </w:rPr>
-      </w:pPr>
-    </w:p>
-    <w:p>
-      <w:pPr>
-        <w:shd w:val="clear" w:color="auto" w:fill="F7F7F7"/>
-        <w:rPr>
-          <w:rFonts w:ascii="Courier New" w:hAnsi="Courier New" w:cs="Courier New"/>
-          <w:color w:val="000000"/>
-          <w:sz w:val="15"/>
-          <w:szCs w:val="15"/>
-          <w:lang w:val="en-US"/>
-        </w:rPr>
-      </w:pPr>
-      <w:r>
-        <w:rPr>
-          <w:rFonts w:ascii="Courier New" w:hAnsi="Courier New" w:cs="Courier New"/>
-          <w:color w:val="000000"/>
-          <w:sz w:val="15"/>
-          <w:szCs w:val="15"/>
-          <w:lang w:val="en-US"/>
-        </w:rPr>
-        <w:t xml:space="preserve">    </w:t>
-      </w:r>
-      <w:r>
-        <w:rPr>
-          <w:rFonts w:ascii="Courier New" w:hAnsi="Courier New" w:cs="Courier New"/>
-          <w:color w:val="000000"/>
-          <w:sz w:val="15"/>
-          <w:szCs w:val="15"/>
-          <w:lang w:val="en-US"/>
-        </w:rPr>
-        <w:t>my_transformer = TRANSFORMER.Transformer(config,device).to(device)</w:t>
-      </w:r>
-    </w:p>
-    <w:p>
-      <w:pPr>
-        <w:shd w:val="clear" w:color="auto" w:fill="F7F7F7"/>
-        <w:rPr>
-          <w:rFonts w:ascii="Courier New" w:hAnsi="Courier New" w:cs="Courier New"/>
-          <w:color w:val="000000"/>
-          <w:sz w:val="15"/>
-          <w:szCs w:val="15"/>
-          <w:lang w:val="en-US"/>
-        </w:rPr>
-      </w:pPr>
-      <w:r>
-        <w:rPr>
-          <w:rFonts w:ascii="Courier New" w:hAnsi="Courier New" w:cs="Courier New"/>
-          <w:color w:val="000000"/>
-          <w:sz w:val="15"/>
-          <w:szCs w:val="15"/>
-          <w:lang w:val="en-US"/>
-        </w:rPr>
-        <w:t xml:space="preserve">    loss_fn = torch.nn.CrossEntropyLoss(ignore_index=config[</w:t>
-      </w:r>
-      <w:r>
-        <w:rPr>
-          <w:rFonts w:ascii="Courier New" w:hAnsi="Courier New" w:cs="Courier New"/>
-          <w:color w:val="A31515"/>
-          <w:sz w:val="15"/>
-          <w:szCs w:val="15"/>
-          <w:lang w:val="en-US"/>
-        </w:rPr>
-        <w:t>'pad_idx'</w:t>
-      </w:r>
-      <w:r>
-        <w:rPr>
-          <w:rFonts w:ascii="Courier New" w:hAnsi="Courier New" w:cs="Courier New"/>
-          <w:color w:val="000000"/>
-          <w:sz w:val="15"/>
-          <w:szCs w:val="15"/>
-          <w:lang w:val="en-US"/>
-        </w:rPr>
-        <w:t>],reduction=</w:t>
-      </w:r>
-      <w:r>
-        <w:rPr>
-          <w:rFonts w:ascii="Courier New" w:hAnsi="Courier New" w:cs="Courier New"/>
-          <w:color w:val="A31515"/>
-          <w:sz w:val="15"/>
-          <w:szCs w:val="15"/>
-          <w:lang w:val="en-US"/>
-        </w:rPr>
-        <w:t>'mean'</w:t>
-      </w:r>
-      <w:r>
-        <w:rPr>
-          <w:rFonts w:ascii="Courier New" w:hAnsi="Courier New" w:cs="Courier New"/>
-          <w:color w:val="000000"/>
-          <w:sz w:val="15"/>
-          <w:szCs w:val="15"/>
-          <w:lang w:val="en-US"/>
-        </w:rPr>
-        <w:t>)</w:t>
-      </w:r>
-    </w:p>
-    <w:p>
-      <w:pPr>
-        <w:shd w:val="clear" w:color="auto" w:fill="F7F7F7"/>
-        <w:rPr>
-          <w:rFonts w:ascii="Courier New" w:hAnsi="Courier New" w:cs="Courier New"/>
-          <w:color w:val="000000"/>
-          <w:sz w:val="15"/>
-          <w:szCs w:val="15"/>
-          <w:lang w:val="en-US"/>
-        </w:rPr>
-      </w:pPr>
-      <w:r>
-        <w:rPr>
-          <w:rFonts w:ascii="Courier New" w:hAnsi="Courier New" w:cs="Courier New"/>
-          <w:color w:val="000000"/>
-          <w:sz w:val="15"/>
-          <w:szCs w:val="15"/>
-          <w:lang w:val="en-US"/>
-        </w:rPr>
-        <w:t xml:space="preserve">    optimizer = torch.optim.Adam(my_transformer.parameters(),lr=config[</w:t>
-      </w:r>
-      <w:r>
-        <w:rPr>
-          <w:rFonts w:ascii="Courier New" w:hAnsi="Courier New" w:cs="Courier New"/>
-          <w:color w:val="A31515"/>
-          <w:sz w:val="15"/>
-          <w:szCs w:val="15"/>
-          <w:lang w:val="en-US"/>
-        </w:rPr>
-        <w:t>'learning_rate'</w:t>
-      </w:r>
-      <w:r>
-        <w:rPr>
-          <w:rFonts w:ascii="Courier New" w:hAnsi="Courier New" w:cs="Courier New"/>
-          <w:color w:val="000000"/>
-          <w:sz w:val="15"/>
-          <w:szCs w:val="15"/>
-          <w:lang w:val="en-US"/>
-        </w:rPr>
-        <w:t>])</w:t>
-      </w:r>
-    </w:p>
-    <w:p>
-      <w:pPr>
-        <w:shd w:val="clear" w:color="auto" w:fill="F7F7F7"/>
-        <w:rPr>
-          <w:rFonts w:ascii="Courier New" w:hAnsi="Courier New" w:cs="Courier New"/>
-          <w:color w:val="000000"/>
-          <w:sz w:val="15"/>
-          <w:szCs w:val="15"/>
-          <w:lang w:val="en-US"/>
-        </w:rPr>
-      </w:pPr>
-    </w:p>
-    <w:p>
-      <w:pPr>
-        <w:shd w:val="clear" w:color="auto" w:fill="F7F7F7"/>
-        <w:rPr>
-          <w:rFonts w:ascii="Courier New" w:hAnsi="Courier New" w:cs="Courier New"/>
-          <w:color w:val="000000"/>
-          <w:sz w:val="15"/>
-          <w:szCs w:val="15"/>
-          <w:lang w:val="en-US"/>
-        </w:rPr>
-      </w:pPr>
-      <w:r>
-        <w:rPr>
-          <w:rFonts w:ascii="Courier New" w:hAnsi="Courier New" w:cs="Courier New"/>
-          <w:color w:val="000000"/>
-          <w:sz w:val="15"/>
-          <w:szCs w:val="15"/>
-          <w:lang w:val="en-US"/>
-        </w:rPr>
-        <w:t xml:space="preserve">    train_loss = []</w:t>
-      </w:r>
-    </w:p>
-    <w:p>
-      <w:pPr>
-        <w:shd w:val="clear" w:color="auto" w:fill="F7F7F7"/>
-        <w:rPr>
-          <w:rFonts w:ascii="Courier New" w:hAnsi="Courier New" w:cs="Courier New"/>
-          <w:color w:val="000000"/>
-          <w:sz w:val="15"/>
-          <w:szCs w:val="15"/>
-          <w:lang w:val="en-US"/>
-        </w:rPr>
-      </w:pPr>
-      <w:r>
-        <w:rPr>
-          <w:rFonts w:ascii="Courier New" w:hAnsi="Courier New" w:cs="Courier New"/>
-          <w:color w:val="000000"/>
-          <w:sz w:val="15"/>
-          <w:szCs w:val="15"/>
-          <w:lang w:val="en-US"/>
-        </w:rPr>
-        <w:t xml:space="preserve">    valid_loss = []</w:t>
-      </w:r>
-    </w:p>
-    <w:p>
-      <w:pPr>
-        <w:shd w:val="clear" w:color="auto" w:fill="F7F7F7"/>
-        <w:rPr>
-          <w:rFonts w:ascii="Courier New" w:hAnsi="Courier New" w:cs="Courier New"/>
-          <w:color w:val="000000"/>
-          <w:sz w:val="15"/>
-          <w:szCs w:val="15"/>
-          <w:lang w:val="en-US"/>
-        </w:rPr>
-      </w:pPr>
-      <w:r>
-        <w:rPr>
-          <w:rFonts w:ascii="Courier New" w:hAnsi="Courier New" w:cs="Courier New"/>
-          <w:color w:val="000000"/>
-          <w:sz w:val="15"/>
-          <w:szCs w:val="15"/>
-          <w:lang w:val="en-US"/>
-        </w:rPr>
-        <w:t xml:space="preserve">    </w:t>
-      </w:r>
-      <w:r>
-        <w:rPr>
-          <w:rFonts w:ascii="Courier New" w:hAnsi="Courier New" w:cs="Courier New"/>
-          <w:color w:val="AF00DB"/>
-          <w:sz w:val="15"/>
-          <w:szCs w:val="15"/>
-          <w:lang w:val="en-US"/>
-        </w:rPr>
-        <w:t>for</w:t>
-      </w:r>
-      <w:r>
-        <w:rPr>
-          <w:rFonts w:ascii="Courier New" w:hAnsi="Courier New" w:cs="Courier New"/>
-          <w:color w:val="000000"/>
-          <w:sz w:val="15"/>
-          <w:szCs w:val="15"/>
-          <w:lang w:val="en-US"/>
-        </w:rPr>
-        <w:t xml:space="preserve"> e </w:t>
-      </w:r>
-      <w:r>
-        <w:rPr>
-          <w:rFonts w:ascii="Courier New" w:hAnsi="Courier New" w:cs="Courier New"/>
-          <w:color w:val="0000FF"/>
-          <w:sz w:val="15"/>
-          <w:szCs w:val="15"/>
-          <w:lang w:val="en-US"/>
-        </w:rPr>
-        <w:t>in</w:t>
-      </w:r>
-      <w:r>
-        <w:rPr>
-          <w:rFonts w:ascii="Courier New" w:hAnsi="Courier New" w:cs="Courier New"/>
-          <w:color w:val="000000"/>
-          <w:sz w:val="15"/>
-          <w:szCs w:val="15"/>
-          <w:lang w:val="en-US"/>
-        </w:rPr>
-        <w:t xml:space="preserve"> </w:t>
-      </w:r>
-      <w:r>
-        <w:rPr>
-          <w:rFonts w:ascii="Courier New" w:hAnsi="Courier New" w:cs="Courier New"/>
-          <w:color w:val="795E26"/>
-          <w:sz w:val="15"/>
-          <w:szCs w:val="15"/>
-          <w:lang w:val="en-US"/>
-        </w:rPr>
-        <w:t>range</w:t>
-      </w:r>
-      <w:r>
-        <w:rPr>
-          <w:rFonts w:ascii="Courier New" w:hAnsi="Courier New" w:cs="Courier New"/>
-          <w:color w:val="000000"/>
-          <w:sz w:val="15"/>
-          <w:szCs w:val="15"/>
-          <w:lang w:val="en-US"/>
-        </w:rPr>
-        <w:t>(config[</w:t>
-      </w:r>
-      <w:r>
-        <w:rPr>
-          <w:rFonts w:ascii="Courier New" w:hAnsi="Courier New" w:cs="Courier New"/>
-          <w:color w:val="A31515"/>
-          <w:sz w:val="15"/>
-          <w:szCs w:val="15"/>
-          <w:lang w:val="en-US"/>
-        </w:rPr>
-        <w:t>'num_epochs'</w:t>
-      </w:r>
-      <w:r>
-        <w:rPr>
-          <w:rFonts w:ascii="Courier New" w:hAnsi="Courier New" w:cs="Courier New"/>
-          <w:color w:val="000000"/>
-          <w:sz w:val="15"/>
-          <w:szCs w:val="15"/>
-          <w:lang w:val="en-US"/>
-        </w:rPr>
-        <w:t>]):</w:t>
-      </w:r>
-    </w:p>
-    <w:p>
-      <w:pPr>
-        <w:shd w:val="clear" w:color="auto" w:fill="F7F7F7"/>
-        <w:rPr>
-          <w:rFonts w:ascii="Courier New" w:hAnsi="Courier New" w:cs="Courier New"/>
-          <w:color w:val="000000"/>
-          <w:sz w:val="15"/>
-          <w:szCs w:val="15"/>
-        </w:rPr>
-      </w:pPr>
-      <w:r>
-        <w:rPr>
-          <w:rFonts w:ascii="Courier New" w:hAnsi="Courier New" w:cs="Courier New"/>
-          <w:color w:val="000000"/>
-          <w:sz w:val="15"/>
-          <w:szCs w:val="15"/>
-          <w:lang w:val="en-US"/>
-        </w:rPr>
-        <w:t xml:space="preserve">        </w:t>
-      </w:r>
-      <w:r>
-        <w:rPr>
-          <w:rFonts w:ascii="Courier New" w:hAnsi="Courier New" w:cs="Courier New"/>
-          <w:color w:val="000000"/>
-          <w:sz w:val="15"/>
-          <w:szCs w:val="15"/>
-        </w:rPr>
-        <w:t>train_loss.append(TRANSFORMER.train_loop(train_dataloader,</w:t>
-      </w:r>
-    </w:p>
-    <w:p>
-      <w:pPr>
-        <w:shd w:val="clear" w:color="auto" w:fill="F7F7F7"/>
-        <w:rPr>
-          <w:rFonts w:ascii="Courier New" w:hAnsi="Courier New" w:cs="Courier New"/>
-          <w:color w:val="000000"/>
-          <w:sz w:val="15"/>
-          <w:szCs w:val="15"/>
-          <w:lang w:val="en-US"/>
-        </w:rPr>
-      </w:pPr>
-      <w:r>
-        <w:rPr>
-          <w:rFonts w:ascii="Courier New" w:hAnsi="Courier New" w:cs="Courier New"/>
-          <w:color w:val="000000"/>
-          <w:sz w:val="15"/>
-          <w:szCs w:val="15"/>
-        </w:rPr>
-        <w:t xml:space="preserve">                                                     </w:t>
-      </w:r>
-      <w:r>
-        <w:rPr>
-          <w:rFonts w:ascii="Courier New" w:hAnsi="Courier New" w:cs="Courier New"/>
-          <w:color w:val="000000"/>
-          <w:sz w:val="15"/>
-          <w:szCs w:val="15"/>
-          <w:lang w:val="en-US"/>
-        </w:rPr>
-        <w:t>my_transformer,</w:t>
-      </w:r>
-    </w:p>
-    <w:p>
-      <w:pPr>
-        <w:shd w:val="clear" w:color="auto" w:fill="F7F7F7"/>
-        <w:rPr>
-          <w:rFonts w:ascii="Courier New" w:hAnsi="Courier New" w:cs="Courier New"/>
-          <w:color w:val="000000"/>
-          <w:sz w:val="15"/>
-          <w:szCs w:val="15"/>
-          <w:lang w:val="en-US"/>
-        </w:rPr>
-      </w:pPr>
-      <w:r>
-        <w:rPr>
-          <w:rFonts w:ascii="Courier New" w:hAnsi="Courier New" w:cs="Courier New"/>
-          <w:color w:val="000000"/>
-          <w:sz w:val="15"/>
-          <w:szCs w:val="15"/>
-          <w:lang w:val="en-US"/>
-        </w:rPr>
-        <w:t xml:space="preserve">                                                     loss_fn,</w:t>
-      </w:r>
-    </w:p>
-    <w:p>
-      <w:pPr>
-        <w:shd w:val="clear" w:color="auto" w:fill="F7F7F7"/>
-        <w:rPr>
-          <w:rFonts w:ascii="Courier New" w:hAnsi="Courier New" w:cs="Courier New"/>
-          <w:color w:val="000000"/>
-          <w:sz w:val="15"/>
-          <w:szCs w:val="15"/>
-          <w:lang w:val="en-US"/>
-        </w:rPr>
-      </w:pPr>
-      <w:r>
-        <w:rPr>
-          <w:rFonts w:ascii="Courier New" w:hAnsi="Courier New" w:cs="Courier New"/>
-          <w:color w:val="000000"/>
-          <w:sz w:val="15"/>
-          <w:szCs w:val="15"/>
-          <w:lang w:val="en-US"/>
-        </w:rPr>
         <w:t xml:space="preserve">                                                     optimizer))</w:t>
       </w:r>
     </w:p>
@@ -7662,13 +10675,22 @@
           <w:lang w:val="en-US"/>
         </w:rPr>
       </w:pPr>
+      <w:proofErr w:type="spellStart"/>
       <w:r>
         <w:rPr>
           <w:b/>
           <w:lang w:val="en-US"/>
         </w:rPr>
         <w:lastRenderedPageBreak/>
-        <w:t>Tranformer Encoder-Decoder (T)</w:t>
+        <w:t>Tranformer</w:t>
+      </w:r>
+      <w:proofErr w:type="spellEnd"/>
+      <w:r>
+        <w:rPr>
+          <w:b/>
+          <w:lang w:val="en-US"/>
+        </w:rPr>
+        <w:t xml:space="preserve"> Encoder-Decoder (T)</w:t>
       </w:r>
     </w:p>
     <w:p>
@@ -7680,97 +10702,94 @@
         </w:numPr>
         <w:jc w:val="both"/>
         <w:rPr>
-          <w:bCs/>
-          <w:lang w:val="en-US"/>
-        </w:rPr>
-      </w:pPr>
-      <w:r>
-        <w:rPr>
-          <w:bCs/>
+          <w:b/>
+          <w:lang w:val="en-US"/>
+        </w:rPr>
+      </w:pPr>
+      <w:r>
+        <w:rPr>
+          <w:b/>
           <w:lang w:val="en-US"/>
         </w:rPr>
         <w:t>Train a transformer with a (</w:t>
       </w:r>
-      <w:r>
-        <w:rPr>
-          <w:bCs/>
-          <w:lang w:val="en-US"/>
-        </w:rPr>
-        <w:t xml:space="preserve">w_width = </w:t>
-      </w:r>
-      <w:r>
-        <w:rPr>
-          <w:bCs/>
-          <w:lang w:val="en-US"/>
-        </w:rPr>
-        <w:t>5,</w:t>
-      </w:r>
-      <w:r>
-        <w:rPr>
-          <w:bCs/>
-          <w:lang w:val="en-US"/>
-        </w:rPr>
-        <w:t xml:space="preserve"> w_stride = </w:t>
-      </w:r>
-      <w:r>
-        <w:rPr>
-          <w:bCs/>
-          <w:lang w:val="en-US"/>
-        </w:rPr>
-        <w:t xml:space="preserve">5) sliding </w:t>
-      </w:r>
-      <w:r>
-        <w:rPr>
-          <w:bCs/>
-          <w:lang w:val="en-US"/>
-        </w:rPr>
-        <w:t xml:space="preserve">window on a </w:t>
-      </w:r>
-      <w:r>
-        <w:rPr>
-          <w:bCs/>
+      <w:proofErr w:type="spellStart"/>
+      <w:r>
+        <w:rPr>
+          <w:b/>
+          <w:lang w:val="en-US"/>
+        </w:rPr>
+        <w:t>w_width</w:t>
+      </w:r>
+      <w:proofErr w:type="spellEnd"/>
+      <w:r>
+        <w:rPr>
+          <w:b/>
+          <w:lang w:val="en-US"/>
+        </w:rPr>
+        <w:t xml:space="preserve"> = 5, </w:t>
+      </w:r>
+      <w:proofErr w:type="spellStart"/>
+      <w:r>
+        <w:rPr>
+          <w:b/>
+          <w:lang w:val="en-US"/>
+        </w:rPr>
+        <w:t>w_stride</w:t>
+      </w:r>
+      <w:proofErr w:type="spellEnd"/>
+      <w:r>
+        <w:rPr>
+          <w:b/>
+          <w:lang w:val="en-US"/>
+        </w:rPr>
+        <w:t xml:space="preserve"> = 5) sliding window on a </w:t>
+      </w:r>
+      <w:r>
+        <w:rPr>
+          <w:b/>
           <w:lang w:val="en-US"/>
         </w:rPr>
         <w:t xml:space="preserve">small dataset </w:t>
       </w:r>
       <w:r>
         <w:rPr>
-          <w:bCs/>
+          <w:b/>
           <w:lang w:val="en-US"/>
         </w:rPr>
         <w:t xml:space="preserve">(train = </w:t>
       </w:r>
       <w:r>
         <w:rPr>
-          <w:bCs/>
+          <w:b/>
           <w:lang w:val="en-US"/>
         </w:rPr>
         <w:t xml:space="preserve">10 </w:t>
       </w:r>
       <w:r>
         <w:rPr>
-          <w:bCs/>
+          <w:b/>
           <w:lang w:val="en-US"/>
         </w:rPr>
         <w:t xml:space="preserve">000, valid = </w:t>
       </w:r>
       <w:r>
         <w:rPr>
-          <w:bCs/>
+          <w:b/>
           <w:lang w:val="en-US"/>
         </w:rPr>
         <w:t>1</w:t>
       </w:r>
       <w:r>
         <w:rPr>
-          <w:bCs/>
+          <w:b/>
           <w:lang w:val="en-US"/>
         </w:rPr>
         <w:t xml:space="preserve">000). </w:t>
       </w:r>
       <w:r>
         <w:rPr>
-          <w:bCs/>
+          <w:b/>
           <w:lang w:val="en-US"/>
         </w:rPr>
         <w:t>Observe the problems encountered. Convergence, and performance.</w:t>
@@ -8189,6 +11208,143 @@
     </w:p>
     <w:p>
       <w:pPr>
+        <w:jc w:val="both"/>
+        <w:rPr>
+          <w:bCs/>
+          <w:lang w:val="pt-BR"/>
+        </w:rPr>
+      </w:pPr>
+      <w:r>
+        <w:rPr>
+          <w:bCs/>
+          <w:lang w:val="pt-BR"/>
+        </w:rPr>
+        <w:lastRenderedPageBreak/>
+        <w:t>Utilizando apenas uma pequena parte do dataset</w:t>
+      </w:r>
+      <w:r>
+        <w:rPr>
+          <w:bCs/>
+          <w:lang w:val="pt-BR"/>
+        </w:rPr>
+        <w:t xml:space="preserve"> </w:t>
+      </w:r>
+      <w:r>
+        <w:rPr>
+          <w:bCs/>
+          <w:lang w:val="pt-BR"/>
+        </w:rPr>
+        <w:t>MNIST_5digitsDifficile.pkl</w:t>
+      </w:r>
+      <w:r>
+        <w:rPr>
+          <w:bCs/>
+          <w:lang w:val="pt-BR"/>
+        </w:rPr>
+        <w:t xml:space="preserve">, vemos que o treinamento não foi finalizado em </w:t>
+      </w:r>
+      <w:r>
+        <w:rPr>
+          <w:bCs/>
+          <w:lang w:val="pt-BR"/>
+        </w:rPr>
+        <w:t>500 épocas</w:t>
+      </w:r>
+      <w:r>
+        <w:rPr>
+          <w:bCs/>
+          <w:lang w:val="pt-BR"/>
+        </w:rPr>
+        <w:t xml:space="preserve">, </w:t>
+      </w:r>
+      <w:r>
+        <w:rPr>
+          <w:bCs/>
+          <w:lang w:val="pt-BR"/>
+        </w:rPr>
+        <w:t>seria necessario um tempo de treinamento maior para que o modelo atingisse o ponto de convergencia da loss</w:t>
+      </w:r>
+      <w:r>
+        <w:rPr>
+          <w:bCs/>
+          <w:lang w:val="pt-BR"/>
+        </w:rPr>
+        <w:t>.</w:t>
+      </w:r>
+      <w:r>
+        <w:rPr>
+          <w:bCs/>
+          <w:lang w:val="pt-BR"/>
+        </w:rPr>
+        <w:t xml:space="preserve"> Perce-se que a quantidade de epocas necessarias para o treinamento de um transformer é muito maior do que para metodos utilizados em TPs anteriores, onde </w:t>
+      </w:r>
+      <w:r>
+        <w:rPr>
+          <w:bCs/>
+          <w:lang w:val="pt-BR"/>
+        </w:rPr>
+        <w:t>apenas 60 epocas eram suficientes.</w:t>
+      </w:r>
+    </w:p>
+    <w:p>
+      <w:pPr>
+        <w:jc w:val="both"/>
+        <w:rPr>
+          <w:bCs/>
+          <w:lang w:val="pt-BR"/>
+        </w:rPr>
+      </w:pPr>
+    </w:p>
+    <w:p>
+      <w:pPr>
+        <w:jc w:val="both"/>
+        <w:rPr>
+          <w:bCs/>
+          <w:lang w:val="pt-BR"/>
+        </w:rPr>
+      </w:pPr>
+      <w:r>
+        <w:rPr>
+          <w:bCs/>
+          <w:lang w:val="pt-BR"/>
+        </w:rPr>
+        <w:t>Para o dataset</w:t>
+      </w:r>
+      <w:r>
+        <w:rPr>
+          <w:bCs/>
+          <w:lang w:val="pt-BR"/>
+        </w:rPr>
+        <w:t xml:space="preserve"> </w:t>
+      </w:r>
+      <w:r>
+        <w:rPr>
+          <w:bCs/>
+          <w:lang w:val="pt-BR"/>
+        </w:rPr>
+        <w:t>...</w:t>
+      </w:r>
+    </w:p>
+    <w:p>
+      <w:pPr>
+        <w:jc w:val="both"/>
+        <w:rPr>
+          <w:bCs/>
+          <w:lang w:val="pt-BR"/>
+        </w:rPr>
+      </w:pPr>
+    </w:p>
+    <w:p>
+      <w:pPr>
+        <w:jc w:val="both"/>
+        <w:rPr>
+          <w:bCs/>
+          <w:lang w:val="pt-BR"/>
+        </w:rPr>
+      </w:pPr>
+    </w:p>
+    <w:p>
+      <w:pPr>
         <w:pStyle w:val="Paragraphedeliste"/>
         <w:numPr>
           <w:ilvl w:val="0"/>
@@ -8196,59 +11352,48 @@
         </w:numPr>
         <w:jc w:val="both"/>
         <w:rPr>
-          <w:bCs/>
-          <w:lang w:val="en-US"/>
-        </w:rPr>
-      </w:pPr>
-      <w:r>
-        <w:rPr>
-          <w:bCs/>
-          <w:lang w:val="en-US"/>
-        </w:rPr>
-        <w:lastRenderedPageBreak/>
+          <w:b/>
+          <w:lang w:val="en-US"/>
+        </w:rPr>
+      </w:pPr>
+      <w:r>
+        <w:rPr>
+          <w:b/>
+          <w:lang w:val="en-US"/>
+        </w:rPr>
         <w:t>Train a transformer with a (</w:t>
       </w:r>
-      <w:r>
-        <w:rPr>
-          <w:bCs/>
-          <w:lang w:val="en-US"/>
-        </w:rPr>
-        <w:t xml:space="preserve">w_width = </w:t>
-      </w:r>
-      <w:r>
-        <w:rPr>
-          <w:bCs/>
-          <w:lang w:val="en-US"/>
-        </w:rPr>
-        <w:t>5,</w:t>
-      </w:r>
-      <w:r>
-        <w:rPr>
-          <w:bCs/>
-          <w:lang w:val="en-US"/>
-        </w:rPr>
-        <w:t xml:space="preserve"> w_stride = </w:t>
-      </w:r>
-      <w:r>
-        <w:rPr>
-          <w:bCs/>
-          <w:lang w:val="en-US"/>
-        </w:rPr>
-        <w:t xml:space="preserve">5) sliding </w:t>
-      </w:r>
-      <w:r>
-        <w:rPr>
-          <w:bCs/>
-          <w:lang w:val="en-US"/>
-        </w:rPr>
-        <w:t xml:space="preserve">window on a large dataset (train = 54 000, valid = 6000). </w:t>
-      </w:r>
-      <w:r>
-        <w:rPr>
-          <w:bCs/>
-          <w:lang w:val="en-US"/>
-        </w:rPr>
-        <w:t>Observe the problems encountered. Convergence, and performance.</w:t>
+      <w:proofErr w:type="spellStart"/>
+      <w:r>
+        <w:rPr>
+          <w:b/>
+          <w:lang w:val="en-US"/>
+        </w:rPr>
+        <w:t>w_width</w:t>
+      </w:r>
+      <w:proofErr w:type="spellEnd"/>
+      <w:r>
+        <w:rPr>
+          <w:b/>
+          <w:lang w:val="en-US"/>
+        </w:rPr>
+        <w:t xml:space="preserve"> = 5, </w:t>
+      </w:r>
+      <w:proofErr w:type="spellStart"/>
+      <w:r>
+        <w:rPr>
+          <w:b/>
+          <w:lang w:val="en-US"/>
+        </w:rPr>
+        <w:t>w_stride</w:t>
+      </w:r>
+      <w:proofErr w:type="spellEnd"/>
+      <w:r>
+        <w:rPr>
+          <w:b/>
+          <w:lang w:val="en-US"/>
+        </w:rPr>
+        <w:t xml:space="preserve"> = 5) sliding window on a large dataset (train = 54 000, valid = 6000). Observe the problems encountered. Convergence, and performance.</w:t>
       </w:r>
     </w:p>
     <w:p>
@@ -8676,9 +11821,53 @@
         <w:rPr>
           <w:bCs/>
         </w:rPr>
-        <w:lastRenderedPageBreak/>
         <w:t>Nombre de paramètres du modèle: 637466</w:t>
       </w:r>
+    </w:p>
+    <w:p>
+      <w:pPr>
+        <w:pStyle w:val="Paragraphedeliste"/>
+        <w:jc w:val="both"/>
+        <w:rPr>
+          <w:bCs/>
+        </w:rPr>
+      </w:pPr>
+    </w:p>
+    <w:p>
+      <w:pPr>
+        <w:pStyle w:val="Paragraphedeliste"/>
+        <w:jc w:val="both"/>
+        <w:rPr>
+          <w:bCs/>
+        </w:rPr>
+      </w:pPr>
+    </w:p>
+    <w:p>
+      <w:pPr>
+        <w:pStyle w:val="Paragraphedeliste"/>
+        <w:jc w:val="both"/>
+        <w:rPr>
+          <w:bCs/>
+        </w:rPr>
+      </w:pPr>
+    </w:p>
+    <w:p>
+      <w:pPr>
+        <w:pStyle w:val="Paragraphedeliste"/>
+        <w:jc w:val="both"/>
+        <w:rPr>
+          <w:bCs/>
+        </w:rPr>
+      </w:pPr>
+    </w:p>
+    <w:p>
+      <w:pPr>
+        <w:pStyle w:val="Paragraphedeliste"/>
+        <w:jc w:val="both"/>
+        <w:rPr>
+          <w:bCs/>
+        </w:rPr>
+      </w:pPr>
     </w:p>
     <w:p>
       <w:pPr>
@@ -8718,20 +11907,20 @@
         </w:numPr>
         <w:jc w:val="both"/>
         <w:rPr>
-          <w:bCs/>
-          <w:lang w:val="en-US"/>
-        </w:rPr>
-      </w:pPr>
-      <w:r>
-        <w:rPr>
-          <w:bCs/>
+          <w:b/>
+          <w:lang w:val="en-US"/>
+        </w:rPr>
+      </w:pPr>
+      <w:r>
+        <w:rPr>
+          <w:b/>
           <w:lang w:val="en-US"/>
         </w:rPr>
         <w:t xml:space="preserve">Implement a modified version of the transformer which </w:t>
       </w:r>
       <w:r>
         <w:rPr>
-          <w:bCs/>
+          <w:b/>
           <w:lang w:val="en-US"/>
         </w:rPr>
         <w:t xml:space="preserve">introduces some CNN encoding layers before the transformer bloc. </w:t>
@@ -8746,13 +11935,13 @@
         </w:numPr>
         <w:jc w:val="both"/>
         <w:rPr>
-          <w:bCs/>
-          <w:lang w:val="en-US"/>
-        </w:rPr>
-      </w:pPr>
-      <w:r>
-        <w:rPr>
-          <w:bCs/>
+          <w:b/>
+          <w:lang w:val="en-US"/>
+        </w:rPr>
+      </w:pPr>
+      <w:r>
+        <w:rPr>
+          <w:b/>
           <w:lang w:val="en-US"/>
         </w:rPr>
         <w:t>Show how CNN layers help convergence by providing a better embedding of the input image.</w:t>
@@ -8773,6 +11962,753 @@
         <w:ind w:left="360"/>
         <w:jc w:val="both"/>
         <w:rPr>
+          <w:bCs/>
+          <w:lang w:val="en-US"/>
+        </w:rPr>
+      </w:pPr>
+    </w:p>
+    <w:p>
+      <w:pPr>
+        <w:ind w:left="360"/>
+        <w:jc w:val="both"/>
+        <w:rPr>
+          <w:bCs/>
+          <w:lang w:val="en-US"/>
+        </w:rPr>
+      </w:pPr>
+      <w:r>
+        <w:rPr>
+          <w:noProof/>
+        </w:rPr>
+        <w:drawing>
+          <wp:inline distT="0" distB="0" distL="0" distR="0" wp14:anchorId="57FDD3F8" wp14:editId="282953CC">
+            <wp:extent cx="5003800" cy="3975100"/>
+            <wp:effectExtent l="0" t="0" r="6350" b="6350"/>
+            <wp:docPr id="1378301023" name="Image 1"/>
+            <wp:cNvGraphicFramePr>
+              <a:graphicFrameLocks xmlns:a="http://schemas.openxmlformats.org/drawingml/2006/main" noChangeAspect="1"/>
+            </wp:cNvGraphicFramePr>
+            <a:graphic xmlns:a="http://schemas.openxmlformats.org/drawingml/2006/main">
+              <a:graphicData uri="http://schemas.openxmlformats.org/drawingml/2006/picture">
+                <pic:pic xmlns:pic="http://schemas.openxmlformats.org/drawingml/2006/picture">
+                  <pic:nvPicPr>
+                    <pic:cNvPr id="0" name="Picture 1"/>
+                    <pic:cNvPicPr>
+                      <a:picLocks noChangeAspect="1" noChangeArrowheads="1"/>
+                    </pic:cNvPicPr>
+                  </pic:nvPicPr>
+                  <pic:blipFill>
+                    <a:blip r:embed="rId17">
+                      <a:extLst>
+                        <a:ext uri="{28A0092B-C50C-407E-A947-70E740481C1C}">
+                          <a14:useLocalDpi xmlns:a14="http://schemas.microsoft.com/office/drawing/2010/main" val="0"/>
+                        </a:ext>
+                      </a:extLst>
+                    </a:blip>
+                    <a:srcRect/>
+                    <a:stretch>
+                      <a:fillRect/>
+                    </a:stretch>
+                  </pic:blipFill>
+                  <pic:spPr bwMode="auto">
+                    <a:xfrm>
+                      <a:off x="0" y="0"/>
+                      <a:ext cx="5003800" cy="3975100"/>
+                    </a:xfrm>
+                    <a:prstGeom prst="rect">
+                      <a:avLst/>
+                    </a:prstGeom>
+                    <a:noFill/>
+                    <a:ln>
+                      <a:noFill/>
+                    </a:ln>
+                  </pic:spPr>
+                </pic:pic>
+              </a:graphicData>
+            </a:graphic>
+          </wp:inline>
+        </w:drawing>
+      </w:r>
+    </w:p>
+    <w:p>
+      <w:pPr>
+        <w:ind w:left="360"/>
+        <w:jc w:val="both"/>
+        <w:rPr>
+          <w:bCs/>
+          <w:lang w:val="en-US"/>
+        </w:rPr>
+      </w:pPr>
+    </w:p>
+    <w:p>
+      <w:pPr>
+        <w:ind w:left="360"/>
+        <w:jc w:val="both"/>
+        <w:rPr>
+          <w:bCs/>
+          <w:lang w:val="en-US"/>
+        </w:rPr>
+      </w:pPr>
+      <w:r>
+        <w:rPr>
+          <w:bCs/>
+          <w:lang w:val="en-US"/>
+        </w:rPr>
+        <w:t>FP 8572</w:t>
+      </w:r>
+    </w:p>
+    <w:p>
+      <w:pPr>
+        <w:ind w:left="360"/>
+        <w:jc w:val="both"/>
+        <w:rPr>
+          <w:bCs/>
+          <w:lang w:val="en-US"/>
+        </w:rPr>
+      </w:pPr>
+      <w:r>
+        <w:rPr>
+          <w:bCs/>
+          <w:lang w:val="en-US"/>
+        </w:rPr>
+        <w:t>TOTAL characters 20000</w:t>
+      </w:r>
+    </w:p>
+    <w:p>
+      <w:pPr>
+        <w:ind w:left="360"/>
+        <w:jc w:val="both"/>
+        <w:rPr>
+          <w:bCs/>
+          <w:lang w:val="en-US"/>
+        </w:rPr>
+      </w:pPr>
+      <w:r>
+        <w:rPr>
+          <w:bCs/>
+          <w:lang w:val="en-US"/>
+        </w:rPr>
+        <w:t>String FP 2000</w:t>
+      </w:r>
+    </w:p>
+    <w:p>
+      <w:pPr>
+        <w:ind w:left="360"/>
+        <w:jc w:val="both"/>
+        <w:rPr>
+          <w:bCs/>
+          <w:lang w:val="en-US"/>
+        </w:rPr>
+      </w:pPr>
+      <w:r>
+        <w:rPr>
+          <w:bCs/>
+          <w:lang w:val="en-US"/>
+        </w:rPr>
+        <w:lastRenderedPageBreak/>
+        <w:t>TOTAL strings 2000</w:t>
+      </w:r>
+    </w:p>
+    <w:p>
+      <w:pPr>
+        <w:ind w:left="360"/>
+        <w:jc w:val="both"/>
+        <w:rPr>
+          <w:bCs/>
+          <w:lang w:val="en-US"/>
+        </w:rPr>
+      </w:pPr>
+      <w:r>
+        <w:rPr>
+          <w:bCs/>
+          <w:lang w:val="en-US"/>
+        </w:rPr>
+        <w:t>Recognition ended successfully, Character Error Rate =  42.86 %</w:t>
+      </w:r>
+    </w:p>
+    <w:p>
+      <w:pPr>
+        <w:ind w:left="360"/>
+        <w:jc w:val="both"/>
+        <w:rPr>
+          <w:bCs/>
+          <w:lang w:val="en-US"/>
+        </w:rPr>
+      </w:pPr>
+      <w:r>
+        <w:rPr>
+          <w:bCs/>
+          <w:lang w:val="en-US"/>
+        </w:rPr>
+        <w:t xml:space="preserve">                              , Character Recognition Rate =  57.14 %</w:t>
+      </w:r>
+    </w:p>
+    <w:p>
+      <w:pPr>
+        <w:ind w:left="360"/>
+        <w:jc w:val="both"/>
+        <w:rPr>
+          <w:bCs/>
+          <w:lang w:val="en-US"/>
+        </w:rPr>
+      </w:pPr>
+      <w:r>
+        <w:rPr>
+          <w:bCs/>
+          <w:lang w:val="en-US"/>
+        </w:rPr>
+        <w:t xml:space="preserve">                              , String Error Rate    =  100.0 %</w:t>
+      </w:r>
+    </w:p>
+    <w:p>
+      <w:pPr>
+        <w:ind w:left="360"/>
+        <w:jc w:val="both"/>
+        <w:rPr>
+          <w:bCs/>
+        </w:rPr>
+      </w:pPr>
+      <w:r>
+        <w:rPr>
+          <w:bCs/>
+          <w:lang w:val="en-US"/>
+        </w:rPr>
+        <w:t xml:space="preserve">                              </w:t>
+      </w:r>
+      <w:r>
+        <w:rPr>
+          <w:bCs/>
+        </w:rPr>
+        <w:t>, String Recognition Rate    =  0.0 %</w:t>
+      </w:r>
+    </w:p>
+    <w:p>
+      <w:pPr>
+        <w:ind w:left="360"/>
+        <w:jc w:val="both"/>
+        <w:rPr>
+          <w:bCs/>
+        </w:rPr>
+      </w:pPr>
+      <w:r>
+        <w:rPr>
+          <w:bCs/>
+        </w:rPr>
+        <w:t>Nombre de paramètres du modèle: 8769036</w:t>
+      </w:r>
+    </w:p>
+    <w:p>
+      <w:pPr>
+        <w:ind w:left="360"/>
+        <w:jc w:val="both"/>
+        <w:rPr>
+          <w:bCs/>
+        </w:rPr>
+      </w:pPr>
+    </w:p>
+    <w:p>
+      <w:pPr>
+        <w:ind w:left="360"/>
+        <w:jc w:val="both"/>
+        <w:rPr>
+          <w:bCs/>
+          <w:lang w:val="en-US"/>
+        </w:rPr>
+      </w:pPr>
+      <w:r>
+        <w:rPr>
+          <w:bCs/>
+          <w:lang w:val="en-US"/>
+        </w:rPr>
+        <w:t>1981it [01:19, 26.56it/s]y : 81510 bs : 1115</w:t>
+      </w:r>
+    </w:p>
+    <w:p>
+      <w:pPr>
+        <w:ind w:left="360"/>
+        <w:jc w:val="both"/>
+        <w:rPr>
+          <w:bCs/>
+          <w:lang w:val="en-US"/>
+        </w:rPr>
+      </w:pPr>
+      <w:r>
+        <w:rPr>
+          <w:bCs/>
+          <w:lang w:val="en-US"/>
+        </w:rPr>
+        <w:t>y : 23357 bs : 11</w:t>
+      </w:r>
+    </w:p>
+    <w:p>
+      <w:pPr>
+        <w:ind w:left="360"/>
+        <w:jc w:val="both"/>
+        <w:rPr>
+          <w:bCs/>
+        </w:rPr>
+      </w:pPr>
+      <w:r>
+        <w:rPr>
+          <w:bCs/>
+        </w:rPr>
+        <w:t xml:space="preserve">y : 06863 </w:t>
+      </w:r>
+      <w:proofErr w:type="spellStart"/>
+      <w:r>
+        <w:rPr>
+          <w:bCs/>
+        </w:rPr>
+        <w:t>bs</w:t>
+      </w:r>
+      <w:proofErr w:type="spellEnd"/>
+      <w:r>
+        <w:rPr>
+          <w:bCs/>
+        </w:rPr>
+        <w:t xml:space="preserve"> : 11</w:t>
+      </w:r>
+    </w:p>
+    <w:p>
+      <w:pPr>
+        <w:ind w:left="360"/>
+        <w:jc w:val="both"/>
+        <w:rPr>
+          <w:bCs/>
+        </w:rPr>
+      </w:pPr>
+      <w:r>
+        <w:rPr>
+          <w:bCs/>
+        </w:rPr>
+        <w:t xml:space="preserve">y : 99827 </w:t>
+      </w:r>
+      <w:proofErr w:type="spellStart"/>
+      <w:r>
+        <w:rPr>
+          <w:bCs/>
+        </w:rPr>
+        <w:t>bs</w:t>
+      </w:r>
+      <w:proofErr w:type="spellEnd"/>
+      <w:r>
+        <w:rPr>
+          <w:bCs/>
+        </w:rPr>
+        <w:t xml:space="preserve"> : 11</w:t>
+      </w:r>
+    </w:p>
+    <w:p>
+      <w:pPr>
+        <w:ind w:left="360"/>
+        <w:jc w:val="both"/>
+        <w:rPr>
+          <w:bCs/>
+        </w:rPr>
+      </w:pPr>
+      <w:r>
+        <w:rPr>
+          <w:bCs/>
+        </w:rPr>
+        <w:t xml:space="preserve">y : 71017 </w:t>
+      </w:r>
+      <w:proofErr w:type="spellStart"/>
+      <w:r>
+        <w:rPr>
+          <w:bCs/>
+        </w:rPr>
+        <w:t>bs</w:t>
+      </w:r>
+      <w:proofErr w:type="spellEnd"/>
+      <w:r>
+        <w:rPr>
+          <w:bCs/>
+        </w:rPr>
+        <w:t xml:space="preserve"> : 111</w:t>
+      </w:r>
+    </w:p>
+    <w:p>
+      <w:pPr>
+        <w:ind w:left="360"/>
+        <w:jc w:val="both"/>
+        <w:rPr>
+          <w:bCs/>
+        </w:rPr>
+      </w:pPr>
+      <w:r>
+        <w:rPr>
+          <w:bCs/>
+        </w:rPr>
+        <w:t xml:space="preserve">y : 89012 </w:t>
+      </w:r>
+      <w:proofErr w:type="spellStart"/>
+      <w:r>
+        <w:rPr>
+          <w:bCs/>
+        </w:rPr>
+        <w:t>bs</w:t>
+      </w:r>
+      <w:proofErr w:type="spellEnd"/>
+      <w:r>
+        <w:rPr>
+          <w:bCs/>
+        </w:rPr>
+        <w:t xml:space="preserve"> : 115</w:t>
+      </w:r>
+    </w:p>
+    <w:p>
+      <w:pPr>
+        <w:ind w:left="360"/>
+        <w:jc w:val="both"/>
+        <w:rPr>
+          <w:bCs/>
+          <w:lang w:val="en-US"/>
+        </w:rPr>
+      </w:pPr>
+      <w:r>
+        <w:rPr>
+          <w:bCs/>
+          <w:lang w:val="en-US"/>
+        </w:rPr>
+        <w:t>1984it [01:19, 24.30it/s]y : 34567 bs : 811</w:t>
+      </w:r>
+    </w:p>
+    <w:p>
+      <w:pPr>
+        <w:ind w:left="360"/>
+        <w:jc w:val="both"/>
+        <w:rPr>
+          <w:bCs/>
+          <w:lang w:val="en-US"/>
+        </w:rPr>
+      </w:pPr>
+      <w:r>
+        <w:rPr>
+          <w:bCs/>
+          <w:lang w:val="en-US"/>
+        </w:rPr>
+        <w:t>y : 80123 bs : 11151</w:t>
+      </w:r>
+    </w:p>
+    <w:p>
+      <w:pPr>
+        <w:ind w:left="360"/>
+        <w:jc w:val="both"/>
+        <w:rPr>
+          <w:bCs/>
+          <w:lang w:val="en-US"/>
+        </w:rPr>
+      </w:pPr>
+      <w:r>
+        <w:rPr>
+          <w:bCs/>
+          <w:lang w:val="en-US"/>
+        </w:rPr>
+        <w:t>y : 47897 bs : 111</w:t>
+      </w:r>
+    </w:p>
+    <w:p>
+      <w:pPr>
+        <w:ind w:left="360"/>
+        <w:jc w:val="both"/>
+        <w:rPr>
+          <w:bCs/>
+          <w:lang w:val="en-US"/>
+        </w:rPr>
+      </w:pPr>
+      <w:r>
+        <w:rPr>
+          <w:bCs/>
+          <w:lang w:val="en-US"/>
+        </w:rPr>
+        <w:t>y : 86419 bs : 11</w:t>
+      </w:r>
+    </w:p>
+    <w:p>
+      <w:pPr>
+        <w:ind w:left="360"/>
+        <w:jc w:val="both"/>
+        <w:rPr>
+          <w:bCs/>
+          <w:lang w:val="en-US"/>
+        </w:rPr>
+      </w:pPr>
+      <w:r>
+        <w:rPr>
+          <w:bCs/>
+          <w:lang w:val="en-US"/>
+        </w:rPr>
+        <w:t>y : 38447 bs : 11</w:t>
+      </w:r>
+    </w:p>
+    <w:p>
+      <w:pPr>
+        <w:ind w:left="360"/>
+        <w:jc w:val="both"/>
+        <w:rPr>
+          <w:bCs/>
+          <w:lang w:val="en-US"/>
+        </w:rPr>
+      </w:pPr>
+      <w:r>
+        <w:rPr>
+          <w:bCs/>
+          <w:lang w:val="en-US"/>
+        </w:rPr>
+        <w:t>1990it [01:20, 24.59it/s]y : 01928 bs : 115</w:t>
+      </w:r>
+    </w:p>
+    <w:p>
+      <w:pPr>
+        <w:ind w:left="360"/>
+        <w:jc w:val="both"/>
+        <w:rPr>
+          <w:bCs/>
+        </w:rPr>
+      </w:pPr>
+      <w:r>
+        <w:rPr>
+          <w:bCs/>
+        </w:rPr>
+        <w:t xml:space="preserve">y : 78260 </w:t>
+      </w:r>
+      <w:proofErr w:type="spellStart"/>
+      <w:r>
+        <w:rPr>
+          <w:bCs/>
+        </w:rPr>
+        <w:t>bs</w:t>
+      </w:r>
+      <w:proofErr w:type="spellEnd"/>
+      <w:r>
+        <w:rPr>
+          <w:bCs/>
+        </w:rPr>
+        <w:t xml:space="preserve"> : 115</w:t>
+      </w:r>
+    </w:p>
+    <w:p>
+      <w:pPr>
+        <w:ind w:left="360"/>
+        <w:jc w:val="both"/>
+        <w:rPr>
+          <w:bCs/>
+        </w:rPr>
+      </w:pPr>
+      <w:r>
+        <w:rPr>
+          <w:bCs/>
+        </w:rPr>
+        <w:t xml:space="preserve">y : 65333 </w:t>
+      </w:r>
+      <w:proofErr w:type="spellStart"/>
+      <w:r>
+        <w:rPr>
+          <w:bCs/>
+        </w:rPr>
+        <w:t>bs</w:t>
+      </w:r>
+      <w:proofErr w:type="spellEnd"/>
+      <w:r>
+        <w:rPr>
+          <w:bCs/>
+        </w:rPr>
+        <w:t xml:space="preserve"> : 111</w:t>
+      </w:r>
+    </w:p>
+    <w:p>
+      <w:pPr>
+        <w:ind w:left="360"/>
+        <w:jc w:val="both"/>
+        <w:rPr>
+          <w:bCs/>
+        </w:rPr>
+      </w:pPr>
+      <w:r>
+        <w:rPr>
+          <w:bCs/>
+        </w:rPr>
+        <w:t xml:space="preserve">y : 91406 </w:t>
+      </w:r>
+      <w:proofErr w:type="spellStart"/>
+      <w:r>
+        <w:rPr>
+          <w:bCs/>
+        </w:rPr>
+        <w:t>bs</w:t>
+      </w:r>
+      <w:proofErr w:type="spellEnd"/>
+      <w:r>
+        <w:rPr>
+          <w:bCs/>
+        </w:rPr>
+        <w:t xml:space="preserve"> : 9111</w:t>
+      </w:r>
+    </w:p>
+    <w:p>
+      <w:pPr>
+        <w:ind w:left="360"/>
+        <w:jc w:val="both"/>
+        <w:rPr>
+          <w:bCs/>
+        </w:rPr>
+      </w:pPr>
+      <w:r>
+        <w:rPr>
+          <w:bCs/>
+        </w:rPr>
+        <w:t xml:space="preserve">y : 10062 </w:t>
+      </w:r>
+      <w:proofErr w:type="spellStart"/>
+      <w:r>
+        <w:rPr>
+          <w:bCs/>
+        </w:rPr>
+        <w:t>bs</w:t>
+      </w:r>
+      <w:proofErr w:type="spellEnd"/>
+      <w:r>
+        <w:rPr>
+          <w:bCs/>
+        </w:rPr>
+        <w:t xml:space="preserve"> : 111</w:t>
+      </w:r>
+    </w:p>
+    <w:p>
+      <w:pPr>
+        <w:ind w:left="360"/>
+        <w:jc w:val="both"/>
+        <w:rPr>
+          <w:bCs/>
+          <w:lang w:val="en-US"/>
+        </w:rPr>
+      </w:pPr>
+      <w:r>
+        <w:rPr>
+          <w:bCs/>
+          <w:lang w:val="en-US"/>
+        </w:rPr>
+        <w:t>1996it [01:20, 23.72it/s]y : 11778 bs : 115</w:t>
+      </w:r>
+    </w:p>
+    <w:p>
+      <w:pPr>
+        <w:ind w:left="360"/>
+        <w:jc w:val="both"/>
+        <w:rPr>
+          <w:bCs/>
+          <w:lang w:val="en-US"/>
+        </w:rPr>
+      </w:pPr>
+      <w:r>
+        <w:rPr>
+          <w:bCs/>
+          <w:lang w:val="en-US"/>
+        </w:rPr>
+        <w:t>y : 46070 bs : 511</w:t>
+      </w:r>
+    </w:p>
+    <w:p>
+      <w:pPr>
+        <w:ind w:left="360"/>
+        <w:jc w:val="both"/>
+        <w:rPr>
+          <w:bCs/>
+        </w:rPr>
+      </w:pPr>
+      <w:r>
+        <w:rPr>
+          <w:bCs/>
+        </w:rPr>
+        <w:t xml:space="preserve">y : 36871 </w:t>
+      </w:r>
+      <w:proofErr w:type="spellStart"/>
+      <w:r>
+        <w:rPr>
+          <w:bCs/>
+        </w:rPr>
+        <w:t>bs</w:t>
+      </w:r>
+      <w:proofErr w:type="spellEnd"/>
+      <w:r>
+        <w:rPr>
+          <w:bCs/>
+        </w:rPr>
+        <w:t xml:space="preserve"> : 111</w:t>
+      </w:r>
+    </w:p>
+    <w:p>
+      <w:pPr>
+        <w:ind w:left="360"/>
+        <w:jc w:val="both"/>
+        <w:rPr>
+          <w:bCs/>
+        </w:rPr>
+      </w:pPr>
+      <w:r>
+        <w:rPr>
+          <w:bCs/>
+        </w:rPr>
+        <w:t xml:space="preserve">y : 52494 </w:t>
+      </w:r>
+      <w:proofErr w:type="spellStart"/>
+      <w:r>
+        <w:rPr>
+          <w:bCs/>
+        </w:rPr>
+        <w:t>bs</w:t>
+      </w:r>
+      <w:proofErr w:type="spellEnd"/>
+      <w:r>
+        <w:rPr>
+          <w:bCs/>
+        </w:rPr>
+        <w:t xml:space="preserve"> : 1111</w:t>
+      </w:r>
+    </w:p>
+    <w:p>
+      <w:pPr>
+        <w:ind w:left="360"/>
+        <w:jc w:val="both"/>
+        <w:rPr>
+          <w:bCs/>
+        </w:rPr>
+      </w:pPr>
+      <w:r>
+        <w:rPr>
+          <w:bCs/>
+        </w:rPr>
+        <w:t xml:space="preserve">y : 36417 </w:t>
+      </w:r>
+      <w:proofErr w:type="spellStart"/>
+      <w:r>
+        <w:rPr>
+          <w:bCs/>
+        </w:rPr>
+        <w:t>bs</w:t>
+      </w:r>
+      <w:proofErr w:type="spellEnd"/>
+      <w:r>
+        <w:rPr>
+          <w:bCs/>
+        </w:rPr>
+        <w:t xml:space="preserve"> : 11</w:t>
+      </w:r>
+    </w:p>
+    <w:p>
+      <w:pPr>
+        <w:ind w:left="360"/>
+        <w:jc w:val="both"/>
+        <w:rPr>
+          <w:bCs/>
+        </w:rPr>
+      </w:pPr>
+    </w:p>
+    <w:p>
+      <w:pPr>
+        <w:ind w:left="360"/>
+        <w:jc w:val="both"/>
+        <w:rPr>
           <w:b/>
           <w:lang w:val="en-US"/>
         </w:rPr>
@@ -8796,7 +12732,23 @@
           <w:b/>
           <w:lang w:val="en-US"/>
         </w:rPr>
-        <w:t>rchitecture (ViT)</w:t>
+        <w:t>rchitecture (</w:t>
+      </w:r>
+      <w:proofErr w:type="spellStart"/>
+      <w:r>
+        <w:rPr>
+          <w:b/>
+          <w:lang w:val="en-US"/>
+        </w:rPr>
+        <w:t>ViT</w:t>
+      </w:r>
+      <w:proofErr w:type="spellEnd"/>
+      <w:r>
+        <w:rPr>
+          <w:b/>
+          <w:lang w:val="en-US"/>
+        </w:rPr>
+        <w:t>)</w:t>
       </w:r>
     </w:p>
     <w:p>
@@ -8847,7 +12799,23 @@
           <w:bCs/>
           <w:lang w:val="en-US"/>
         </w:rPr>
-        <w:t>the hybride CNN-Transformer one.</w:t>
+        <w:t xml:space="preserve">the </w:t>
+      </w:r>
+      <w:proofErr w:type="spellStart"/>
+      <w:r>
+        <w:rPr>
+          <w:bCs/>
+          <w:lang w:val="en-US"/>
+        </w:rPr>
+        <w:t>hybride</w:t>
+      </w:r>
+      <w:proofErr w:type="spellEnd"/>
+      <w:r>
+        <w:rPr>
+          <w:bCs/>
+          <w:lang w:val="en-US"/>
+        </w:rPr>
+        <w:t xml:space="preserve"> CNN-Transformer one.</w:t>
       </w:r>
       <w:r>
         <w:rPr>
@@ -8905,6 +12873,60 @@
           <w:lang w:val="en-US"/>
         </w:rPr>
       </w:pPr>
+      <w:r>
+        <w:rPr>
+          <w:noProof/>
+        </w:rPr>
+        <w:lastRenderedPageBreak/>
+        <w:drawing>
+          <wp:inline distT="0" distB="0" distL="0" distR="0" wp14:anchorId="5FFB70A4" wp14:editId="221A3AD0">
+            <wp:extent cx="5000625" cy="3981450"/>
+            <wp:effectExtent l="0" t="0" r="9525" b="0"/>
+            <wp:docPr id="901493849" name="Image 2"/>
+            <wp:cNvGraphicFramePr>
+              <a:graphicFrameLocks xmlns:a="http://schemas.openxmlformats.org/drawingml/2006/main" noChangeAspect="1"/>
+            </wp:cNvGraphicFramePr>
+            <a:graphic xmlns:a="http://schemas.openxmlformats.org/drawingml/2006/main">
+              <a:graphicData uri="http://schemas.openxmlformats.org/drawingml/2006/picture">
+                <pic:pic xmlns:pic="http://schemas.openxmlformats.org/drawingml/2006/picture">
+                  <pic:nvPicPr>
+                    <pic:cNvPr id="0" name="Picture 3"/>
+                    <pic:cNvPicPr>
+                      <a:picLocks noChangeAspect="1" noChangeArrowheads="1"/>
+                    </pic:cNvPicPr>
+                  </pic:nvPicPr>
+                  <pic:blipFill>
+                    <a:blip r:embed="rId18">
+                      <a:extLst>
+                        <a:ext uri="{28A0092B-C50C-407E-A947-70E740481C1C}">
+                          <a14:useLocalDpi xmlns:a14="http://schemas.microsoft.com/office/drawing/2010/main" val="0"/>
+                        </a:ext>
+                      </a:extLst>
+                    </a:blip>
+                    <a:srcRect/>
+                    <a:stretch>
+                      <a:fillRect/>
+                    </a:stretch>
+                  </pic:blipFill>
+                  <pic:spPr bwMode="auto">
+                    <a:xfrm>
+                      <a:off x="0" y="0"/>
+                      <a:ext cx="5000625" cy="3981450"/>
+                    </a:xfrm>
+                    <a:prstGeom prst="rect">
+                      <a:avLst/>
+                    </a:prstGeom>
+                    <a:noFill/>
+                    <a:ln>
+                      <a:noFill/>
+                    </a:ln>
+                  </pic:spPr>
+                </pic:pic>
+              </a:graphicData>
+            </a:graphic>
+          </wp:inline>
+        </w:drawing>
+      </w:r>
     </w:p>
     <w:p>
       <w:pPr>
@@ -8929,6 +12951,278 @@
           <w:sz w:val="21"/>
           <w:szCs w:val="21"/>
           <w:lang w:val="en-US"/>
+        </w:rPr>
+      </w:pPr>
+      <w:r>
+        <w:rPr>
+          <w:rFonts w:ascii="Courier New" w:hAnsi="Courier New" w:cs="Courier New"/>
+          <w:color w:val="000000"/>
+          <w:sz w:val="21"/>
+          <w:szCs w:val="21"/>
+          <w:lang w:val="en-US"/>
+        </w:rPr>
+        <w:t>FP 10000</w:t>
+      </w:r>
+    </w:p>
+    <w:p>
+      <w:pPr>
+        <w:shd w:val="clear" w:color="auto" w:fill="FFFFFE"/>
+        <w:spacing w:line="285" w:lineRule="atLeast"/>
+        <w:rPr>
+          <w:rFonts w:ascii="Courier New" w:hAnsi="Courier New" w:cs="Courier New"/>
+          <w:color w:val="000000"/>
+          <w:sz w:val="21"/>
+          <w:szCs w:val="21"/>
+          <w:lang w:val="en-US"/>
+        </w:rPr>
+      </w:pPr>
+      <w:r>
+        <w:rPr>
+          <w:rFonts w:ascii="Courier New" w:hAnsi="Courier New" w:cs="Courier New"/>
+          <w:color w:val="000000"/>
+          <w:sz w:val="21"/>
+          <w:szCs w:val="21"/>
+          <w:lang w:val="en-US"/>
+        </w:rPr>
+        <w:t>TOTAL characters 20000</w:t>
+      </w:r>
+    </w:p>
+    <w:p>
+      <w:pPr>
+        <w:shd w:val="clear" w:color="auto" w:fill="FFFFFE"/>
+        <w:spacing w:line="285" w:lineRule="atLeast"/>
+        <w:rPr>
+          <w:rFonts w:ascii="Courier New" w:hAnsi="Courier New" w:cs="Courier New"/>
+          <w:color w:val="000000"/>
+          <w:sz w:val="21"/>
+          <w:szCs w:val="21"/>
+          <w:lang w:val="en-US"/>
+        </w:rPr>
+      </w:pPr>
+      <w:r>
+        <w:rPr>
+          <w:rFonts w:ascii="Courier New" w:hAnsi="Courier New" w:cs="Courier New"/>
+          <w:color w:val="000000"/>
+          <w:sz w:val="21"/>
+          <w:szCs w:val="21"/>
+          <w:lang w:val="en-US"/>
+        </w:rPr>
+        <w:t>String FP 2000</w:t>
+      </w:r>
+    </w:p>
+    <w:p>
+      <w:pPr>
+        <w:shd w:val="clear" w:color="auto" w:fill="FFFFFE"/>
+        <w:spacing w:line="285" w:lineRule="atLeast"/>
+        <w:rPr>
+          <w:rFonts w:ascii="Courier New" w:hAnsi="Courier New" w:cs="Courier New"/>
+          <w:color w:val="000000"/>
+          <w:sz w:val="21"/>
+          <w:szCs w:val="21"/>
+          <w:lang w:val="en-US"/>
+        </w:rPr>
+      </w:pPr>
+      <w:r>
+        <w:rPr>
+          <w:rFonts w:ascii="Courier New" w:hAnsi="Courier New" w:cs="Courier New"/>
+          <w:color w:val="000000"/>
+          <w:sz w:val="21"/>
+          <w:szCs w:val="21"/>
+          <w:lang w:val="en-US"/>
+        </w:rPr>
+        <w:t>TOTAL strings 2000</w:t>
+      </w:r>
+    </w:p>
+    <w:p>
+      <w:pPr>
+        <w:shd w:val="clear" w:color="auto" w:fill="FFFFFE"/>
+        <w:spacing w:line="285" w:lineRule="atLeast"/>
+        <w:rPr>
+          <w:rFonts w:ascii="Courier New" w:hAnsi="Courier New" w:cs="Courier New"/>
+          <w:color w:val="000000"/>
+          <w:sz w:val="21"/>
+          <w:szCs w:val="21"/>
+          <w:lang w:val="en-US"/>
+        </w:rPr>
+      </w:pPr>
+      <w:r>
+        <w:rPr>
+          <w:rFonts w:ascii="Courier New" w:hAnsi="Courier New" w:cs="Courier New"/>
+          <w:color w:val="000000"/>
+          <w:sz w:val="21"/>
+          <w:szCs w:val="21"/>
+          <w:lang w:val="en-US"/>
+        </w:rPr>
+        <w:t>Recognition ended successfully, Character Error Rate =  50.0 %</w:t>
+      </w:r>
+    </w:p>
+    <w:p>
+      <w:pPr>
+        <w:shd w:val="clear" w:color="auto" w:fill="FFFFFE"/>
+        <w:spacing w:line="285" w:lineRule="atLeast"/>
+        <w:rPr>
+          <w:rFonts w:ascii="Courier New" w:hAnsi="Courier New" w:cs="Courier New"/>
+          <w:color w:val="000000"/>
+          <w:sz w:val="21"/>
+          <w:szCs w:val="21"/>
+          <w:lang w:val="en-US"/>
+        </w:rPr>
+      </w:pPr>
+      <w:r>
+        <w:rPr>
+          <w:rFonts w:ascii="Courier New" w:hAnsi="Courier New" w:cs="Courier New"/>
+          <w:color w:val="000000"/>
+          <w:sz w:val="21"/>
+          <w:szCs w:val="21"/>
+          <w:lang w:val="en-US"/>
+        </w:rPr>
+        <w:t xml:space="preserve">                              , Character Recognition Rate =  50.0 %</w:t>
+      </w:r>
+    </w:p>
+    <w:p>
+      <w:pPr>
+        <w:shd w:val="clear" w:color="auto" w:fill="FFFFFE"/>
+        <w:spacing w:line="285" w:lineRule="atLeast"/>
+        <w:rPr>
+          <w:rFonts w:ascii="Courier New" w:hAnsi="Courier New" w:cs="Courier New"/>
+          <w:color w:val="000000"/>
+          <w:sz w:val="21"/>
+          <w:szCs w:val="21"/>
+          <w:lang w:val="en-US"/>
+        </w:rPr>
+      </w:pPr>
+      <w:r>
+        <w:rPr>
+          <w:rFonts w:ascii="Courier New" w:hAnsi="Courier New" w:cs="Courier New"/>
+          <w:color w:val="000000"/>
+          <w:sz w:val="21"/>
+          <w:szCs w:val="21"/>
+          <w:lang w:val="en-US"/>
+        </w:rPr>
+        <w:t xml:space="preserve">                              , String Error Rate    =  100.0 %</w:t>
+      </w:r>
+    </w:p>
+    <w:p>
+      <w:pPr>
+        <w:shd w:val="clear" w:color="auto" w:fill="FFFFFE"/>
+        <w:spacing w:line="285" w:lineRule="atLeast"/>
+        <w:rPr>
+          <w:rFonts w:ascii="Courier New" w:hAnsi="Courier New" w:cs="Courier New"/>
+          <w:color w:val="000000"/>
+          <w:sz w:val="21"/>
+          <w:szCs w:val="21"/>
+        </w:rPr>
+      </w:pPr>
+      <w:r>
+        <w:rPr>
+          <w:rFonts w:ascii="Courier New" w:hAnsi="Courier New" w:cs="Courier New"/>
+          <w:color w:val="000000"/>
+          <w:sz w:val="21"/>
+          <w:szCs w:val="21"/>
+          <w:lang w:val="en-US"/>
+        </w:rPr>
+        <w:t xml:space="preserve">                              </w:t>
+      </w:r>
+      <w:r>
+        <w:rPr>
+          <w:rFonts w:ascii="Courier New" w:hAnsi="Courier New" w:cs="Courier New"/>
+          <w:color w:val="000000"/>
+          <w:sz w:val="21"/>
+          <w:szCs w:val="21"/>
+        </w:rPr>
+        <w:t>, String Recognition Rate    =  0.0 %</w:t>
+      </w:r>
+    </w:p>
+    <w:p>
+      <w:pPr>
+        <w:shd w:val="clear" w:color="auto" w:fill="FFFFFE"/>
+        <w:spacing w:line="285" w:lineRule="atLeast"/>
+        <w:rPr>
+          <w:rFonts w:ascii="Courier New" w:hAnsi="Courier New" w:cs="Courier New"/>
+          <w:color w:val="000000"/>
+          <w:sz w:val="21"/>
+          <w:szCs w:val="21"/>
+        </w:rPr>
+      </w:pPr>
+      <w:r>
+        <w:rPr>
+          <w:rFonts w:ascii="Courier New" w:hAnsi="Courier New" w:cs="Courier New"/>
+          <w:color w:val="000000"/>
+          <w:sz w:val="21"/>
+          <w:szCs w:val="21"/>
+        </w:rPr>
+        <w:t>Nombre de paramètres du modèle: 6397454</w:t>
+      </w:r>
+    </w:p>
+    <w:p>
+      <w:pPr>
+        <w:shd w:val="clear" w:color="auto" w:fill="FFFFFE"/>
+        <w:spacing w:line="285" w:lineRule="atLeast"/>
+        <w:rPr>
+          <w:rFonts w:ascii="Courier New" w:hAnsi="Courier New" w:cs="Courier New"/>
+          <w:color w:val="000000"/>
+          <w:sz w:val="21"/>
+          <w:szCs w:val="21"/>
+        </w:rPr>
+      </w:pPr>
+    </w:p>
+    <w:p>
+      <w:pPr>
+        <w:shd w:val="clear" w:color="auto" w:fill="FFFFFE"/>
+        <w:spacing w:line="285" w:lineRule="atLeast"/>
+        <w:rPr>
+          <w:rFonts w:ascii="Courier New" w:hAnsi="Courier New" w:cs="Courier New"/>
+          <w:color w:val="000000"/>
+          <w:sz w:val="21"/>
+          <w:szCs w:val="21"/>
+        </w:rPr>
+      </w:pPr>
+    </w:p>
+    <w:p>
+      <w:pPr>
+        <w:shd w:val="clear" w:color="auto" w:fill="FFFFFE"/>
+        <w:spacing w:line="285" w:lineRule="atLeast"/>
+        <w:rPr>
+          <w:rFonts w:ascii="Courier New" w:hAnsi="Courier New" w:cs="Courier New"/>
+          <w:color w:val="000000"/>
+          <w:sz w:val="21"/>
+          <w:szCs w:val="21"/>
+        </w:rPr>
+      </w:pPr>
+    </w:p>
+    <w:p>
+      <w:pPr>
+        <w:shd w:val="clear" w:color="auto" w:fill="FFFFFE"/>
+        <w:spacing w:line="285" w:lineRule="atLeast"/>
+        <w:rPr>
+          <w:rFonts w:ascii="Courier New" w:hAnsi="Courier New" w:cs="Courier New"/>
+          <w:color w:val="000000"/>
+          <w:sz w:val="21"/>
+          <w:szCs w:val="21"/>
+        </w:rPr>
+      </w:pPr>
+    </w:p>
+    <w:p>
+      <w:pPr>
+        <w:shd w:val="clear" w:color="auto" w:fill="FFFFFE"/>
+        <w:spacing w:line="285" w:lineRule="atLeast"/>
+        <w:rPr>
+          <w:rFonts w:ascii="Courier New" w:hAnsi="Courier New" w:cs="Courier New"/>
+          <w:color w:val="000000"/>
+          <w:sz w:val="21"/>
+          <w:szCs w:val="21"/>
+        </w:rPr>
+      </w:pPr>
+    </w:p>
+    <w:p>
+      <w:pPr>
+        <w:shd w:val="clear" w:color="auto" w:fill="FFFFFE"/>
+        <w:spacing w:line="285" w:lineRule="atLeast"/>
+        <w:rPr>
+          <w:rFonts w:ascii="Courier New" w:hAnsi="Courier New" w:cs="Courier New"/>
+          <w:color w:val="000000"/>
+          <w:sz w:val="21"/>
+          <w:szCs w:val="21"/>
         </w:rPr>
       </w:pPr>
     </w:p>
@@ -9026,8 +13320,9 @@
           <w:sz w:val="21"/>
           <w:szCs w:val="21"/>
         </w:rPr>
-        <w:t>Couche linéaire en sortie para p</w:t>
-      </w:r>
+        <w:t xml:space="preserve">Couche linéaire en sortie para </w:t>
+      </w:r>
+      <w:proofErr w:type="spellStart"/>
       <w:r>
         <w:rPr>
           <w:rFonts w:ascii="Courier New" w:hAnsi="Courier New" w:cs="Courier New"/>
@@ -9035,7 +13330,26 @@
           <w:sz w:val="21"/>
           <w:szCs w:val="21"/>
         </w:rPr>
-        <w:t>rever a classe</w:t>
+        <w:t>p</w:t>
+      </w:r>
+      <w:r>
+        <w:rPr>
+          <w:rFonts w:ascii="Courier New" w:hAnsi="Courier New" w:cs="Courier New"/>
+          <w:color w:val="000000"/>
+          <w:sz w:val="21"/>
+          <w:szCs w:val="21"/>
+        </w:rPr>
+        <w:t>rever</w:t>
+      </w:r>
+      <w:proofErr w:type="spellEnd"/>
+      <w:r>
+        <w:rPr>
+          <w:rFonts w:ascii="Courier New" w:hAnsi="Courier New" w:cs="Courier New"/>
+          <w:color w:val="000000"/>
+          <w:sz w:val="21"/>
+          <w:szCs w:val="21"/>
+        </w:rPr>
+        <w:t xml:space="preserve"> a classe</w:t>
       </w:r>
     </w:p>
     <w:p>
@@ -9202,6 +13516,7 @@
           <w:szCs w:val="21"/>
           <w:lang w:val="pt-BR"/>
         </w:rPr>
+        <w:lastRenderedPageBreak/>
         <w:t xml:space="preserve">Como nós estamos sensíveis à translação, </w:t>
       </w:r>
       <w:r>
@@ -9565,7 +13880,47 @@
           <w:sz w:val="21"/>
           <w:szCs w:val="21"/>
         </w:rPr>
-        <w:t>'x_pad_idx':-1, # pour padder les entrées</w:t>
+        <w:t>'</w:t>
+      </w:r>
+      <w:proofErr w:type="spellStart"/>
+      <w:r>
+        <w:rPr>
+          <w:rFonts w:ascii="Courier New" w:hAnsi="Courier New" w:cs="Courier New"/>
+          <w:color w:val="000000"/>
+          <w:sz w:val="21"/>
+          <w:szCs w:val="21"/>
+        </w:rPr>
+        <w:t>x_pad_idx</w:t>
+      </w:r>
+      <w:proofErr w:type="spellEnd"/>
+      <w:r>
+        <w:rPr>
+          <w:rFonts w:ascii="Courier New" w:hAnsi="Courier New" w:cs="Courier New"/>
+          <w:color w:val="000000"/>
+          <w:sz w:val="21"/>
+          <w:szCs w:val="21"/>
+        </w:rPr>
+        <w:t xml:space="preserve">':-1, # pour </w:t>
+      </w:r>
+      <w:proofErr w:type="spellStart"/>
+      <w:r>
+        <w:rPr>
+          <w:rFonts w:ascii="Courier New" w:hAnsi="Courier New" w:cs="Courier New"/>
+          <w:color w:val="000000"/>
+          <w:sz w:val="21"/>
+          <w:szCs w:val="21"/>
+        </w:rPr>
+        <w:t>padder</w:t>
+      </w:r>
+      <w:proofErr w:type="spellEnd"/>
+      <w:r>
+        <w:rPr>
+          <w:rFonts w:ascii="Courier New" w:hAnsi="Courier New" w:cs="Courier New"/>
+          <w:color w:val="000000"/>
+          <w:sz w:val="21"/>
+          <w:szCs w:val="21"/>
+        </w:rPr>
+        <w:t xml:space="preserve"> les entrées</w:t>
       </w:r>
     </w:p>
     <w:p>
@@ -9586,7 +13941,27 @@
           <w:sz w:val="21"/>
           <w:szCs w:val="21"/>
         </w:rPr>
-        <w:t xml:space="preserve">        'y_pad_idx':12, # pour padder la GT = TOKEN DE PADDING </w:t>
+        <w:t xml:space="preserve">        'y_pad_idx':12, # pour </w:t>
+      </w:r>
+      <w:proofErr w:type="spellStart"/>
+      <w:r>
+        <w:rPr>
+          <w:rFonts w:ascii="Courier New" w:hAnsi="Courier New" w:cs="Courier New"/>
+          <w:color w:val="000000"/>
+          <w:sz w:val="21"/>
+          <w:szCs w:val="21"/>
+        </w:rPr>
+        <w:t>padder</w:t>
+      </w:r>
+      <w:proofErr w:type="spellEnd"/>
+      <w:r>
+        <w:rPr>
+          <w:rFonts w:ascii="Courier New" w:hAnsi="Courier New" w:cs="Courier New"/>
+          <w:color w:val="000000"/>
+          <w:sz w:val="21"/>
+          <w:szCs w:val="21"/>
+        </w:rPr>
+        <w:t xml:space="preserve"> la GT = TOKEN DE PADDING </w:t>
       </w:r>
     </w:p>
     <w:p>
@@ -9607,7 +13982,27 @@
           <w:sz w:val="21"/>
           <w:szCs w:val="21"/>
         </w:rPr>
-        <w:t>        'pad_idx':12, # pour padder les entrées et la GT</w:t>
+        <w:t xml:space="preserve">        'pad_idx':12, # pour </w:t>
+      </w:r>
+      <w:proofErr w:type="spellStart"/>
+      <w:r>
+        <w:rPr>
+          <w:rFonts w:ascii="Courier New" w:hAnsi="Courier New" w:cs="Courier New"/>
+          <w:color w:val="000000"/>
+          <w:sz w:val="21"/>
+          <w:szCs w:val="21"/>
+        </w:rPr>
+        <w:t>padder</w:t>
+      </w:r>
+      <w:proofErr w:type="spellEnd"/>
+      <w:r>
+        <w:rPr>
+          <w:rFonts w:ascii="Courier New" w:hAnsi="Courier New" w:cs="Courier New"/>
+          <w:color w:val="000000"/>
+          <w:sz w:val="21"/>
+          <w:szCs w:val="21"/>
+        </w:rPr>
+        <w:t xml:space="preserve"> les entrées et la GT</w:t>
       </w:r>
     </w:p>
     <w:p>
@@ -9685,7 +14080,6 @@
           <w:szCs w:val="21"/>
           <w:lang w:val="en-US"/>
         </w:rPr>
-        <w:lastRenderedPageBreak/>
         <w:t>        'END_TOKEN':11,</w:t>
       </w:r>
     </w:p>
@@ -9709,8 +14103,42 @@
           <w:szCs w:val="21"/>
           <w:lang w:val="en-US"/>
         </w:rPr>
-        <w:t>        'window_H': 5,   # equals w_width</w:t>
-      </w:r>
+        <w:t>        '</w:t>
+      </w:r>
+      <w:proofErr w:type="spellStart"/>
+      <w:r>
+        <w:rPr>
+          <w:rFonts w:ascii="Courier New" w:hAnsi="Courier New" w:cs="Courier New"/>
+          <w:color w:val="000000"/>
+          <w:sz w:val="21"/>
+          <w:szCs w:val="21"/>
+          <w:lang w:val="en-US"/>
+        </w:rPr>
+        <w:t>window_H</w:t>
+      </w:r>
+      <w:proofErr w:type="spellEnd"/>
+      <w:r>
+        <w:rPr>
+          <w:rFonts w:ascii="Courier New" w:hAnsi="Courier New" w:cs="Courier New"/>
+          <w:color w:val="000000"/>
+          <w:sz w:val="21"/>
+          <w:szCs w:val="21"/>
+          <w:lang w:val="en-US"/>
+        </w:rPr>
+        <w:t xml:space="preserve">': 5,   # equals </w:t>
+      </w:r>
+      <w:proofErr w:type="spellStart"/>
+      <w:r>
+        <w:rPr>
+          <w:rFonts w:ascii="Courier New" w:hAnsi="Courier New" w:cs="Courier New"/>
+          <w:color w:val="000000"/>
+          <w:sz w:val="21"/>
+          <w:szCs w:val="21"/>
+          <w:lang w:val="en-US"/>
+        </w:rPr>
+        <w:t>w_width</w:t>
+      </w:r>
+      <w:proofErr w:type="spellEnd"/>
     </w:p>
     <w:p>
       <w:pPr>
@@ -9732,7 +14160,29 @@
           <w:szCs w:val="21"/>
           <w:lang w:val="en-US"/>
         </w:rPr>
-        <w:t>        'window_W': 28,  # equals D (image width)</w:t>
+        <w:t>        '</w:t>
+      </w:r>
+      <w:proofErr w:type="spellStart"/>
+      <w:r>
+        <w:rPr>
+          <w:rFonts w:ascii="Courier New" w:hAnsi="Courier New" w:cs="Courier New"/>
+          <w:color w:val="000000"/>
+          <w:sz w:val="21"/>
+          <w:szCs w:val="21"/>
+          <w:lang w:val="en-US"/>
+        </w:rPr>
+        <w:t>window_W</w:t>
+      </w:r>
+      <w:proofErr w:type="spellEnd"/>
+      <w:r>
+        <w:rPr>
+          <w:rFonts w:ascii="Courier New" w:hAnsi="Courier New" w:cs="Courier New"/>
+          <w:color w:val="000000"/>
+          <w:sz w:val="21"/>
+          <w:szCs w:val="21"/>
+          <w:lang w:val="en-US"/>
+        </w:rPr>
+        <w:t>': 28,  # equals D (image width)</w:t>
       </w:r>
     </w:p>
     <w:p>
@@ -9829,8 +14279,8 @@
       </w:r>
     </w:p>
     <w:sectPr>
-      <w:footerReference w:type="even" r:id="rId17"/>
-      <w:footerReference w:type="default" r:id="rId18"/>
+      <w:footerReference w:type="even" r:id="rId19"/>
+      <w:footerReference w:type="default" r:id="rId20"/>
       <w:pgSz w:w="11900" w:h="16840"/>
       <w:pgMar w:top="1418" w:right="1418" w:bottom="1418" w:left="1418" w:header="709" w:footer="709" w:gutter="0"/>
       <w:cols w:space="708"/>
@@ -9872,6 +14322,11 @@
         <w:docPartUnique/>
       </w:docPartObj>
     </w:sdtPr>
+    <w:sdtEndPr>
+      <w:rPr>
+        <w:rStyle w:val="Numrodepage"/>
+      </w:rPr>
+    </w:sdtEndPr>
     <w:sdtContent>
       <w:p>
         <w:pPr>
@@ -9924,6 +14379,11 @@
         <w:docPartUnique/>
       </w:docPartObj>
     </w:sdtPr>
+    <w:sdtEndPr>
+      <w:rPr>
+        <w:rStyle w:val="Numrodepage"/>
+      </w:rPr>
+    </w:sdtEndPr>
     <w:sdtContent>
       <w:p>
         <w:pPr>

--- a/ML Sequence/TP5-Transformer/Seance Transformer.docx
+++ b/ML Sequence/TP5-Transformer/Seance Transformer.docx
@@ -5127,29 +5127,7 @@
           <w:szCs w:val="15"/>
           <w:lang w:val="en-US"/>
         </w:rPr>
-        <w:t xml:space="preserve"> = </w:t>
-      </w:r>
-      <w:proofErr w:type="spellStart"/>
-      <w:r>
-        <w:rPr>
-          <w:rFonts w:ascii="Courier New" w:hAnsi="Courier New" w:cs="Courier New"/>
-          <w:color w:val="000000"/>
-          <w:sz w:val="15"/>
-          <w:szCs w:val="15"/>
-          <w:lang w:val="en-US"/>
-        </w:rPr>
-        <w:t>y_output_mask</w:t>
-      </w:r>
-      <w:proofErr w:type="spellEnd"/>
-      <w:r>
-        <w:rPr>
-          <w:rFonts w:ascii="Courier New" w:hAnsi="Courier New" w:cs="Courier New"/>
-          <w:color w:val="000000"/>
-          <w:sz w:val="15"/>
-          <w:szCs w:val="15"/>
-          <w:lang w:val="en-US"/>
-        </w:rPr>
-        <w:t>,</w:t>
+        <w:t xml:space="preserve"> = y_output_mask,</w:t>
       </w:r>
     </w:p>
     <w:p>
@@ -6759,29 +6737,7 @@
           <w:szCs w:val="15"/>
           <w:lang w:val="en-US"/>
         </w:rPr>
-        <w:t xml:space="preserve">(), </w:t>
-      </w:r>
-      <w:proofErr w:type="spellStart"/>
-      <w:r>
-        <w:rPr>
-          <w:rFonts w:ascii="Courier New" w:hAnsi="Courier New" w:cs="Courier New"/>
-          <w:color w:val="000000"/>
-          <w:sz w:val="15"/>
-          <w:szCs w:val="15"/>
-          <w:lang w:val="en-US"/>
-        </w:rPr>
-        <w:t>y_input</w:t>
-      </w:r>
-      <w:proofErr w:type="spellEnd"/>
-      <w:r>
-        <w:rPr>
-          <w:rFonts w:ascii="Courier New" w:hAnsi="Courier New" w:cs="Courier New"/>
-          <w:color w:val="000000"/>
-          <w:sz w:val="15"/>
-          <w:szCs w:val="15"/>
-          <w:lang w:val="en-US"/>
-        </w:rPr>
-        <w:t>,</w:t>
+        <w:t>(), y_input,</w:t>
       </w:r>
     </w:p>
     <w:p>
@@ -11679,149 +11635,162 @@
     </w:p>
     <w:p>
       <w:pPr>
-        <w:jc w:val="both"/>
-        <w:rPr>
-          <w:bCs/>
-          <w:lang w:val="en-US"/>
-        </w:rPr>
-      </w:pPr>
-      <w:r>
-        <w:rPr>
-          <w:bCs/>
-          <w:lang w:val="en-US"/>
-        </w:rPr>
-        <w:t>FP 5157</w:t>
-      </w:r>
-    </w:p>
-    <w:p>
-      <w:pPr>
-        <w:jc w:val="both"/>
-        <w:rPr>
-          <w:bCs/>
-          <w:lang w:val="en-US"/>
-        </w:rPr>
-      </w:pPr>
-      <w:r>
-        <w:rPr>
-          <w:bCs/>
-          <w:lang w:val="en-US"/>
+        <w:pStyle w:val="Paragraphedeliste"/>
+        <w:jc w:val="both"/>
+        <w:rPr>
+          <w:rFonts w:ascii="Times New Roman" w:eastAsia="Times New Roman" w:hAnsi="Times New Roman" w:cs="Times New Roman"/>
+          <w:bCs/>
+          <w:lang w:val="en-US" w:eastAsia="fr-FR"/>
+        </w:rPr>
+      </w:pPr>
+      <w:r>
+        <w:rPr>
+          <w:rFonts w:ascii="Times New Roman" w:eastAsia="Times New Roman" w:hAnsi="Times New Roman" w:cs="Times New Roman"/>
+          <w:bCs/>
+          <w:lang w:val="en-US" w:eastAsia="fr-FR"/>
+        </w:rPr>
+        <w:t>FP 3652</w:t>
+      </w:r>
+    </w:p>
+    <w:p>
+      <w:pPr>
+        <w:pStyle w:val="Paragraphedeliste"/>
+        <w:jc w:val="both"/>
+        <w:rPr>
+          <w:rFonts w:ascii="Times New Roman" w:eastAsia="Times New Roman" w:hAnsi="Times New Roman" w:cs="Times New Roman"/>
+          <w:bCs/>
+          <w:lang w:val="en-US" w:eastAsia="fr-FR"/>
+        </w:rPr>
+      </w:pPr>
+      <w:r>
+        <w:rPr>
+          <w:rFonts w:ascii="Times New Roman" w:eastAsia="Times New Roman" w:hAnsi="Times New Roman" w:cs="Times New Roman"/>
+          <w:bCs/>
+          <w:lang w:val="en-US" w:eastAsia="fr-FR"/>
         </w:rPr>
         <w:t>TOTAL characters 20000</w:t>
       </w:r>
     </w:p>
     <w:p>
       <w:pPr>
-        <w:jc w:val="both"/>
-        <w:rPr>
-          <w:bCs/>
-          <w:lang w:val="en-US"/>
-        </w:rPr>
-      </w:pPr>
-      <w:r>
-        <w:rPr>
-          <w:bCs/>
-          <w:lang w:val="en-US"/>
-        </w:rPr>
-        <w:t>String FP 1968</w:t>
-      </w:r>
-    </w:p>
-    <w:p>
-      <w:pPr>
-        <w:jc w:val="both"/>
-        <w:rPr>
-          <w:bCs/>
-          <w:lang w:val="en-US"/>
-        </w:rPr>
-      </w:pPr>
-      <w:r>
-        <w:rPr>
-          <w:bCs/>
-          <w:lang w:val="en-US"/>
+        <w:pStyle w:val="Paragraphedeliste"/>
+        <w:jc w:val="both"/>
+        <w:rPr>
+          <w:rFonts w:ascii="Times New Roman" w:eastAsia="Times New Roman" w:hAnsi="Times New Roman" w:cs="Times New Roman"/>
+          <w:bCs/>
+          <w:lang w:val="en-US" w:eastAsia="fr-FR"/>
+        </w:rPr>
+      </w:pPr>
+      <w:r>
+        <w:rPr>
+          <w:rFonts w:ascii="Times New Roman" w:eastAsia="Times New Roman" w:hAnsi="Times New Roman" w:cs="Times New Roman"/>
+          <w:bCs/>
+          <w:lang w:val="en-US" w:eastAsia="fr-FR"/>
+        </w:rPr>
+        <w:t>String FP 1983</w:t>
+      </w:r>
+    </w:p>
+    <w:p>
+      <w:pPr>
+        <w:pStyle w:val="Paragraphedeliste"/>
+        <w:jc w:val="both"/>
+        <w:rPr>
+          <w:rFonts w:ascii="Times New Roman" w:eastAsia="Times New Roman" w:hAnsi="Times New Roman" w:cs="Times New Roman"/>
+          <w:bCs/>
+          <w:lang w:val="en-US" w:eastAsia="fr-FR"/>
+        </w:rPr>
+      </w:pPr>
+      <w:r>
+        <w:rPr>
+          <w:rFonts w:ascii="Times New Roman" w:eastAsia="Times New Roman" w:hAnsi="Times New Roman" w:cs="Times New Roman"/>
+          <w:bCs/>
+          <w:lang w:val="en-US" w:eastAsia="fr-FR"/>
         </w:rPr>
         <w:t>TOTAL strings 2000</w:t>
       </w:r>
     </w:p>
     <w:p>
       <w:pPr>
-        <w:jc w:val="both"/>
-        <w:rPr>
-          <w:bCs/>
-          <w:lang w:val="en-US"/>
-        </w:rPr>
-      </w:pPr>
-      <w:r>
-        <w:rPr>
-          <w:bCs/>
-          <w:lang w:val="en-US"/>
-        </w:rPr>
-        <w:t>Recognition ended successfully, Character Error Rate =  25.785000000000004 %</w:t>
-      </w:r>
-    </w:p>
-    <w:p>
-      <w:pPr>
-        <w:jc w:val="both"/>
-        <w:rPr>
-          <w:bCs/>
-          <w:lang w:val="en-US"/>
-        </w:rPr>
-      </w:pPr>
-      <w:r>
-        <w:rPr>
-          <w:bCs/>
-          <w:lang w:val="en-US"/>
-        </w:rPr>
-        <w:t xml:space="preserve">                              , Character Recognition Rate =  74.215 %</w:t>
-      </w:r>
-    </w:p>
-    <w:p>
-      <w:pPr>
-        <w:jc w:val="both"/>
-        <w:rPr>
-          <w:bCs/>
-          <w:lang w:val="en-US"/>
-        </w:rPr>
-      </w:pPr>
-      <w:r>
-        <w:rPr>
-          <w:bCs/>
-          <w:lang w:val="en-US"/>
-        </w:rPr>
-        <w:t xml:space="preserve">                              , String Error Rate    =  98.4 %</w:t>
-      </w:r>
-    </w:p>
-    <w:p>
-      <w:pPr>
-        <w:jc w:val="both"/>
-        <w:rPr>
-          <w:bCs/>
-        </w:rPr>
-      </w:pPr>
-      <w:r>
-        <w:rPr>
-          <w:bCs/>
-          <w:lang w:val="en-US"/>
+        <w:pStyle w:val="Paragraphedeliste"/>
+        <w:jc w:val="both"/>
+        <w:rPr>
+          <w:rFonts w:ascii="Times New Roman" w:eastAsia="Times New Roman" w:hAnsi="Times New Roman" w:cs="Times New Roman"/>
+          <w:bCs/>
+          <w:lang w:val="en-US" w:eastAsia="fr-FR"/>
+        </w:rPr>
+      </w:pPr>
+      <w:r>
+        <w:rPr>
+          <w:rFonts w:ascii="Times New Roman" w:eastAsia="Times New Roman" w:hAnsi="Times New Roman" w:cs="Times New Roman"/>
+          <w:bCs/>
+          <w:lang w:val="en-US" w:eastAsia="fr-FR"/>
+        </w:rPr>
+        <w:t>Recognition ended successfully, Character Error Rate =  18.26 %</w:t>
+      </w:r>
+    </w:p>
+    <w:p>
+      <w:pPr>
+        <w:pStyle w:val="Paragraphedeliste"/>
+        <w:jc w:val="both"/>
+        <w:rPr>
+          <w:rFonts w:ascii="Times New Roman" w:eastAsia="Times New Roman" w:hAnsi="Times New Roman" w:cs="Times New Roman"/>
+          <w:bCs/>
+          <w:lang w:val="en-US" w:eastAsia="fr-FR"/>
+        </w:rPr>
+      </w:pPr>
+      <w:r>
+        <w:rPr>
+          <w:rFonts w:ascii="Times New Roman" w:eastAsia="Times New Roman" w:hAnsi="Times New Roman" w:cs="Times New Roman"/>
+          <w:bCs/>
+          <w:lang w:val="en-US" w:eastAsia="fr-FR"/>
+        </w:rPr>
+        <w:t xml:space="preserve">                              , Character Recognition Rate =  81.74 %</w:t>
+      </w:r>
+    </w:p>
+    <w:p>
+      <w:pPr>
+        <w:pStyle w:val="Paragraphedeliste"/>
+        <w:jc w:val="both"/>
+        <w:rPr>
+          <w:rFonts w:ascii="Times New Roman" w:eastAsia="Times New Roman" w:hAnsi="Times New Roman" w:cs="Times New Roman"/>
+          <w:bCs/>
+          <w:lang w:val="en-US" w:eastAsia="fr-FR"/>
+        </w:rPr>
+      </w:pPr>
+      <w:r>
+        <w:rPr>
+          <w:rFonts w:ascii="Times New Roman" w:eastAsia="Times New Roman" w:hAnsi="Times New Roman" w:cs="Times New Roman"/>
+          <w:bCs/>
+          <w:lang w:val="en-US" w:eastAsia="fr-FR"/>
+        </w:rPr>
+        <w:t xml:space="preserve">                              , String Error Rate    =  99.15 %</w:t>
+      </w:r>
+    </w:p>
+    <w:p>
+      <w:pPr>
+        <w:pStyle w:val="Paragraphedeliste"/>
+        <w:jc w:val="both"/>
+        <w:rPr>
+          <w:rFonts w:ascii="Times New Roman" w:eastAsia="Times New Roman" w:hAnsi="Times New Roman" w:cs="Times New Roman"/>
+          <w:bCs/>
+          <w:lang w:eastAsia="fr-FR"/>
+        </w:rPr>
+      </w:pPr>
+      <w:r>
+        <w:rPr>
+          <w:rFonts w:ascii="Times New Roman" w:eastAsia="Times New Roman" w:hAnsi="Times New Roman" w:cs="Times New Roman"/>
+          <w:bCs/>
+          <w:lang w:val="en-US" w:eastAsia="fr-FR"/>
         </w:rPr>
         <w:t xml:space="preserve">                              </w:t>
       </w:r>
       <w:r>
         <w:rPr>
-          <w:bCs/>
-        </w:rPr>
-        <w:t>, String Recognition Rate    =  1.6000000000000014 %</w:t>
-      </w:r>
-    </w:p>
-    <w:p>
-      <w:pPr>
-        <w:jc w:val="both"/>
-        <w:rPr>
-          <w:bCs/>
-        </w:rPr>
-      </w:pPr>
-      <w:r>
-        <w:rPr>
-          <w:bCs/>
-        </w:rPr>
-        <w:t>Nombre de paramètres du modèle: 637466</w:t>
+          <w:rFonts w:ascii="Times New Roman" w:eastAsia="Times New Roman" w:hAnsi="Times New Roman" w:cs="Times New Roman"/>
+          <w:bCs/>
+          <w:lang w:eastAsia="fr-FR"/>
+        </w:rPr>
+        <w:t>, String Recognition Rate    =  0.8499999999999952 %</w:t>
       </w:r>
     </w:p>
     <w:p>
@@ -11832,6 +11801,14 @@
           <w:bCs/>
         </w:rPr>
       </w:pPr>
+      <w:r>
+        <w:rPr>
+          <w:rFonts w:ascii="Times New Roman" w:eastAsia="Times New Roman" w:hAnsi="Times New Roman" w:cs="Times New Roman"/>
+          <w:bCs/>
+          <w:lang w:eastAsia="fr-FR"/>
+        </w:rPr>
+        <w:t>Nombre de paramètres du modèle: 8074188</w:t>
+      </w:r>
     </w:p>
     <w:p>
       <w:pPr>
@@ -11981,10 +11958,10 @@
           <w:noProof/>
         </w:rPr>
         <w:drawing>
-          <wp:inline distT="0" distB="0" distL="0" distR="0" wp14:anchorId="57FDD3F8" wp14:editId="282953CC">
-            <wp:extent cx="5003800" cy="3975100"/>
-            <wp:effectExtent l="0" t="0" r="6350" b="6350"/>
-            <wp:docPr id="1378301023" name="Image 1"/>
+          <wp:inline distT="0" distB="0" distL="0" distR="0" wp14:anchorId="680D119E" wp14:editId="1FBCFE35">
+            <wp:extent cx="5000625" cy="3981450"/>
+            <wp:effectExtent l="0" t="0" r="9525" b="0"/>
+            <wp:docPr id="2111391665" name="Image 2"/>
             <wp:cNvGraphicFramePr>
               <a:graphicFrameLocks xmlns:a="http://schemas.openxmlformats.org/drawingml/2006/main" noChangeAspect="1"/>
             </wp:cNvGraphicFramePr>
@@ -11992,7 +11969,7 @@
               <a:graphicData uri="http://schemas.openxmlformats.org/drawingml/2006/picture">
                 <pic:pic xmlns:pic="http://schemas.openxmlformats.org/drawingml/2006/picture">
                   <pic:nvPicPr>
-                    <pic:cNvPr id="0" name="Picture 1"/>
+                    <pic:cNvPr id="0" name="Picture 6"/>
                     <pic:cNvPicPr>
                       <a:picLocks noChangeAspect="1" noChangeArrowheads="1"/>
                     </pic:cNvPicPr>
@@ -12013,7 +11990,7 @@
                   <pic:spPr bwMode="auto">
                     <a:xfrm>
                       <a:off x="0" y="0"/>
-                      <a:ext cx="5003800" cy="3975100"/>
+                      <a:ext cx="5000625" cy="3981450"/>
                     </a:xfrm>
                     <a:prstGeom prst="rect">
                       <a:avLst/>
@@ -12105,8 +12082,25 @@
           <w:bCs/>
           <w:lang w:val="en-US"/>
         </w:rPr>
+        <w:t>TOTAL strings 2000</w:t>
+      </w:r>
+    </w:p>
+    <w:p>
+      <w:pPr>
+        <w:ind w:left="360"/>
+        <w:jc w:val="both"/>
+        <w:rPr>
+          <w:bCs/>
+          <w:lang w:val="en-US"/>
+        </w:rPr>
+      </w:pPr>
+      <w:r>
+        <w:rPr>
+          <w:bCs/>
+          <w:lang w:val="en-US"/>
+        </w:rPr>
         <w:lastRenderedPageBreak/>
-        <w:t>TOTAL strings 2000</w:t>
+        <w:t>Recognition ended successfully, Character Error Rate =  42.86 %</w:t>
       </w:r>
     </w:p>
     <w:p>
@@ -12123,7 +12117,7 @@
           <w:bCs/>
           <w:lang w:val="en-US"/>
         </w:rPr>
-        <w:t>Recognition ended successfully, Character Error Rate =  42.86 %</w:t>
+        <w:t xml:space="preserve">                              , Character Recognition Rate =  57.14 %</w:t>
       </w:r>
     </w:p>
     <w:p>
@@ -12140,7 +12134,7 @@
           <w:bCs/>
           <w:lang w:val="en-US"/>
         </w:rPr>
-        <w:t xml:space="preserve">                              , Character Recognition Rate =  57.14 %</w:t>
+        <w:t xml:space="preserve">                              , String Error Rate    =  100.0 %</w:t>
       </w:r>
     </w:p>
     <w:p>
@@ -12149,15 +12143,20 @@
         <w:jc w:val="both"/>
         <w:rPr>
           <w:bCs/>
-          <w:lang w:val="en-US"/>
-        </w:rPr>
-      </w:pPr>
-      <w:r>
-        <w:rPr>
-          <w:bCs/>
-          <w:lang w:val="en-US"/>
-        </w:rPr>
-        <w:t xml:space="preserve">                              , String Error Rate    =  100.0 %</w:t>
+        </w:rPr>
+      </w:pPr>
+      <w:r>
+        <w:rPr>
+          <w:bCs/>
+          <w:lang w:val="en-US"/>
+        </w:rPr>
+        <w:t xml:space="preserve">                              </w:t>
+      </w:r>
+      <w:r>
+        <w:rPr>
+          <w:bCs/>
+        </w:rPr>
+        <w:t>, String Recognition Rate    =  0.0 %</w:t>
       </w:r>
     </w:p>
     <w:p>
@@ -12171,15 +12170,8 @@
       <w:r>
         <w:rPr>
           <w:bCs/>
-          <w:lang w:val="en-US"/>
-        </w:rPr>
-        <w:t xml:space="preserve">                              </w:t>
-      </w:r>
-      <w:r>
-        <w:rPr>
-          <w:bCs/>
-        </w:rPr>
-        <w:t>, String Recognition Rate    =  0.0 %</w:t>
+        </w:rPr>
+        <w:t>Nombre de paramètres du modèle: 8769036</w:t>
       </w:r>
     </w:p>
     <w:p>
@@ -12190,12 +12182,6 @@
           <w:bCs/>
         </w:rPr>
       </w:pPr>
-      <w:r>
-        <w:rPr>
-          <w:bCs/>
-        </w:rPr>
-        <w:t>Nombre de paramètres du modèle: 8769036</w:t>
-      </w:r>
     </w:p>
     <w:p>
       <w:pPr>
@@ -12203,8 +12189,16 @@
         <w:jc w:val="both"/>
         <w:rPr>
           <w:bCs/>
-        </w:rPr>
-      </w:pPr>
+          <w:lang w:val="en-US"/>
+        </w:rPr>
+      </w:pPr>
+      <w:r>
+        <w:rPr>
+          <w:bCs/>
+          <w:lang w:val="en-US"/>
+        </w:rPr>
+        <w:t>1981it [01:19, 26.56it/s]y : 81510 bs : 1115</w:t>
+      </w:r>
     </w:p>
     <w:p>
       <w:pPr>
@@ -12220,7 +12214,7 @@
           <w:bCs/>
           <w:lang w:val="en-US"/>
         </w:rPr>
-        <w:t>1981it [01:19, 26.56it/s]y : 81510 bs : 1115</w:t>
+        <w:t>y : 23357 bs : 11</w:t>
       </w:r>
     </w:p>
     <w:p>
@@ -12229,15 +12223,27 @@
         <w:jc w:val="both"/>
         <w:rPr>
           <w:bCs/>
-          <w:lang w:val="en-US"/>
-        </w:rPr>
-      </w:pPr>
-      <w:r>
-        <w:rPr>
-          <w:bCs/>
-          <w:lang w:val="en-US"/>
-        </w:rPr>
-        <w:t>y : 23357 bs : 11</w:t>
+        </w:rPr>
+      </w:pPr>
+      <w:r>
+        <w:rPr>
+          <w:bCs/>
+        </w:rPr>
+        <w:t xml:space="preserve">y : 06863 </w:t>
+      </w:r>
+      <w:proofErr w:type="spellStart"/>
+      <w:r>
+        <w:rPr>
+          <w:bCs/>
+        </w:rPr>
+        <w:t>bs</w:t>
+      </w:r>
+      <w:proofErr w:type="spellEnd"/>
+      <w:r>
+        <w:rPr>
+          <w:bCs/>
+        </w:rPr>
+        <w:t xml:space="preserve"> : 11</w:t>
       </w:r>
     </w:p>
     <w:p>
@@ -12252,7 +12258,7 @@
         <w:rPr>
           <w:bCs/>
         </w:rPr>
-        <w:t xml:space="preserve">y : 06863 </w:t>
+        <w:t xml:space="preserve">y : 99827 </w:t>
       </w:r>
       <w:proofErr w:type="spellStart"/>
       <w:r>
@@ -12281,7 +12287,7 @@
         <w:rPr>
           <w:bCs/>
         </w:rPr>
-        <w:t xml:space="preserve">y : 99827 </w:t>
+        <w:t xml:space="preserve">y : 71017 </w:t>
       </w:r>
       <w:proofErr w:type="spellStart"/>
       <w:r>
@@ -12295,6 +12301,374 @@
         <w:rPr>
           <w:bCs/>
         </w:rPr>
+        <w:t xml:space="preserve"> : 111</w:t>
+      </w:r>
+    </w:p>
+    <w:p>
+      <w:pPr>
+        <w:ind w:left="360"/>
+        <w:jc w:val="both"/>
+        <w:rPr>
+          <w:bCs/>
+        </w:rPr>
+      </w:pPr>
+      <w:r>
+        <w:rPr>
+          <w:bCs/>
+        </w:rPr>
+        <w:t xml:space="preserve">y : 89012 </w:t>
+      </w:r>
+      <w:proofErr w:type="spellStart"/>
+      <w:r>
+        <w:rPr>
+          <w:bCs/>
+        </w:rPr>
+        <w:t>bs</w:t>
+      </w:r>
+      <w:proofErr w:type="spellEnd"/>
+      <w:r>
+        <w:rPr>
+          <w:bCs/>
+        </w:rPr>
+        <w:t xml:space="preserve"> : 115</w:t>
+      </w:r>
+    </w:p>
+    <w:p>
+      <w:pPr>
+        <w:ind w:left="360"/>
+        <w:jc w:val="both"/>
+        <w:rPr>
+          <w:bCs/>
+          <w:lang w:val="en-US"/>
+        </w:rPr>
+      </w:pPr>
+      <w:r>
+        <w:rPr>
+          <w:bCs/>
+          <w:lang w:val="en-US"/>
+        </w:rPr>
+        <w:t>1984it [01:19, 24.30it/s]y : 34567 bs : 811</w:t>
+      </w:r>
+    </w:p>
+    <w:p>
+      <w:pPr>
+        <w:ind w:left="360"/>
+        <w:jc w:val="both"/>
+        <w:rPr>
+          <w:bCs/>
+          <w:lang w:val="en-US"/>
+        </w:rPr>
+      </w:pPr>
+      <w:r>
+        <w:rPr>
+          <w:bCs/>
+          <w:lang w:val="en-US"/>
+        </w:rPr>
+        <w:t>y : 80123 bs : 11151</w:t>
+      </w:r>
+    </w:p>
+    <w:p>
+      <w:pPr>
+        <w:ind w:left="360"/>
+        <w:jc w:val="both"/>
+        <w:rPr>
+          <w:bCs/>
+          <w:lang w:val="en-US"/>
+        </w:rPr>
+      </w:pPr>
+      <w:r>
+        <w:rPr>
+          <w:bCs/>
+          <w:lang w:val="en-US"/>
+        </w:rPr>
+        <w:t>y : 47897 bs : 111</w:t>
+      </w:r>
+    </w:p>
+    <w:p>
+      <w:pPr>
+        <w:ind w:left="360"/>
+        <w:jc w:val="both"/>
+        <w:rPr>
+          <w:bCs/>
+          <w:lang w:val="en-US"/>
+        </w:rPr>
+      </w:pPr>
+      <w:r>
+        <w:rPr>
+          <w:bCs/>
+          <w:lang w:val="en-US"/>
+        </w:rPr>
+        <w:t>y : 86419 bs : 11</w:t>
+      </w:r>
+    </w:p>
+    <w:p>
+      <w:pPr>
+        <w:ind w:left="360"/>
+        <w:jc w:val="both"/>
+        <w:rPr>
+          <w:bCs/>
+          <w:lang w:val="en-US"/>
+        </w:rPr>
+      </w:pPr>
+      <w:r>
+        <w:rPr>
+          <w:bCs/>
+          <w:lang w:val="en-US"/>
+        </w:rPr>
+        <w:t>y : 38447 bs : 11</w:t>
+      </w:r>
+    </w:p>
+    <w:p>
+      <w:pPr>
+        <w:ind w:left="360"/>
+        <w:jc w:val="both"/>
+        <w:rPr>
+          <w:bCs/>
+          <w:lang w:val="en-US"/>
+        </w:rPr>
+      </w:pPr>
+      <w:r>
+        <w:rPr>
+          <w:bCs/>
+          <w:lang w:val="en-US"/>
+        </w:rPr>
+        <w:t>1990it [01:20, 24.59it/s]y : 01928 bs : 115</w:t>
+      </w:r>
+    </w:p>
+    <w:p>
+      <w:pPr>
+        <w:ind w:left="360"/>
+        <w:jc w:val="both"/>
+        <w:rPr>
+          <w:bCs/>
+        </w:rPr>
+      </w:pPr>
+      <w:r>
+        <w:rPr>
+          <w:bCs/>
+        </w:rPr>
+        <w:t xml:space="preserve">y : 78260 </w:t>
+      </w:r>
+      <w:proofErr w:type="spellStart"/>
+      <w:r>
+        <w:rPr>
+          <w:bCs/>
+        </w:rPr>
+        <w:t>bs</w:t>
+      </w:r>
+      <w:proofErr w:type="spellEnd"/>
+      <w:r>
+        <w:rPr>
+          <w:bCs/>
+        </w:rPr>
+        <w:t xml:space="preserve"> : 115</w:t>
+      </w:r>
+    </w:p>
+    <w:p>
+      <w:pPr>
+        <w:ind w:left="360"/>
+        <w:jc w:val="both"/>
+        <w:rPr>
+          <w:bCs/>
+        </w:rPr>
+      </w:pPr>
+      <w:r>
+        <w:rPr>
+          <w:bCs/>
+        </w:rPr>
+        <w:t xml:space="preserve">y : 65333 </w:t>
+      </w:r>
+      <w:proofErr w:type="spellStart"/>
+      <w:r>
+        <w:rPr>
+          <w:bCs/>
+        </w:rPr>
+        <w:t>bs</w:t>
+      </w:r>
+      <w:proofErr w:type="spellEnd"/>
+      <w:r>
+        <w:rPr>
+          <w:bCs/>
+        </w:rPr>
+        <w:t xml:space="preserve"> : 111</w:t>
+      </w:r>
+    </w:p>
+    <w:p>
+      <w:pPr>
+        <w:ind w:left="360"/>
+        <w:jc w:val="both"/>
+        <w:rPr>
+          <w:bCs/>
+        </w:rPr>
+      </w:pPr>
+      <w:r>
+        <w:rPr>
+          <w:bCs/>
+        </w:rPr>
+        <w:t xml:space="preserve">y : 91406 </w:t>
+      </w:r>
+      <w:proofErr w:type="spellStart"/>
+      <w:r>
+        <w:rPr>
+          <w:bCs/>
+        </w:rPr>
+        <w:t>bs</w:t>
+      </w:r>
+      <w:proofErr w:type="spellEnd"/>
+      <w:r>
+        <w:rPr>
+          <w:bCs/>
+        </w:rPr>
+        <w:t xml:space="preserve"> : 9111</w:t>
+      </w:r>
+    </w:p>
+    <w:p>
+      <w:pPr>
+        <w:ind w:left="360"/>
+        <w:jc w:val="both"/>
+        <w:rPr>
+          <w:bCs/>
+        </w:rPr>
+      </w:pPr>
+      <w:r>
+        <w:rPr>
+          <w:bCs/>
+        </w:rPr>
+        <w:t xml:space="preserve">y : 10062 </w:t>
+      </w:r>
+      <w:proofErr w:type="spellStart"/>
+      <w:r>
+        <w:rPr>
+          <w:bCs/>
+        </w:rPr>
+        <w:t>bs</w:t>
+      </w:r>
+      <w:proofErr w:type="spellEnd"/>
+      <w:r>
+        <w:rPr>
+          <w:bCs/>
+        </w:rPr>
+        <w:t xml:space="preserve"> : 111</w:t>
+      </w:r>
+    </w:p>
+    <w:p>
+      <w:pPr>
+        <w:ind w:left="360"/>
+        <w:jc w:val="both"/>
+        <w:rPr>
+          <w:bCs/>
+          <w:lang w:val="en-US"/>
+        </w:rPr>
+      </w:pPr>
+      <w:r>
+        <w:rPr>
+          <w:bCs/>
+          <w:lang w:val="en-US"/>
+        </w:rPr>
+        <w:t>1996it [01:20, 23.72it/s]y : 11778 bs : 115</w:t>
+      </w:r>
+    </w:p>
+    <w:p>
+      <w:pPr>
+        <w:ind w:left="360"/>
+        <w:jc w:val="both"/>
+        <w:rPr>
+          <w:bCs/>
+          <w:lang w:val="en-US"/>
+        </w:rPr>
+      </w:pPr>
+      <w:r>
+        <w:rPr>
+          <w:bCs/>
+          <w:lang w:val="en-US"/>
+        </w:rPr>
+        <w:t>y : 46070 bs : 511</w:t>
+      </w:r>
+    </w:p>
+    <w:p>
+      <w:pPr>
+        <w:ind w:left="360"/>
+        <w:jc w:val="both"/>
+        <w:rPr>
+          <w:bCs/>
+        </w:rPr>
+      </w:pPr>
+      <w:r>
+        <w:rPr>
+          <w:bCs/>
+        </w:rPr>
+        <w:t xml:space="preserve">y : 36871 </w:t>
+      </w:r>
+      <w:proofErr w:type="spellStart"/>
+      <w:r>
+        <w:rPr>
+          <w:bCs/>
+        </w:rPr>
+        <w:t>bs</w:t>
+      </w:r>
+      <w:proofErr w:type="spellEnd"/>
+      <w:r>
+        <w:rPr>
+          <w:bCs/>
+        </w:rPr>
+        <w:t xml:space="preserve"> : 111</w:t>
+      </w:r>
+    </w:p>
+    <w:p>
+      <w:pPr>
+        <w:ind w:left="360"/>
+        <w:jc w:val="both"/>
+        <w:rPr>
+          <w:bCs/>
+        </w:rPr>
+      </w:pPr>
+      <w:r>
+        <w:rPr>
+          <w:bCs/>
+        </w:rPr>
+        <w:t xml:space="preserve">y : 52494 </w:t>
+      </w:r>
+      <w:proofErr w:type="spellStart"/>
+      <w:r>
+        <w:rPr>
+          <w:bCs/>
+        </w:rPr>
+        <w:t>bs</w:t>
+      </w:r>
+      <w:proofErr w:type="spellEnd"/>
+      <w:r>
+        <w:rPr>
+          <w:bCs/>
+        </w:rPr>
+        <w:t xml:space="preserve"> : 1111</w:t>
+      </w:r>
+    </w:p>
+    <w:p>
+      <w:pPr>
+        <w:ind w:left="360"/>
+        <w:jc w:val="both"/>
+        <w:rPr>
+          <w:bCs/>
+        </w:rPr>
+      </w:pPr>
+      <w:r>
+        <w:rPr>
+          <w:bCs/>
+        </w:rPr>
+        <w:t xml:space="preserve">y : 36417 </w:t>
+      </w:r>
+      <w:proofErr w:type="spellStart"/>
+      <w:r>
+        <w:rPr>
+          <w:bCs/>
+        </w:rPr>
+        <w:t>bs</w:t>
+      </w:r>
+      <w:proofErr w:type="spellEnd"/>
+      <w:r>
+        <w:rPr>
+          <w:bCs/>
+        </w:rPr>
         <w:t xml:space="preserve"> : 11</w:t>
       </w:r>
     </w:p>
@@ -12306,447 +12680,32 @@
           <w:bCs/>
         </w:rPr>
       </w:pPr>
-      <w:r>
-        <w:rPr>
-          <w:bCs/>
-        </w:rPr>
-        <w:t xml:space="preserve">y : 71017 </w:t>
-      </w:r>
-      <w:proofErr w:type="spellStart"/>
-      <w:r>
-        <w:rPr>
-          <w:bCs/>
-        </w:rPr>
-        <w:t>bs</w:t>
-      </w:r>
-      <w:proofErr w:type="spellEnd"/>
-      <w:r>
-        <w:rPr>
-          <w:bCs/>
-        </w:rPr>
-        <w:t xml:space="preserve"> : 111</w:t>
-      </w:r>
     </w:p>
     <w:p>
       <w:pPr>
         <w:ind w:left="360"/>
         <w:jc w:val="both"/>
         <w:rPr>
-          <w:bCs/>
-        </w:rPr>
-      </w:pPr>
-      <w:r>
-        <w:rPr>
-          <w:bCs/>
-        </w:rPr>
-        <w:t xml:space="preserve">y : 89012 </w:t>
-      </w:r>
-      <w:proofErr w:type="spellStart"/>
-      <w:r>
-        <w:rPr>
-          <w:bCs/>
-        </w:rPr>
-        <w:t>bs</w:t>
-      </w:r>
-      <w:proofErr w:type="spellEnd"/>
-      <w:r>
-        <w:rPr>
-          <w:bCs/>
-        </w:rPr>
-        <w:t xml:space="preserve"> : 115</w:t>
-      </w:r>
-    </w:p>
-    <w:p>
-      <w:pPr>
-        <w:ind w:left="360"/>
-        <w:jc w:val="both"/>
-        <w:rPr>
-          <w:bCs/>
-          <w:lang w:val="en-US"/>
-        </w:rPr>
-      </w:pPr>
-      <w:r>
-        <w:rPr>
-          <w:bCs/>
-          <w:lang w:val="en-US"/>
-        </w:rPr>
-        <w:t>1984it [01:19, 24.30it/s]y : 34567 bs : 811</w:t>
-      </w:r>
-    </w:p>
-    <w:p>
-      <w:pPr>
-        <w:ind w:left="360"/>
-        <w:jc w:val="both"/>
-        <w:rPr>
-          <w:bCs/>
-          <w:lang w:val="en-US"/>
-        </w:rPr>
-      </w:pPr>
-      <w:r>
-        <w:rPr>
-          <w:bCs/>
-          <w:lang w:val="en-US"/>
-        </w:rPr>
-        <w:t>y : 80123 bs : 11151</w:t>
-      </w:r>
-    </w:p>
-    <w:p>
-      <w:pPr>
-        <w:ind w:left="360"/>
-        <w:jc w:val="both"/>
-        <w:rPr>
-          <w:bCs/>
-          <w:lang w:val="en-US"/>
-        </w:rPr>
-      </w:pPr>
-      <w:r>
-        <w:rPr>
-          <w:bCs/>
-          <w:lang w:val="en-US"/>
-        </w:rPr>
-        <w:t>y : 47897 bs : 111</w:t>
-      </w:r>
-    </w:p>
-    <w:p>
-      <w:pPr>
-        <w:ind w:left="360"/>
-        <w:jc w:val="both"/>
-        <w:rPr>
-          <w:bCs/>
-          <w:lang w:val="en-US"/>
-        </w:rPr>
-      </w:pPr>
-      <w:r>
-        <w:rPr>
-          <w:bCs/>
-          <w:lang w:val="en-US"/>
-        </w:rPr>
-        <w:t>y : 86419 bs : 11</w:t>
-      </w:r>
-    </w:p>
-    <w:p>
-      <w:pPr>
-        <w:ind w:left="360"/>
-        <w:jc w:val="both"/>
-        <w:rPr>
-          <w:bCs/>
-          <w:lang w:val="en-US"/>
-        </w:rPr>
-      </w:pPr>
-      <w:r>
-        <w:rPr>
-          <w:bCs/>
-          <w:lang w:val="en-US"/>
-        </w:rPr>
-        <w:t>y : 38447 bs : 11</w:t>
-      </w:r>
-    </w:p>
-    <w:p>
-      <w:pPr>
-        <w:ind w:left="360"/>
-        <w:jc w:val="both"/>
-        <w:rPr>
-          <w:bCs/>
-          <w:lang w:val="en-US"/>
-        </w:rPr>
-      </w:pPr>
-      <w:r>
-        <w:rPr>
-          <w:bCs/>
-          <w:lang w:val="en-US"/>
-        </w:rPr>
-        <w:t>1990it [01:20, 24.59it/s]y : 01928 bs : 115</w:t>
-      </w:r>
-    </w:p>
-    <w:p>
-      <w:pPr>
-        <w:ind w:left="360"/>
-        <w:jc w:val="both"/>
-        <w:rPr>
-          <w:bCs/>
-        </w:rPr>
-      </w:pPr>
-      <w:r>
-        <w:rPr>
-          <w:bCs/>
-        </w:rPr>
-        <w:t xml:space="preserve">y : 78260 </w:t>
-      </w:r>
-      <w:proofErr w:type="spellStart"/>
-      <w:r>
-        <w:rPr>
-          <w:bCs/>
-        </w:rPr>
-        <w:t>bs</w:t>
-      </w:r>
-      <w:proofErr w:type="spellEnd"/>
-      <w:r>
-        <w:rPr>
-          <w:bCs/>
-        </w:rPr>
-        <w:t xml:space="preserve"> : 115</w:t>
-      </w:r>
-    </w:p>
-    <w:p>
-      <w:pPr>
-        <w:ind w:left="360"/>
-        <w:jc w:val="both"/>
-        <w:rPr>
-          <w:bCs/>
-        </w:rPr>
-      </w:pPr>
-      <w:r>
-        <w:rPr>
-          <w:bCs/>
-        </w:rPr>
-        <w:t xml:space="preserve">y : 65333 </w:t>
-      </w:r>
-      <w:proofErr w:type="spellStart"/>
-      <w:r>
-        <w:rPr>
-          <w:bCs/>
-        </w:rPr>
-        <w:t>bs</w:t>
-      </w:r>
-      <w:proofErr w:type="spellEnd"/>
-      <w:r>
-        <w:rPr>
-          <w:bCs/>
-        </w:rPr>
-        <w:t xml:space="preserve"> : 111</w:t>
-      </w:r>
-    </w:p>
-    <w:p>
-      <w:pPr>
-        <w:ind w:left="360"/>
-        <w:jc w:val="both"/>
-        <w:rPr>
-          <w:bCs/>
-        </w:rPr>
-      </w:pPr>
-      <w:r>
-        <w:rPr>
-          <w:bCs/>
-        </w:rPr>
-        <w:t xml:space="preserve">y : 91406 </w:t>
-      </w:r>
-      <w:proofErr w:type="spellStart"/>
-      <w:r>
-        <w:rPr>
-          <w:bCs/>
-        </w:rPr>
-        <w:t>bs</w:t>
-      </w:r>
-      <w:proofErr w:type="spellEnd"/>
-      <w:r>
-        <w:rPr>
-          <w:bCs/>
-        </w:rPr>
-        <w:t xml:space="preserve"> : 9111</w:t>
-      </w:r>
-    </w:p>
-    <w:p>
-      <w:pPr>
-        <w:ind w:left="360"/>
-        <w:jc w:val="both"/>
-        <w:rPr>
-          <w:bCs/>
-        </w:rPr>
-      </w:pPr>
-      <w:r>
-        <w:rPr>
-          <w:bCs/>
-        </w:rPr>
-        <w:t xml:space="preserve">y : 10062 </w:t>
-      </w:r>
-      <w:proofErr w:type="spellStart"/>
-      <w:r>
-        <w:rPr>
-          <w:bCs/>
-        </w:rPr>
-        <w:t>bs</w:t>
-      </w:r>
-      <w:proofErr w:type="spellEnd"/>
-      <w:r>
-        <w:rPr>
-          <w:bCs/>
-        </w:rPr>
-        <w:t xml:space="preserve"> : 111</w:t>
-      </w:r>
-    </w:p>
-    <w:p>
-      <w:pPr>
-        <w:ind w:left="360"/>
-        <w:jc w:val="both"/>
-        <w:rPr>
-          <w:bCs/>
-          <w:lang w:val="en-US"/>
-        </w:rPr>
-      </w:pPr>
-      <w:r>
-        <w:rPr>
-          <w:bCs/>
-          <w:lang w:val="en-US"/>
-        </w:rPr>
-        <w:t>1996it [01:20, 23.72it/s]y : 11778 bs : 115</w:t>
-      </w:r>
-    </w:p>
-    <w:p>
-      <w:pPr>
-        <w:ind w:left="360"/>
-        <w:jc w:val="both"/>
-        <w:rPr>
-          <w:bCs/>
-          <w:lang w:val="en-US"/>
-        </w:rPr>
-      </w:pPr>
-      <w:r>
-        <w:rPr>
-          <w:bCs/>
-          <w:lang w:val="en-US"/>
-        </w:rPr>
-        <w:t>y : 46070 bs : 511</w:t>
-      </w:r>
-    </w:p>
-    <w:p>
-      <w:pPr>
-        <w:ind w:left="360"/>
-        <w:jc w:val="both"/>
-        <w:rPr>
-          <w:bCs/>
-        </w:rPr>
-      </w:pPr>
-      <w:r>
-        <w:rPr>
-          <w:bCs/>
-        </w:rPr>
-        <w:t xml:space="preserve">y : 36871 </w:t>
-      </w:r>
-      <w:proofErr w:type="spellStart"/>
-      <w:r>
-        <w:rPr>
-          <w:bCs/>
-        </w:rPr>
-        <w:t>bs</w:t>
-      </w:r>
-      <w:proofErr w:type="spellEnd"/>
-      <w:r>
-        <w:rPr>
-          <w:bCs/>
-        </w:rPr>
-        <w:t xml:space="preserve"> : 111</w:t>
-      </w:r>
-    </w:p>
-    <w:p>
-      <w:pPr>
-        <w:ind w:left="360"/>
-        <w:jc w:val="both"/>
-        <w:rPr>
-          <w:bCs/>
-        </w:rPr>
-      </w:pPr>
-      <w:r>
-        <w:rPr>
-          <w:bCs/>
-        </w:rPr>
-        <w:t xml:space="preserve">y : 52494 </w:t>
-      </w:r>
-      <w:proofErr w:type="spellStart"/>
-      <w:r>
-        <w:rPr>
-          <w:bCs/>
-        </w:rPr>
-        <w:t>bs</w:t>
-      </w:r>
-      <w:proofErr w:type="spellEnd"/>
-      <w:r>
-        <w:rPr>
-          <w:bCs/>
-        </w:rPr>
-        <w:t xml:space="preserve"> : 1111</w:t>
-      </w:r>
-    </w:p>
-    <w:p>
-      <w:pPr>
-        <w:ind w:left="360"/>
-        <w:jc w:val="both"/>
-        <w:rPr>
-          <w:bCs/>
-        </w:rPr>
-      </w:pPr>
-      <w:r>
-        <w:rPr>
-          <w:bCs/>
-        </w:rPr>
-        <w:t xml:space="preserve">y : 36417 </w:t>
-      </w:r>
-      <w:proofErr w:type="spellStart"/>
-      <w:r>
-        <w:rPr>
-          <w:bCs/>
-        </w:rPr>
-        <w:t>bs</w:t>
-      </w:r>
-      <w:proofErr w:type="spellEnd"/>
-      <w:r>
-        <w:rPr>
-          <w:bCs/>
-        </w:rPr>
-        <w:t xml:space="preserve"> : 11</w:t>
-      </w:r>
-    </w:p>
-    <w:p>
-      <w:pPr>
-        <w:ind w:left="360"/>
-        <w:jc w:val="both"/>
-        <w:rPr>
-          <w:bCs/>
-        </w:rPr>
-      </w:pPr>
-    </w:p>
-    <w:p>
-      <w:pPr>
-        <w:ind w:left="360"/>
-        <w:jc w:val="both"/>
-        <w:rPr>
           <w:b/>
-          <w:lang w:val="en-US"/>
         </w:rPr>
       </w:pPr>
       <w:r>
         <w:rPr>
           <w:b/>
-          <w:lang w:val="en-US"/>
-        </w:rPr>
-        <w:t xml:space="preserve">Vision Transformer </w:t>
-      </w:r>
+        </w:rPr>
+        <w:t>Vision Transformer architecture (</w:t>
+      </w:r>
+      <w:proofErr w:type="spellStart"/>
       <w:r>
         <w:rPr>
           <w:b/>
-          <w:lang w:val="en-US"/>
-        </w:rPr>
-        <w:t>a</w:t>
-      </w:r>
+        </w:rPr>
+        <w:t>ViT</w:t>
+      </w:r>
+      <w:proofErr w:type="spellEnd"/>
       <w:r>
         <w:rPr>
           <w:b/>
-          <w:lang w:val="en-US"/>
-        </w:rPr>
-        <w:t>rchitecture (</w:t>
-      </w:r>
-      <w:proofErr w:type="spellStart"/>
-      <w:r>
-        <w:rPr>
-          <w:b/>
-          <w:lang w:val="en-US"/>
-        </w:rPr>
-        <w:t>ViT</w:t>
-      </w:r>
-      <w:proofErr w:type="spellEnd"/>
-      <w:r>
-        <w:rPr>
-          <w:b/>
-          <w:lang w:val="en-US"/>
         </w:rPr>
         <w:t>)</w:t>
       </w:r>
@@ -12961,7 +12920,7 @@
           <w:szCs w:val="21"/>
           <w:lang w:val="en-US"/>
         </w:rPr>
-        <w:t>FP 10000</w:t>
+        <w:t>FP 10056</w:t>
       </w:r>
     </w:p>
     <w:p>
@@ -13053,7 +13012,7 @@
           <w:szCs w:val="21"/>
           <w:lang w:val="en-US"/>
         </w:rPr>
-        <w:t>Recognition ended successfully, Character Error Rate =  50.0 %</w:t>
+        <w:t>Recognition ended successfully, Character Error Rate =  50.28 %</w:t>
       </w:r>
     </w:p>
     <w:p>
@@ -13076,7 +13035,7 @@
           <w:szCs w:val="21"/>
           <w:lang w:val="en-US"/>
         </w:rPr>
-        <w:t xml:space="preserve">                              , Character Recognition Rate =  50.0 %</w:t>
+        <w:t xml:space="preserve">                              , Character Recognition Rate =  49.72 %</w:t>
       </w:r>
     </w:p>
     <w:p>
@@ -13153,18 +13112,6 @@
         </w:rPr>
         <w:t>Nombre de paramètres du modèle: 6397454</w:t>
       </w:r>
-    </w:p>
-    <w:p>
-      <w:pPr>
-        <w:shd w:val="clear" w:color="auto" w:fill="FFFFFE"/>
-        <w:spacing w:line="285" w:lineRule="atLeast"/>
-        <w:rPr>
-          <w:rFonts w:ascii="Courier New" w:hAnsi="Courier New" w:cs="Courier New"/>
-          <w:color w:val="000000"/>
-          <w:sz w:val="21"/>
-          <w:szCs w:val="21"/>
-        </w:rPr>
-      </w:pPr>
     </w:p>
     <w:p>
       <w:pPr>
@@ -13516,7 +13463,6 @@
           <w:szCs w:val="21"/>
           <w:lang w:val="pt-BR"/>
         </w:rPr>
-        <w:lastRenderedPageBreak/>
         <w:t xml:space="preserve">Como nós estamos sensíveis à translação, </w:t>
       </w:r>
       <w:r>
@@ -14322,11 +14268,6 @@
         <w:docPartUnique/>
       </w:docPartObj>
     </w:sdtPr>
-    <w:sdtEndPr>
-      <w:rPr>
-        <w:rStyle w:val="Numrodepage"/>
-      </w:rPr>
-    </w:sdtEndPr>
     <w:sdtContent>
       <w:p>
         <w:pPr>
@@ -14379,11 +14320,6 @@
         <w:docPartUnique/>
       </w:docPartObj>
     </w:sdtPr>
-    <w:sdtEndPr>
-      <w:rPr>
-        <w:rStyle w:val="Numrodepage"/>
-      </w:rPr>
-    </w:sdtEndPr>
     <w:sdtContent>
       <w:p>
         <w:pPr>
